--- a/Volume 1/Chapter 06 - RESTful APIs/SPA_Vol1_Ch6_Lesson6_10a_Query_Parameters_EXTENDED.docx
+++ b/Volume 1/Chapter 06 - RESTful APIs/SPA_Vol1_Ch6_Lesson6_10a_Query_Parameters_EXTENDED.docx
@@ -67,10 +67,7 @@
     </w:p>
     <w:p>
       <w:r>
-        <w:t>Serve and send searches with query parameters in Assembly, Rust, and Erlang, exactly as Lesson 6.10 does. On the server, GET /api/v1/contacts?name=... or ?email=... reads the query with the language's own parser, which decodes it, checks it against Lesson 6.10's rules, and finds the matching contacts through the contact store's new find_contact_records, with Chapter 5's search, wildcards matched literally. On the client, each search value is percent-encoded by the language's own query builder, so an &amp;, a %,</w:t>
-      </w:r>
-      <w:r>
-        <w:t xml:space="preserve"> a space, or a letter beyond English arrives exactly as typed. In Solidity, findContacts becomes the search endpoint: a view function that takes the query as one text, exactly as the client encoded it, and decodes and checks it with the same rules.</w:t>
+        <w:t>Serve and send searches with query parameters in Assembly, Rust, and Erlang, exactly as Lesson 6.10 does. On the server, GET /api/v1/contacts?name=... or ?email=... reads the query with the language's own parser, which decodes it, checks it against Lesson 6.10's rules, and finds the matching contacts through the contact store's new find_contact_records, with Chapter 5's search, wildcards matched literally. On the client, each search value is percent-encoded by the language's own query builder, so an &amp;, a %, a space, or a letter beyond English arrives exactly as typed. In Solidity, findContacts becomes the search endpoint: a view function that takes the query as one text, exactly as the client encoded it, and decodes and checks it with the same rules.</w:t>
       </w:r>
     </w:p>
     <w:p>
@@ -98,10 +95,7 @@
     </w:p>
     <w:p>
       <w:r>
-        <w:t>Lesson 6.10 explains why a value that is not encoded breaks a request silently, and why a server that guesses at a misspelled or repeated parameter answers a question nobody asked. This companion shows where the encoder and the decoder live when the language gives you less: libcurl and libmicrohttpd do the work for Assembly, the url crates' form_urlencoded does it for Rust, and Erlang's uri_string does it for Erlang, each with its own small differences that a careful server must know. A contract receives no</w:t>
-      </w:r>
-      <w:r>
-        <w:t xml:space="preserve"> URL at all, so Solidity's search decodes the query itself, which shows plainly what every parser does for you. Read Lesson 6.10 first: this companion uses its values, its output, its Exercise and Challenge, and does not repeat why each was chosen.</w:t>
+        <w:t>Lesson 6.10 explains why a value that is not encoded breaks a request silently, and why a server that guesses at a misspelled or repeated parameter answers a question nobody asked. This companion shows where the encoder and the decoder live when the language gives you less: libcurl and libmicrohttpd do the work for Assembly, the url crates' form_urlencoded does it for Rust, and Erlang's uri_string does it for Erlang, each with its own small differences that a careful server must know. A contract receives no URL at all, so Solidity's search decodes the query itself, which shows plainly what every parser does for you. Read Lesson 6.10 first: this companion uses its values, its output, its Exercise and Challenge, and does not repeat why each was chosen.</w:t>
       </w:r>
     </w:p>
     <w:p>
@@ -129,10 +123,7 @@
     </w:p>
     <w:p>
       <w:r>
-        <w:t>Remember, a query is the part of a URL after the ?: parameters joined with &amp;, each a name, =, and a value. The route is chosen by the path alone, so GET /api/v1/contacts with no query is still the whole collection, and a search that finds nothing is 200 with [] (Lesson 6.10). Encode each value on its own, once: &amp; as %26, % as %25, ë as %C3%AB, a real + as %2B, and a space as + or %20, which every server decodes to a space. search_from_query refuses unknown, repeated, and conflicting names with 400 before an</w:t>
-      </w:r>
-      <w:r>
-        <w:t>y connection opens, and an empty value reaches Chapter 5's validate_term. Remember, encoding protects the URL, escape_wildcards protects LIKE, and the SQL parameter protects the statement (Lesson 6.10).</w:t>
+        <w:t>Remember, a query is the part of a URL after the ?: parameters joined with &amp;, each a name, =, and a value. The route is chosen by the path alone, so GET /api/v1/contacts with no query is still the whole collection, and a search that finds nothing is 200 with [] (Lesson 6.10). Encode each value on its own, once: &amp; as %26, % as %25, ë as %C3%AB, a real + as %2B, and a space as + or %20, which every server decodes to a space. search_from_query refuses unknown, repeated, and conflicting names with 400 before any connection opens, and an empty value reaches Chapter 5's validate_term. Remember, encoding protects the URL, escape_wildcards protects LIKE, and the SQL parameter protects the statement (Lesson 6.10).</w:t>
       </w:r>
     </w:p>
     <w:p>
@@ -158,10 +149,7 @@
         <w:keepNext/>
       </w:pPr>
       <w:r>
-        <w:t>Remember, your Chapter 5 search_contacts runs exactly the right search but prints every match, and the Production-Minded server's screen is its request log. So the contact store gains find_contact_records, which takes search_contacts's steps, trim, choose name or email, validate_term, escape_wildcards, and the LIKE with the pattern as a parameter, and returns the contacts instead of printing them. It goes in a file of its own, contact_find, beside Lesson 6.5a's contact store, Lesson 6.6a's contact_create, L</w:t>
-      </w:r>
-      <w:r>
-        <w:t xml:space="preserve">esson 6.7a's contact_replace, Lesson 6.8a's contact_patch, and Lesson 6.9a's contact_delete, which are copied unchanged. Chapter 5 kept its two search statements, validate_term, and escape_wildcards private, so contact_find keeps its own copies, as </w:t>
+        <w:t xml:space="preserve">Remember, your Chapter 5 search_contacts runs exactly the right search but prints every match, and the Production-Minded server's screen is its request log. So the contact store gains find_contact_records, which takes search_contacts's steps, trim, choose name or email, validate_term, escape_wildcards, and the LIKE with the pattern as a parameter, and returns the contacts instead of printing them. It goes in a file of its own, contact_find, beside Lesson 6.5a's contact store, Lesson 6.6a's contact_create, Lesson 6.7a's contact_replace, Lesson 6.8a's contact_patch, and Lesson 6.9a's contact_delete, which are copied unchanged. Chapter 5 kept its two search statements, validate_term, and escape_wildcards private, so contact_find keeps its own copies, as </w:t>
       </w:r>
       <w:r>
         <w:lastRenderedPageBreak/>
@@ -242,10 +230,7 @@
     </w:p>
     <w:p>
       <w:r>
-        <w:t>The server gains search_from_query and handle_find_contacts, in Lesson 6.5a's six-step handler shape, with search_from_query as step 2. The collection's route lists every contact, with Lesson 6.5a's handle_list_contacts, when the request has no query, and searches when it has one. The client gains search_path, which builds the collection's path with a one-parameter query, and fetch_path, which prints GET and the path, sends it with Lesson 6.4a's send_request, and prints the answer; Lesson 6.9a's print_no_co</w:t>
-      </w:r>
-      <w:r>
-        <w:t>ntent is left out, because every answer here has a body.</w:t>
+        <w:t>The server gains search_from_query and handle_find_contacts, in Lesson 6.5a's six-step handler shape, with search_from_query as step 2. The collection's route lists every contact, with Lesson 6.5a's handle_list_contacts, when the request has no query, and searches when it has one. The client gains search_path, which builds the collection's path with a one-parameter query, and fetch_path, which prints GET and the path, sends it with Lesson 6.4a's send_request, and prints the answer; Lesson 6.9a's print_no_content is left out, because every answer here has a body.</w:t>
       </w:r>
     </w:p>
     <w:p>
@@ -408,10 +393,7 @@
     </w:p>
     <w:p>
       <w:r>
-        <w:t>Lesson 6.10's rule refuses a name given twice. Every parser here hands over every parameter, in the order the client sent them, an exact repeat such as name=ada&amp;name=ada included, so the rule counts what the client really sent. Not every parser does: Lesson 6.10's C++ server reads cpp-httplib's parameters, which drop a pair that exactly repeats an earlier one. This companion's curl Check adds that query after Lesson 6.10's repeated name, and every server here answers it with 400 name or email may appear onl</w:t>
-      </w:r>
-      <w:r>
-        <w:t>y once. It adds two more before the broken escapes. name=ada&amp; ends with an empty piece, which every parser here skips, so it finds Ada Lovelace. name=C%2B%2B is a real + written as %2B: it decodes to C++, which matches no contact, so the answer is 200 with []. Typed as C++, each + would arrive as a space.</w:t>
+        <w:t>Lesson 6.10's rule refuses a name given twice. Every parser here hands over every parameter, in the order the client sent them, an exact repeat such as name=ada&amp;name=ada included, so the rule counts what the client really sent. Not every parser does: Lesson 6.10's C++ server reads cpp-httplib's parameters, which drop a pair that exactly repeats an earlier one. This companion's curl Check adds that query after Lesson 6.10's repeated name, and every server here answers it with 400 name or email may appear only once. It adds two more before the broken escapes. name=ada&amp; ends with an empty piece, which every parser here skips, so it finds Ada Lovelace. name=C%2B%2B is a real + written as %2B: it decodes to C++, which matches no contact, so the answer is 200 with []. Typed as C++, each + would arrive as a space.</w:t>
       </w:r>
     </w:p>
     <w:p>
@@ -465,10 +447,7 @@
     </w:p>
     <w:p>
       <w:r>
-        <w:t>An escape that decodes to a byte that is not UTF-8 text, such as %FF or %C3 alone, is not broken by the % rule, so httpd lets it through, and each parser treats it its own way. libmicrohttpd passes the byte to the search, and form_urlencoded decodes lossily, putting the replacement character U+FFFD in its place; neither matches a contact, so Assembly and Rust answer 200 with [], as Lesson 6.10's C server does; Erlang's dissect_query refuses it, as above. %00, the 0 byte, differs too: Rust and Erlang keep it</w:t>
-      </w:r>
-      <w:r>
-        <w:t xml:space="preserve"> inside the value and answer 200 with [], but in Assembly a 0 byte ends a text, so count_parameter refuses it with 400 query has a broken % escape rather than search for only the part before it.</w:t>
+        <w:t>An escape that decodes to a byte that is not UTF-8 text, such as %FF or %C3 alone, is not broken by the % rule, so httpd lets it through, and each parser treats it its own way. libmicrohttpd passes the byte to the search, and form_urlencoded decodes lossily, putting the replacement character U+FFFD in its place; neither matches a contact, so Assembly and Rust answer 200 with [], as Lesson 6.10's C server does; Erlang's dissect_query refuses it, as above. %00, the 0 byte, differs too: Rust and Erlang keep it inside the value and answer 200 with [], but in Assembly a 0 byte ends a text, so count_parameter refuses it with 400 query has a broken % escape rather than search for only the part before it.</w:t>
       </w:r>
     </w:p>
     <w:p>
@@ -514,10 +493,7 @@
         <w:pStyle w:val="ListBullet"/>
       </w:pPr>
       <w:r>
-        <w:t xml:space="preserve">A contract receives no URL. findContacts(query) is the search endpoint, a view function, sent as a call with cast call. Its one argument is the query text exactly as the client encoded it, such as name=R%26D, so the contract does what each server's parser does: the new ContactSearch library's parseQuery splits it at each &amp; and at the first =, and decodes every %XX and +. Then findContacts applies Lesson 6.10's rules, Chapter 5's checks on the term, and the search. A refusal reverts with the error body, the </w:t>
-      </w:r>
-      <w:r>
-        <w:t>400.</w:t>
+        <w:t>A contract receives no URL. findContacts(query) is the search endpoint, a view function, sent as a call with cast call. Its one argument is the query text exactly as the client encoded it, such as name=R%26D, so the contract does what each server's parser does: the new ContactSearch library's parseQuery splits it at each &amp; and at the first =, and decodes every %XX and +. Then findContacts applies Lesson 6.10's rules, Chapter 5's checks on the term, and the search. A refusal reverts with the error body, the 400.</w:t>
       </w:r>
     </w:p>
     <w:p>
@@ -701,10 +677,7 @@
         <w:pStyle w:val="ListBullet"/>
       </w:pPr>
       <w:r>
-        <w:t>The servers are Lesson 6.9a's, with the health route, the GET, POST, PUT, PATCH, and DELETE handlers, the contact store and its four earlier files, send_json, send_failure, and http_status_for unchanged. GET /api/v1/contacts with a query answers 200 with a JSON array of the contacts whose name or email contains the decoded value, in name order, [] for no match, 400 invalid_input for a query the rules refuse, and 500 database_failure with Lesson 5.9's words when the database fails; with no query, it lists ev</w:t>
-      </w:r>
-      <w:r>
-        <w:t>ery contact.</w:t>
+        <w:t>The servers are Lesson 6.9a's, with the health route, the GET, POST, PUT, PATCH, and DELETE handlers, the contact store and its four earlier files, send_json, send_failure, and http_status_for unchanged. GET /api/v1/contacts with a query answers 200 with a JSON array of the contacts whose name or email contains the decoded value, in name order, [] for no match, 400 invalid_input for a query the rules refuse, and 500 database_failure with Lesson 5.9's words when the database fails; with no query, it lists every contact.</w:t>
       </w:r>
     </w:p>
     <w:p>
@@ -957,13 +930,7 @@
     </w:p>
     <w:p>
       <w:r>
-        <w:t xml:space="preserve">The files step 1 copies from lesson-6.9-extended are not printed in this lesson, so they are not in the layout: certs, .gitignore, your Chapter 5 contacts module (assembly/windows/contacts.asm and contacts.inc, rust/src/contacts.rs, erlang/contacts.erl and contacts.hrl), Lesson 6.5a's contact store (contact_store.asm, .rs, and .erl), Lesson 6.6a's contact_create, Lesson 6.7a's contact_replace, Lesson 6.8a's contact_patch (with contact_patch.inc and contact_patch.hrl), and Lesson 6.9a's contact_delete (each </w:t>
-      </w:r>
-      <w:r>
-        <w:t>in .asm, .rs, and .erl), cJSON (assembly/cJSON.c and cJSON.h), libmysql's three DLLs, mysql-otp (vendor/mysql), ContactRules (solidity/script/ContactRules.sol), and the two deploy scripts (solidity/script/DeployBasicContactApi.s.sol and DeployContactApi.s.sol). Step 2 copies rust/Cargo.lock and solidity/foundry.toml from it too. The reset file and curl-check.txt are Lesson 6.10's, printed in step 3, curl-check.txt with one more query. The servers and clients are Lesson 6.9a's with the parts this lesson adds</w:t>
-      </w:r>
-      <w:r>
-        <w:t xml:space="preserve"> and drops; type them whole, or change copies of your Lesson 6.9a files.</w:t>
+        <w:t>The files step 1 copies from lesson-6.9-extended are not printed in this lesson, so they are not in the layout: certs, .gitignore, your Chapter 5 contacts module (assembly/windows/contacts.asm and contacts.inc, rust/src/contacts.rs, erlang/contacts.erl and contacts.hrl), Lesson 6.5a's contact store (contact_store.asm, .rs, and .erl), Lesson 6.6a's contact_create, Lesson 6.7a's contact_replace, Lesson 6.8a's contact_patch (with contact_patch.inc and contact_patch.hrl), and Lesson 6.9a's contact_delete (each in .asm, .rs, and .erl), cJSON (assembly/cJSON.c and cJSON.h), libmysql's three DLLs, mysql-otp (vendor/mysql), ContactRules (solidity/script/ContactRules.sol), and the two deploy scripts (solidity/script/DeployBasicContactApi.s.sol and DeployContactApi.s.sol). Step 2 copies rust/Cargo.lock and solidity/foundry.toml from it too. The reset file and curl-check.txt are Lesson 6.10's, printed in step 3, curl-check.txt with one more query. The servers and clients are Lesson 6.9a's with the parts this lesson adds and drops; type them whole, or change copies of your Lesson 6.9a files.</w:t>
       </w:r>
     </w:p>
     <w:p>
@@ -1820,10 +1787,7 @@
         <w:keepNext/>
       </w:pPr>
       <w:r>
-        <w:t>Remember, verify checks that the server certificate is signed by the course CA (Lesson 6.0). 9 of the module's lines name spa_contacts, 3 in each file. Each contact store file names Lesson 6.5a: once, in its first comment, each contact_create file Lesson 6.6a:, each contact_replace file Lesson 6.7a:, each of the five contact_patch files Lesson 6.8a:, and each contact_delete file Lesson 6.9a:, so they are the earlier lessons' files. The cJSON hashes are Lesson 3.15a's, the next lines are libmysql's three DLL</w:t>
-      </w:r>
-      <w:r>
-        <w:t>s, and Test-Path prints True for each file that is there, one line per path: mysql-otp, ContactRules, and the two deploy scripts.</w:t>
+        <w:t>Remember, verify checks that the server certificate is signed by the course CA (Lesson 6.0). 9 of the module's lines name spa_contacts, 3 in each file. Each contact store file names Lesson 6.5a: once, in its first comment, each contact_create file Lesson 6.6a:, each contact_replace file Lesson 6.7a:, each of the five contact_patch files Lesson 6.8a:, and each contact_delete file Lesson 6.9a:, so they are the earlier lessons' files. The cJSON hashes are Lesson 3.15a's, the next lines are libmysql's three DLLs, and Test-Path prints True for each file that is there, one line per path: mysql-otp, ContactRules, and the two deploy scripts.</w:t>
       </w:r>
     </w:p>
     <w:p>
@@ -1994,10 +1958,7 @@
     </w:p>
     <w:p>
       <w:r>
-        <w:t>Remember, each library goes into the lesson folder only, at the version its project file or command pins. Cargo.toml pins Lesson 6.9a's crates at the same versions and adds form_urlencoded 1.2.2, which Lesson 6.9a's Cargo.lock already holds, because the mysql crate uses it. So copy that lock and let cargo fetch read it: it keeps every version and only writes this project's new name, query_parameters, and its one new dependency into it. foundry.toml is Lesson 6.9a's too, and forge installs forge-std inside t</w:t>
-      </w:r>
-      <w:r>
-        <w:t>he lesson folder again. Each file is copied just before the command that reads it. Erlang's inets, ssl, uri_string, and json come with Erlang/OTP.</w:t>
+        <w:t>Remember, each library goes into the lesson folder only, at the version its project file or command pins. Cargo.toml pins Lesson 6.9a's crates at the same versions and adds form_urlencoded 1.2.2, which Lesson 6.9a's Cargo.lock already holds, because the mysql crate uses it. So copy that lock and let cargo fetch read it: it keeps every version and only writes this project's new name, query_parameters, and its one new dependency into it. foundry.toml is Lesson 6.9a's too, and forge installs forge-std inside the lesson folder again. Each file is copied just before the command that reads it. Erlang's inets, ssl, uri_string, and json come with Erlang/OTP.</w:t>
       </w:r>
     </w:p>
     <w:p>
@@ -2903,10 +2864,7 @@
     </w:p>
     <w:p>
       <w:r>
-        <w:t xml:space="preserve">Every Production-Minded section in Assembly, Rust, and Erlang ends with the same curl Check, so its queries live in one file, which curl.exe reads with -K. Remember, each line is one option, named as on the command line without its dashes, and each url line is one more request with the same options (Lesson 6.10). The file is Lesson 6.10's, with one more query after the repeated name: name=ada&amp;name=ada, the same name with the same value twice (Concept). Each query is typed exactly as curl.exe sends it, with </w:t>
-      </w:r>
-      <w:r>
-        <w:t>no builder. Save the file in the lesson-6.10-extended folder.</w:t>
+        <w:t>Every Production-Minded section in Assembly, Rust, and Erlang ends with the same curl Check, so its queries live in one file, which curl.exe reads with -K. Remember, each line is one option, named as on the command line without its dashes, and each url line is one more request with the same options (Lesson 6.10). The file is Lesson 6.10's, with one more query after the repeated name: name=ada&amp;name=ada, the same name with the same value twice (Concept). Each query is typed exactly as curl.exe sends it, with no builder. Save the file in the lesson-6.10-extended folder.</w:t>
       </w:r>
     </w:p>
     <w:p>
@@ -3311,10 +3269,7 @@
     </w:p>
     <w:p>
       <w:r>
-        <w:t>Both servers search through the contact store's new file, so it comes first. find_contact_records is Chapter 5's search_contacts with the printing taken out: it copies and trims the field and the term, choosing the statement and checking the term, then runs the prepared statement. A prepared statement hands back one row at a time, into the bound record, so each row becomes its JSON text with Lesson 6.5a's contact_to_json, and cJSON_CreateRaw makes an array item that cJSON prints exactly as given. The array'</w:t>
-      </w:r>
-      <w:r>
-        <w:t>s text goes to the caller, which gives it back with cJSON_free. Read it as Chapter 5's search_contacts and show_matches, with every printf replaced by a step that keeps the row.</w:t>
+        <w:t>Both servers search through the contact store's new file, so it comes first. find_contact_records is Chapter 5's search_contacts with the printing taken out: it copies and trims the field and the term, choosing the statement and checking the term, then runs the prepared statement. A prepared statement hands back one row at a time, into the bound record, so each row becomes its JSON text with Lesson 6.5a's contact_to_json, and cJSON_CreateRaw makes an array item that cJSON prints exactly as given. The array's text goes to the caller, which gives it back with cJSON_free. Read it as Chapter 5's search_contacts and show_matches, with every printf replaced by a step that keeps the row.</w:t>
       </w:r>
     </w:p>
     <w:p>
@@ -6992,10 +6947,7 @@
     </w:p>
     <w:p>
       <w:r>
-        <w:t>Then the most direct versions. The Basic server answers one route itself: answer_request accepts only GET /api/v1/contacts, reads name, or else email, with MHD_lookup_connection_value, opens one connection, and calls answer_search, which calls find_contact_records. With neither name nor email, it passes "" as the field, which the store refuses with Chapter 5's words. The Basic client: search encodes the value with curl_easy_escape, joins the path with snprintf, and prints and sends it; main calls it four ti</w:t>
-      </w:r>
-      <w:r>
-        <w:t>mes on one handle. The new steps are commented in full, and the ones from earlier lessons have short reminders.</w:t>
+        <w:t>Then the most direct versions. The Basic server answers one route itself: answer_request accepts only GET /api/v1/contacts, reads name, or else email, with MHD_lookup_connection_value, opens one connection, and calls answer_search, which calls find_contact_records. With neither name nor email, it passes "" as the field, which the store refuses with Chapter 5's words. The Basic client: search encodes the value with curl_easy_escape, joins the path with snprintf, and prints and sends it; main calls it four times on one handle. The new steps are commented in full, and the ones from earlier lessons have short reminders.</w:t>
       </w:r>
     </w:p>
     <w:p>
@@ -33442,10 +33394,7 @@
         <w:pStyle w:val="ListBullet"/>
       </w:pPr>
       <w:r>
-        <w:t>MHD_get_connection_values_n(connection, MHD_GET_ARGUMENT_KIND, count_parameter, search_query) calls count_parameter with the SearchQuery record as its first value, rcx, once per parameter: libmicrohttpd's code calls yours, so count_parameter follows the same calling rules as every function, and returns MHD_YES in eax to ask for the next one. Its six values are the record, the kind, the name and its size in bytes, and the value and its size, so the last two come on the stack. The route table's call, MHD_get_</w:t>
-      </w:r>
-      <w:r>
-        <w:t>connection_values with 0 as the function, only counts the parameters.</w:t>
+        <w:t>MHD_get_connection_values_n(connection, MHD_GET_ARGUMENT_KIND, count_parameter, search_query) calls count_parameter with the SearchQuery record as its first value, rcx, once per parameter: libmicrohttpd's code calls yours, so count_parameter follows the same calling rules as every function, and returns MHD_YES in eax to ask for the next one. Its six values are the record, the kind, the name and its size in bytes, and the value and its size, so the last two come on the stack. The route table's call, MHD_get_connection_values with 0 as the function, only counts the parameters.</w:t>
       </w:r>
     </w:p>
     <w:p>
@@ -33453,10 +33402,7 @@
         <w:pStyle w:val="ListBullet"/>
       </w:pPr>
       <w:r>
-        <w:t>%00 decodes to the 0 byte, which ends a text for strcmp, strlen, and the store, so name=ada%00x would search for ada alone and find Ada Lovelace. count_parameter compares each text's strlen with the size libmicrohttpd gives; when the strlen is less, the text holds a 0 byte, and search_from_query refuses the query with 400 query has a broken % escape, where Rust and Erlang search the whole value and answer 200 with []. A text with a broken escape, such as %zz, comes with the size 0, so its longer strlen is n</w:t>
-      </w:r>
-      <w:r>
-        <w:t>ot a 0 byte, and it is kept as written.</w:t>
+        <w:t>%00 decodes to the 0 byte, which ends a text for strcmp, strlen, and the store, so name=ada%00x would search for ada alone and find Ada Lovelace. count_parameter compares each text's strlen with the size libmicrohttpd gives; when the strlen is less, the text holds a 0 byte, and search_from_query refuses the query with 400 query has a broken % escape, where Rust and Erlang search the whole value and answer 200 with []. A text with a broken escape, such as %zz, comes with the size 0, so its longer strlen is not a 0 byte, and it is kept as written.</w:t>
       </w:r>
     </w:p>
     <w:p>
@@ -33597,10 +33543,7 @@
     </w:p>
     <w:p>
       <w:r>
-        <w:t>Both servers search through the contact store's new file, so it comes first, after lib.rs. find_contact_records is Chapter 5's search_contacts with the printing taken out: exec reads the matching rows into a Vec, and each row becomes a Contact. Then the most direct versions. The Basic server's answer runs answer_from_database with tokio::task::spawn_blocking; answer_from_database accepts only GET /api/v1/contacts, reads the first name, or else the first email, with form_urlencoded::parse, and find opens one</w:t>
-      </w:r>
-      <w:r>
-        <w:t xml:space="preserve"> connection and calls find_contact_records. The Basic client: search_path builds each query with form_urlencoded::Serializer, and send_and_print prints, sends, and prints the answer. The new steps are commented in full, and the ones from earlier lessons have short reminders.</w:t>
+        <w:t>Both servers search through the contact store's new file, so it comes first, after lib.rs. find_contact_records is Chapter 5's search_contacts with the printing taken out: exec reads the matching rows into a Vec, and each row becomes a Contact. Then the most direct versions. The Basic server's answer runs answer_from_database with tokio::task::spawn_blocking; answer_from_database accepts only GET /api/v1/contacts, reads the first name, or else the first email, with form_urlencoded::parse, and find opens one connection and calls find_contact_records. The Basic client: search_path builds each query with form_urlencoded::Serializer, and send_and_print prints, sends, and prints the answer. The new steps are commented in full, and the ones from earlier lessons have short reminders.</w:t>
       </w:r>
     </w:p>
     <w:p>
@@ -44925,10 +44868,7 @@
     </w:p>
     <w:p>
       <w:r>
-        <w:t>Both servers search through the contact store's new module, so it comes first. find_contact_records is Chapter 5's search_contacts with the printing taken out: mysql:query returns the matching rows, and lists:map makes each row a contact record. Then the most direct versions. The Basic server's do/1 answers only GET /api/v1/contacts: it splits the target at its first ?, decodes the query with uri_string:dissect_query, takes the first name, or else the first email, with proplists:get_value, and find opens on</w:t>
-      </w:r>
-      <w:r>
-        <w:t>e connection and calls find_contact_records. Every answer has a body, so Lesson 6.9a's customize setting is not needed. The Basic client's search_path builds each query with uri_string:compose_query, and send_and_print prints, sends, and prints the answer. The new steps are commented in full, and the ones from earlier lessons have short reminders.</w:t>
+        <w:t>Both servers search through the contact store's new module, so it comes first. find_contact_records is Chapter 5's search_contacts with the printing taken out: mysql:query returns the matching rows, and lists:map makes each row a contact record. Then the most direct versions. The Basic server's do/1 answers only GET /api/v1/contacts: it splits the target at its first ?, decodes the query with uri_string:dissect_query, takes the first name, or else the first email, with proplists:get_value, and find opens one connection and calls find_contact_records. Every answer has a body, so Lesson 6.9a's customize setting is not needed. The Basic client's search_path builds each query with uri_string:compose_query, and send_and_print prints, sends, and prints the answer. The new steps are commented in full, and the ones from earlier lessons have short reminders.</w:t>
       </w:r>
     </w:p>
     <w:p>
@@ -47444,10 +47384,7 @@
     </w:p>
     <w:p>
       <w:r>
-        <w:t>The Production-Minded server is Lesson 6.9a's, with every function unchanged, plus query_text, search_from_query, search_from_parameters, parameter_text, and handle_find_contacts in the frozen handler shape; route_request's collection route calls handle_list_contacts when the query is "" and handle_find_contacts when it is not. The client keeps Lesson 6.4a's functions unchanged, adds search_path and fetch_path, and leaves out Lesson 6.9a's print_no_content. Read the server's new functions, then the client's</w:t>
-      </w:r>
-      <w:r>
-        <w:t>.</w:t>
+        <w:t>The Production-Minded server is Lesson 6.9a's, with every function unchanged, plus query_text, search_from_query, search_from_parameters, parameter_text, and handle_find_contacts in the frozen handler shape; route_request's collection route calls handle_list_contacts when the query is "" and handle_find_contacts when it is not. The client keeps Lesson 6.4a's functions unchanged, adds search_path and fetch_path, and leaves out Lesson 6.9a's print_no_content. Read the server's new functions, then the client's.</w:t>
       </w:r>
     </w:p>
     <w:p>
@@ -53325,10 +53262,7 @@
     </w:p>
     <w:p>
       <w:r>
-        <w:t xml:space="preserve">Solidity's section maps Lesson 6.10 onto the honest counterpart that Concept describes: anvil is the server process, findContacts is the search endpoint, a view function sent as a call with cast call, and its one argument is the query text, as the client encoded it. Remember, cast send sends a transaction from anvil's first test account, --json prints its receipt, and ConvertFrom-Json reads it; cast to-dec writes the ContactCreated event's second topic, the new id, as a number (Lesson 6.6a); cast call runs </w:t>
-      </w:r>
-      <w:r>
-        <w:t>a function on the node and stores nothing, the (string) after a signature asks cast to print what the function returns, and ConvertFrom-Json turns the quoted text it prints into the JSON itself (Lesson 6.5a); an empty text is written '""' in Windows PowerShell 5.1 (Lesson 6.6a). Every Solidity block runs in the lesson-6.10-extended folder.</w:t>
+        <w:t>Solidity's section maps Lesson 6.10 onto the honest counterpart that Concept describes: anvil is the server process, findContacts is the search endpoint, a view function sent as a call with cast call, and its one argument is the query text, as the client encoded it. Remember, cast send sends a transaction from anvil's first test account, --json prints its receipt, and ConvertFrom-Json reads it; cast to-dec writes the ContactCreated event's second topic, the new id, as a number (Lesson 6.6a); cast call runs a function on the node and stores nothing, the (string) after a signature asks cast to print what the function returns, and ConvertFrom-Json turns the quoted text it prints into the JSON itself (Lesson 6.5a); an empty text is written '""' in Windows PowerShell 5.1 (Lesson 6.6a). Every Solidity block runs in the lesson-6.10-extended folder.</w:t>
       </w:r>
     </w:p>
     <w:p>
@@ -53351,10 +53285,7 @@
     </w:p>
     <w:p>
       <w:r>
-        <w:t>Both contracts decode the query with the new library ContactSearch, so it comes first: parseQuery splits and decodes a query, trimSpaces and termProblem are Chapter 5's trim and validate_term, and containsIgnoringCase is the search's matching. Then the most direct version: BasicContactApi, Lesson 6.6a's contract, plus findContacts, which searches by the first name the query has, or else the first email, and sorts the matches by name with Lesson 4.10a's swap loop. DeployBasicContactApi, copied from Lesson 6.</w:t>
-      </w:r>
-      <w:r>
-        <w:t>9a, puts it on the chain and stores the three known contacts. Every step is commented, so read the comments as you type them.</w:t>
+        <w:t>Both contracts decode the query with the new library ContactSearch, so it comes first: parseQuery splits and decodes a query, trimSpaces and termProblem are Chapter 5's trim and validate_term, and containsIgnoringCase is the search's matching. Then the most direct version: BasicContactApi, Lesson 6.6a's contract, plus findContacts, which searches by the first name the query has, or else the first email, and sorts the matches by name with Lesson 4.10a's swap loop. DeployBasicContactApi, copied from Lesson 6.9a, puts it on the chain and stores the three known contacts. Every step is commented, so read the comments as you type them.</w:t>
       </w:r>
     </w:p>
     <w:p>
@@ -57253,10 +57184,7 @@
         <w:keepNext/>
       </w:pPr>
       <w:r>
-        <w:t>Still in Terminal 2, add the two contacts to search for, then search four times. The first two commands are the Data Reset's counterpart: each prints its receipt's status and the new id, 4 and then 5; R&amp;D Lab's phone is '""', no phone. Each search builds its query with [Uri]::EscapeDataString, which percent-encodes every character that is not a letter, a digit, or - . _ ~, as UTF-8: $query = keeps the query, the next line prints it after Query:, and cast call sends it to findContacts. Run it once per deploy</w:t>
-      </w:r>
-      <w:r>
-        <w:t xml:space="preserve"> (Concept).</w:t>
+        <w:t>Still in Terminal 2, add the two contacts to search for, then search four times. The first two commands are the Data Reset's counterpart: each prints its receipt's status and the new id, 4 and then 5; R&amp;D Lab's phone is '""', no phone. Each search builds its query with [Uri]::EscapeDataString, which percent-encodes every character that is not a letter, a digit, or - . _ ~, as UTF-8: $query = keeps the query, the next line prints it after Query:, and cast call sends it to findContacts. Run it once per deploy (Concept).</w:t>
       </w:r>
     </w:p>
     <w:p>
@@ -57956,10 +57884,7 @@
     </w:p>
     <w:p>
       <w:r>
-        <w:t xml:space="preserve">The Production-Minded contract is Lesson 6.9a's ContactApi, with addContact, replaceContact, patchContact, deleteContact, getContact, getContacts, health, and the fallback unchanged, plus findContacts, the search endpoint, which applies Lesson 6.10's rules with SEARCH_JSON and REPEAT_JSON, and isMatch. getContacts' sort and JSON loops move, unchanged, into sortedArrayJson, so getContacts and findContacts share them. DeployContactApi, copied from Lesson 6.9a, stores the three contacts. The Client Run is the </w:t>
-      </w:r>
-      <w:r>
-        <w:t>Basic one, and the Call Check sends the curl Check's thirteen queries, typed exactly as curl.exe sends them.</w:t>
+        <w:t>The Production-Minded contract is Lesson 6.9a's ContactApi, with addContact, replaceContact, patchContact, deleteContact, getContact, getContacts, health, and the fallback unchanged, plus findContacts, the search endpoint, which applies Lesson 6.10's rules with SEARCH_JSON and REPEAT_JSON, and isMatch. getContacts' sort and JSON loops move, unchanged, into sortedArrayJson, so getContacts and findContacts share them. DeployContactApi, copied from Lesson 6.9a, stores the three contacts. The Client Run is the Basic one, and the Call Check sends the curl Check's thirteen queries, typed exactly as curl.exe sends them.</w:t>
       </w:r>
     </w:p>
     <w:p>
@@ -64518,10 +64443,7 @@
     </w:p>
     <w:p>
       <w:r>
-        <w:t>The Contact Manager REST API's EXTENDED companion answers Search contacts with exactly this route: GET /api/v1/contacts?name=... or ?email=..., handle_find_contacts in the frozen six-step shape, search_from_query's rules counting every pair the client sent, and find_contact_records in contact_find beside Lesson 6.5a's contact store and the four files after it; with no query, the same route lists every contact. Lesson 6.18a adds page and per_page to this route. The GitHub API Explorer's EXTENDED companion bu</w:t>
-      </w:r>
-      <w:r>
-        <w:t>ilds its queries, such as per_page=3, with the same builders. In Solidity, ContactApi's findContacts and the ContactSearch library carry on, and sortedArrayJson serves every listing.</w:t>
+        <w:t>The Contact Manager REST API's EXTENDED companion answers Search contacts with exactly this route: GET /api/v1/contacts?name=... or ?email=..., handle_find_contacts in the frozen six-step shape, search_from_query's rules counting every pair the client sent, and find_contact_records in contact_find beside Lesson 6.5a's contact store and the four files after it; with no query, the same route lists every contact. Lesson 6.18a adds page and per_page to this route. The GitHub API Explorer's EXTENDED companion builds its queries, such as per_page=3, with the same builders. In Solidity, ContactApi's findContacts and the ContactSearch library carry on, and sortedArrayJson serves every listing.</w:t>
       </w:r>
     </w:p>
     <w:p>
@@ -64596,10 +64518,7 @@
     </w:p>
     <w:p>
       <w:r>
-        <w:t>Before you run it, predict the GET line: does your builder write the space as + or as %20 (Concept)? Rebuild the client, start the Production-Minded server, and run the client. The output must match the Required Exercise Output below, with your language's form of the space, the exit code must be 0, and Terminal 1 must show the same path with -&gt; 200. Solidity prints Query: name=Grace%20Hopper and {"id":2,"name":"Grace Hopper","email":"grace@example.com","phone":null} in brackets after its Client Run lines: r</w:t>
-      </w:r>
-      <w:r>
-        <w:t>estart anvil and deploy again first.</w:t>
+        <w:t>Before you run it, predict the GET line: does your builder write the space as + or as %20 (Concept)? Rebuild the client, start the Production-Minded server, and run the client. The output must match the Required Exercise Output below, with your language's form of the space, the exit code must be 0, and Terminal 1 must show the same path with -&gt; 200. Solidity prints Query: name=Grace%20Hopper and {"id":2,"name":"Grace Hopper","email":"grace@example.com","phone":null} in brackets after its Client Run lines: restart anvil and deploy again first.</w:t>
       </w:r>
     </w:p>
     <w:p>
@@ -64746,10 +64665,7 @@
         <w:pStyle w:val="ListBullet"/>
       </w:pPr>
       <w:r>
-        <w:t>In the Production-Minded client, at the end of main, send one more request with fetch_path: the collection's path plus ?name=zoe&amp;source=newsletter, typed as it is, because every character in it is safe in a query. Assembly: a text newsletter_path, API_PREFIX followed by /contacts?name=zoe&amp;source=newsletter, and a fetch_path call with its check. Rust: let newsletter_path = format!("{}/contacts?name=zoe&amp;source=newsletter", API_PREFIX); then fetch_path with its check. Erlang: one more andalso fetch_path(Client</w:t>
-      </w:r>
-      <w:r>
-        <w:t>, ?API_PREFIX ++ "/contacts?name=zoe&amp;source=newsletter"). Solidity: at the end of the Client Run, $query = "name=zoe&amp;source=newsletter", the Query: line, and the cast call lines; on Linux or macOS, query='name=zoe&amp;source=newsletter'.</w:t>
+        <w:t>In the Production-Minded client, at the end of main, send one more request with fetch_path: the collection's path plus ?name=zoe&amp;source=newsletter, typed as it is, because every character in it is safe in a query. Assembly: a text newsletter_path, API_PREFIX followed by /contacts?name=zoe&amp;source=newsletter, and a fetch_path call with its check. Rust: let newsletter_path = format!("{}/contacts?name=zoe&amp;source=newsletter", API_PREFIX); then fetch_path with its check. Erlang: one more andalso fetch_path(Client, ?API_PREFIX ++ "/contacts?name=zoe&amp;source=newsletter"). Solidity: at the end of the Client Run, $query = "name=zoe&amp;source=newsletter", the Query: line, and the cast call lines; on Linux or macOS, query='name=zoe&amp;source=newsletter'.</w:t>
       </w:r>
     </w:p>
     <w:p>
@@ -65034,10 +64950,7 @@
     </w:p>
     <w:p>
       <w:r>
-        <w:t>A query narrows a collection with name=value parameters after the ?, and every value is encoded on its own by the language's builder and decoded by the server's parser before the handler sees it: curl_easy_escape and libmicrohttpd in Assembly, form_urlencoded in Rust, uri_string in Erlang. search_from_query counts every pair the client sent, so a repeated name is refused even when it repeats exactly, and find_contact_records searches with Chapter 5's LIKE parameter and escape_wildcards, in contact_find besi</w:t>
-      </w:r>
-      <w:r>
-        <w:t>de the earlier store files. Erlang's httpd refuses a broken escape itself, before your code runs. In Solidity, the query is findContacts' one argument, decoded and checked by the contract with the same rules, and matched byte by byte, without a collation. Lesson 6.11a turns to the path: reading and checking the {id} that names one contact.</w:t>
+        <w:t>A query narrows a collection with name=value parameters after the ?, and every value is encoded on its own by the language's builder and decoded by the server's parser before the handler sees it: curl_easy_escape and libmicrohttpd in Assembly, form_urlencoded in Rust, uri_string in Erlang. search_from_query counts every pair the client sent, so a repeated name is refused even when it repeats exactly, and find_contact_records searches with Chapter 5's LIKE parameter and escape_wildcards, in contact_find beside the earlier store files. Erlang's httpd refuses a broken escape itself, before your code runs. In Solidity, the query is findContacts' one argument, decoded and checked by the contract with the same rules, and matched byte by byte, without a collation. Lesson 6.11a turns to the path: reading and checking the {id} that names one contact.</w:t>
       </w:r>
     </w:p>
     <w:sectPr>

--- a/Volume 1/Chapter 06 - RESTful APIs/SPA_Vol1_Ch6_Lesson6_10a_Query_Parameters_EXTENDED.docx
+++ b/Volume 1/Chapter 06 - RESTful APIs/SPA_Vol1_Ch6_Lesson6_10a_Query_Parameters_EXTENDED.docx
@@ -67,7 +67,10 @@
     </w:p>
     <w:p>
       <w:r>
-        <w:t>Serve and send searches with query parameters in Assembly, Rust, and Erlang, exactly as Lesson 6.10 does. On the server, GET /api/v1/contacts?name=... or ?email=... reads the query with the language's own parser, which decodes it, checks it against Lesson 6.10's rules, and finds the matching contacts through the contact store's new find_contact_records, with Chapter 5's search, wildcards matched literally. On the client, each search value is percent-encoded by the language's own query builder, so an &amp;, a %, a space, or a letter beyond English arrives exactly as typed. In Solidity, findContacts becomes the search endpoint: a view function that takes the query as one text, exactly as the client encoded it, and decodes and checks it with the same rules.</w:t>
+        <w:t>Serve and send searches with query parameters in Assembly, Rust, and Erlang, exactly as Lesson 6.10 does. On the server, GET /api/v1/contacts?name=... or ?email=... reads the query with the language's own parser, which decodes it, checks it against Lesson 6.10's rules, and finds the matching contacts through the contact store's new find_contact_records, with Chapter 5's search, wildcards matched literally. On the client, each search value is percent-encoded by the language's own query builder, so an &amp;, a %,</w:t>
+      </w:r>
+      <w:r>
+        <w:t xml:space="preserve"> a space, or a letter beyond English arrives exactly as typed. In Solidity, findContacts becomes the search endpoint: a view function that takes the query as one text, exactly as the client encoded it, and decodes and checks it with the same rules.</w:t>
       </w:r>
     </w:p>
     <w:p>
@@ -95,7 +98,10 @@
     </w:p>
     <w:p>
       <w:r>
-        <w:t>Lesson 6.10 explains why a value that is not encoded breaks a request silently, and why a server that guesses at a misspelled or repeated parameter answers a question nobody asked. This companion shows where the encoder and the decoder live when the language gives you less: libcurl and libmicrohttpd do the work for Assembly, the url crates' form_urlencoded does it for Rust, and Erlang's uri_string does it for Erlang, each with its own small differences that a careful server must know. A contract receives no URL at all, so Solidity's search decodes the query itself, which shows plainly what every parser does for you. Read Lesson 6.10 first: this companion uses its values, its output, its Exercise and Challenge, and does not repeat why each was chosen.</w:t>
+        <w:t>Lesson 6.10 explains why a value that is not encoded breaks a request silently, and why a server that guesses at a misspelled or repeated parameter answers a question nobody asked. This companion shows where the encoder and the decoder live when the language gives you less: libcurl and libmicrohttpd do the work for Assembly, the url crates' form_urlencoded does it for Rust, and Erlang's uri_string does it for Erlang, each with its own small differences that a careful server must know. A contract receives no</w:t>
+      </w:r>
+      <w:r>
+        <w:t xml:space="preserve"> URL at all, so Solidity's search decodes the query itself, which shows plainly what every parser does for you. Read Lesson 6.10 first: this companion uses its values, its output, its Exercise and Challenge, and does not repeat why each was chosen.</w:t>
       </w:r>
     </w:p>
     <w:p>
@@ -123,7 +129,10 @@
     </w:p>
     <w:p>
       <w:r>
-        <w:t>Remember, a query is the part of a URL after the ?: parameters joined with &amp;, each a name, =, and a value. The route is chosen by the path alone, so GET /api/v1/contacts with no query is still the whole collection, and a search that finds nothing is 200 with [] (Lesson 6.10). Encode each value on its own, once: &amp; as %26, % as %25, ë as %C3%AB, a real + as %2B, and a space as + or %20, which every server decodes to a space. search_from_query refuses unknown, repeated, and conflicting names with 400 before any connection opens, and an empty value reaches Chapter 5's validate_term. Remember, encoding protects the URL, escape_wildcards protects LIKE, and the SQL parameter protects the statement (Lesson 6.10).</w:t>
+        <w:t>Remember, a query is the part of a URL after the ?: parameters joined with &amp;, each a name, =, and a value. The route is chosen by the path alone, so GET /api/v1/contacts with no query is still the whole collection, and a search that finds nothing is 200 with [] (Lesson 6.10). Encode each value on its own, once: &amp; as %26, % as %25, ë as %C3%AB, a real + as %2B, and a space as + or %20, which every server decodes to a space. search_from_query refuses unknown, repeated, and conflicting names with 400 before an</w:t>
+      </w:r>
+      <w:r>
+        <w:t>y connection opens, and an empty value reaches Chapter 5's validate_term. Remember, encoding protects the URL, escape_wildcards protects LIKE, and the SQL parameter protects the statement (Lesson 6.10).</w:t>
       </w:r>
     </w:p>
     <w:p>
@@ -149,7 +158,10 @@
         <w:keepNext/>
       </w:pPr>
       <w:r>
-        <w:t xml:space="preserve">Remember, your Chapter 5 search_contacts runs exactly the right search but prints every match, and the Production-Minded server's screen is its request log. So the contact store gains find_contact_records, which takes search_contacts's steps, trim, choose name or email, validate_term, escape_wildcards, and the LIKE with the pattern as a parameter, and returns the contacts instead of printing them. It goes in a file of its own, contact_find, beside Lesson 6.5a's contact store, Lesson 6.6a's contact_create, Lesson 6.7a's contact_replace, Lesson 6.8a's contact_patch, and Lesson 6.9a's contact_delete, which are copied unchanged. Chapter 5 kept its two search statements, validate_term, and escape_wildcards private, so contact_find keeps its own copies, as </w:t>
+        <w:t>Remember, your Chapter 5 search_contacts runs exactly the right search but prints every match, and the Production-Minded server's screen is its request log. So the contact store gains find_contact_records, which takes search_contacts's steps, trim, choose name or email, validate_term, escape_wildcards, and the LIKE with the pattern as a parameter, and returns the contacts instead of printing them. It goes in a file of its own, contact_find, beside Lesson 6.5a's contact store, Lesson 6.6a's contact_create, L</w:t>
+      </w:r>
+      <w:r>
+        <w:t xml:space="preserve">esson 6.7a's contact_replace, Lesson 6.8a's contact_patch, and Lesson 6.9a's contact_delete, which are copied unchanged. Chapter 5 kept its two search statements, validate_term, and escape_wildcards private, so contact_find keeps its own copies, as </w:t>
       </w:r>
       <w:r>
         <w:lastRenderedPageBreak/>
@@ -230,7 +242,10 @@
     </w:p>
     <w:p>
       <w:r>
-        <w:t>The server gains search_from_query and handle_find_contacts, in Lesson 6.5a's six-step handler shape, with search_from_query as step 2. The collection's route lists every contact, with Lesson 6.5a's handle_list_contacts, when the request has no query, and searches when it has one. The client gains search_path, which builds the collection's path with a one-parameter query, and fetch_path, which prints GET and the path, sends it with Lesson 6.4a's send_request, and prints the answer; Lesson 6.9a's print_no_content is left out, because every answer here has a body.</w:t>
+        <w:t>The server gains search_from_query and handle_find_contacts, in Lesson 6.5a's six-step handler shape, with search_from_query as step 2. The collection's route lists every contact, with Lesson 6.5a's handle_list_contacts, when the request has no query, and searches when it has one. The client gains search_path, which builds the collection's path with a one-parameter query, and fetch_path, which prints GET and the path, sends it with Lesson 6.4a's send_request, and prints the answer; Lesson 6.9a's print_no_co</w:t>
+      </w:r>
+      <w:r>
+        <w:t>ntent is left out, because every answer here has a body.</w:t>
       </w:r>
     </w:p>
     <w:p>
@@ -393,7 +408,10 @@
     </w:p>
     <w:p>
       <w:r>
-        <w:t>Lesson 6.10's rule refuses a name given twice. Every parser here hands over every parameter, in the order the client sent them, an exact repeat such as name=ada&amp;name=ada included, so the rule counts what the client really sent. Not every parser does: Lesson 6.10's C++ server reads cpp-httplib's parameters, which drop a pair that exactly repeats an earlier one. This companion's curl Check adds that query after Lesson 6.10's repeated name, and every server here answers it with 400 name or email may appear only once. It adds two more before the broken escapes. name=ada&amp; ends with an empty piece, which every parser here skips, so it finds Ada Lovelace. name=C%2B%2B is a real + written as %2B: it decodes to C++, which matches no contact, so the answer is 200 with []. Typed as C++, each + would arrive as a space.</w:t>
+        <w:t>Lesson 6.10's rule refuses a name given twice. Every parser here hands over every parameter, in the order the client sent them, an exact repeat such as name=ada&amp;name=ada included, so the rule counts what the client really sent. Not every parser does: Lesson 6.10's C++ server reads cpp-httplib's parameters, which drop a pair that exactly repeats an earlier one. This companion's curl Check adds that query after Lesson 6.10's repeated name, and every server here answers it with 400 name or email may appear onl</w:t>
+      </w:r>
+      <w:r>
+        <w:t>y once. It adds two more before the broken escapes. name=ada&amp; ends with an empty piece, which every parser here skips, so it finds Ada Lovelace. name=C%2B%2B is a real + written as %2B: it decodes to C++, which matches no contact, so the answer is 200 with []. Typed as C++, each + would arrive as a space.</w:t>
       </w:r>
     </w:p>
     <w:p>
@@ -447,7 +465,10 @@
     </w:p>
     <w:p>
       <w:r>
-        <w:t>An escape that decodes to a byte that is not UTF-8 text, such as %FF or %C3 alone, is not broken by the % rule, so httpd lets it through, and each parser treats it its own way. libmicrohttpd passes the byte to the search, and form_urlencoded decodes lossily, putting the replacement character U+FFFD in its place; neither matches a contact, so Assembly and Rust answer 200 with [], as Lesson 6.10's C server does; Erlang's dissect_query refuses it, as above. %00, the 0 byte, differs too: Rust and Erlang keep it inside the value and answer 200 with [], but in Assembly a 0 byte ends a text, so count_parameter refuses it with 400 query has a broken % escape rather than search for only the part before it.</w:t>
+        <w:t>An escape that decodes to a byte that is not UTF-8 text, such as %FF or %C3 alone, is not broken by the % rule, so httpd lets it through, and each parser treats it its own way. libmicrohttpd passes the byte to the search, and form_urlencoded decodes lossily, putting the replacement character U+FFFD in its place; neither matches a contact, so Assembly and Rust answer 200 with [], as Lesson 6.10's C server does; Erlang's dissect_query refuses it, as above. %00, the 0 byte, differs too: Rust and Erlang keep it</w:t>
+      </w:r>
+      <w:r>
+        <w:t xml:space="preserve"> inside the value and answer 200 with [], but in Assembly a 0 byte ends a text, so count_parameter refuses it with 400 query has a broken % escape rather than search for only the part before it.</w:t>
       </w:r>
     </w:p>
     <w:p>
@@ -493,7 +514,10 @@
         <w:pStyle w:val="ListBullet"/>
       </w:pPr>
       <w:r>
-        <w:t>A contract receives no URL. findContacts(query) is the search endpoint, a view function, sent as a call with cast call. Its one argument is the query text exactly as the client encoded it, such as name=R%26D, so the contract does what each server's parser does: the new ContactSearch library's parseQuery splits it at each &amp; and at the first =, and decodes every %XX and +. Then findContacts applies Lesson 6.10's rules, Chapter 5's checks on the term, and the search. A refusal reverts with the error body, the 400.</w:t>
+        <w:t xml:space="preserve">A contract receives no URL. findContacts(query) is the search endpoint, a view function, sent as a call with cast call. Its one argument is the query text exactly as the client encoded it, such as name=R%26D, so the contract does what each server's parser does: the new ContactSearch library's parseQuery splits it at each &amp; and at the first =, and decodes every %XX and +. Then findContacts applies Lesson 6.10's rules, Chapter 5's checks on the term, and the search. A refusal reverts with the error body, the </w:t>
+      </w:r>
+      <w:r>
+        <w:t>400.</w:t>
       </w:r>
     </w:p>
     <w:p>
@@ -677,7 +701,10 @@
         <w:pStyle w:val="ListBullet"/>
       </w:pPr>
       <w:r>
-        <w:t>The servers are Lesson 6.9a's, with the health route, the GET, POST, PUT, PATCH, and DELETE handlers, the contact store and its four earlier files, send_json, send_failure, and http_status_for unchanged. GET /api/v1/contacts with a query answers 200 with a JSON array of the contacts whose name or email contains the decoded value, in name order, [] for no match, 400 invalid_input for a query the rules refuse, and 500 database_failure with Lesson 5.9's words when the database fails; with no query, it lists every contact.</w:t>
+        <w:t>The servers are Lesson 6.9a's, with the health route, the GET, POST, PUT, PATCH, and DELETE handlers, the contact store and its four earlier files, send_json, send_failure, and http_status_for unchanged. GET /api/v1/contacts with a query answers 200 with a JSON array of the contacts whose name or email contains the decoded value, in name order, [] for no match, 400 invalid_input for a query the rules refuse, and 500 database_failure with Lesson 5.9's words when the database fails; with no query, it lists ev</w:t>
+      </w:r>
+      <w:r>
+        <w:t>ery contact.</w:t>
       </w:r>
     </w:p>
     <w:p>
@@ -750,7 +777,23 @@
         <w:keepNext/>
       </w:pPr>
       <w:r>
-        <w:t xml:space="preserve">  sql/reset_contacts.sql</w:t>
+        <w:t xml:space="preserve">  sql/reset_contacts_assembly.sql</w:t>
+      </w:r>
+    </w:p>
+    <w:p>
+      <w:pPr>
+        <w:pStyle w:val="CommandBlock"/>
+      </w:pPr>
+      <w:r>
+        <w:t xml:space="preserve">  sql/reset_contacts_rust.sql</w:t>
+      </w:r>
+    </w:p>
+    <w:p>
+      <w:pPr>
+        <w:pStyle w:val="CommandBlock"/>
+      </w:pPr>
+      <w:r>
+        <w:t xml:space="preserve">  sql/reset_contacts_erlang.sql</w:t>
       </w:r>
     </w:p>
     <w:p>
@@ -930,7 +973,13 @@
     </w:p>
     <w:p>
       <w:r>
-        <w:t>The files step 1 copies from lesson-6.9-extended are not printed in this lesson, so they are not in the layout: certs, .gitignore, your Chapter 5 contacts module (assembly/windows/contacts.asm and contacts.inc, rust/src/contacts.rs, erlang/contacts.erl and contacts.hrl), Lesson 6.5a's contact store (contact_store.asm, .rs, and .erl), Lesson 6.6a's contact_create, Lesson 6.7a's contact_replace, Lesson 6.8a's contact_patch (with contact_patch.inc and contact_patch.hrl), and Lesson 6.9a's contact_delete (each in .asm, .rs, and .erl), cJSON (assembly/cJSON.c and cJSON.h), libmysql's three DLLs, mysql-otp (vendor/mysql), ContactRules (solidity/script/ContactRules.sol), and the two deploy scripts (solidity/script/DeployBasicContactApi.s.sol and DeployContactApi.s.sol). Step 2 copies rust/Cargo.lock and solidity/foundry.toml from it too. The reset file and curl-check.txt are Lesson 6.10's, printed in step 3, curl-check.txt with one more query. The servers and clients are Lesson 6.9a's with the parts this lesson adds and drops; type them whole, or change copies of your Lesson 6.9a files.</w:t>
+        <w:t xml:space="preserve">The files step 1 copies from lesson-6.9-extended are not printed in this lesson, so they are not in the layout: certs, .gitignore, your Chapter 5 contacts module (assembly/windows/contacts.asm and contacts.inc, rust/src/contacts.rs, erlang/contacts.erl and contacts.hrl), Lesson 6.5a's contact store (contact_store.asm, .rs, and .erl), Lesson 6.6a's contact_create, Lesson 6.7a's contact_replace, Lesson 6.8a's contact_patch (with contact_patch.inc and contact_patch.hrl), and Lesson 6.9a's contact_delete (each </w:t>
+      </w:r>
+      <w:r>
+        <w:t>in .asm, .rs, and .erl), cJSON (assembly/cJSON.c and cJSON.h), libmysql's three DLLs, mysql-otp (vendor/mysql), ContactRules (solidity/script/ContactRules.sol), and the two deploy scripts (solidity/script/DeployBasicContactApi.s.sol and DeployContactApi.s.sol). Step 2 copies rust/Cargo.lock and solidity/foundry.toml from it too. The three reset files and curl-check.txt are Lesson 6.10's, printed in step 3, curl-check.txt with one more query. The servers and clients are Lesson 6.9a's with the parts this less</w:t>
+      </w:r>
+      <w:r>
+        <w:t>on adds and drops; type them whole, or change copies of your Lesson 6.9a files.</w:t>
       </w:r>
     </w:p>
     <w:p>
@@ -1131,7 +1180,7 @@
         <w:keepNext/>
       </w:pPr>
       <w:r>
-        <w:t>Still in lesson-6.10-extended, copy every file this lesson uses unchanged from your Lesson 6.9a folder: the files Lesson 6.9a copied, plus its contact_delete, which this lesson's server keeps for its DELETE route. The reset file is not copied, because this lesson's reset holds Lesson 6.10's contacts. Remember, Copy-Item -Recurse copies a folder with everything in it.</w:t>
+        <w:t>Still in lesson-6.10-extended, copy every file this lesson uses unchanged from your Lesson 6.9a folder: the files Lesson 6.9a copied, plus its contact_delete, which this lesson's server keeps for its DELETE route. The reset files are not copied, because this lesson's reset files hold Lesson 6.10's contacts. Remember, Copy-Item -Recurse copies a folder with everything in it.</w:t>
       </w:r>
     </w:p>
     <w:p>
@@ -1541,7 +1590,7 @@
     </w:p>
     <w:p>
       <w:r>
-        <w:t>Save each source and supporting file from this lesson into the matching path in the project layout. As in Chapter 1, notepad .\rust\src\bin\basic_server.rs creates and opens one: choose Yes, type the file, save it with Ctrl+S, and close Notepad (nano ./rust/src/bin/basic_server.rs on Linux or macOS). The Linux commands leave out the assembly folder, because Linux Assembly is deferred.</w:t>
+        <w:t>You save each source file in its language's section below, as each is shown, and step 2 makes the Rust and Solidity projects. As in Chapter 1, notepad .\rust\src\bin\basic_server.rs creates and opens one: choose Yes, type the file, save it with Ctrl+S, and close Notepad (nano ./rust/src/bin/basic_server.rs on Linux or macOS). The Linux commands leave out the assembly folder, because Linux Assembly is deferred.</w:t>
       </w:r>
     </w:p>
     <w:p>
@@ -1787,7 +1836,10 @@
         <w:keepNext/>
       </w:pPr>
       <w:r>
-        <w:t>Remember, verify checks that the server certificate is signed by the course CA (Lesson 6.0). 9 of the module's lines name spa_contacts, 3 in each file. Each contact store file names Lesson 6.5a: once, in its first comment, each contact_create file Lesson 6.6a:, each contact_replace file Lesson 6.7a:, each of the five contact_patch files Lesson 6.8a:, and each contact_delete file Lesson 6.9a:, so they are the earlier lessons' files. The cJSON hashes are Lesson 3.15a's, the next lines are libmysql's three DLLs, and Test-Path prints True for each file that is there, one line per path: mysql-otp, ContactRules, and the two deploy scripts.</w:t>
+        <w:t>Remember, verify checks that the server certificate is signed by the course CA (Lesson 6.0). 9 of the module's lines name spa_contacts, 3 in each file. Each contact store file names Lesson 6.5a: once, in its first comment, each contact_create file Lesson 6.6a:, each contact_replace file Lesson 6.7a:, each of the five contact_patch files Lesson 6.8a:, and each contact_delete file Lesson 6.9a:, so they are the earlier lessons' files. The cJSON hashes are Lesson 3.15a's, the next lines are libmysql's three DLL</w:t>
+      </w:r>
+      <w:r>
+        <w:t>s, and Test-Path prints True for each file that is there, one line per path: mysql-otp, ContactRules, and the two deploy scripts.</w:t>
       </w:r>
     </w:p>
     <w:p>
@@ -1958,7 +2010,13 @@
     </w:p>
     <w:p>
       <w:r>
-        <w:t>Remember, each library goes into the lesson folder only, at the version its project file or command pins. Cargo.toml pins Lesson 6.9a's crates at the same versions and adds form_urlencoded 1.2.2, which Lesson 6.9a's Cargo.lock already holds, because the mysql crate uses it. So copy that lock and let cargo fetch read it: it keeps every version and only writes this project's new name, query_parameters, and its one new dependency into it. foundry.toml is Lesson 6.9a's too, and forge installs forge-std inside the lesson folder again. Each file is copied just before the command that reads it. Erlang's inets, ssl, uri_string, and json come with Erlang/OTP.</w:t>
+        <w:t>Remember, each library goes into the lesson folder only, at the version its project file or command pins. Remember, cargo init writes Cargo.toml and a starter src\main.rs, and cargo add pins each crate at an exact version (Lesson 6.0a). This lesson adds Lesson 6.9a's crates at the same versions, plus form_urlencoded 1.2.2, which Lesson 6.9a's Cargo.lock already holds, because the mysql crate uses it. cargo add also writes a Cargo.lock; the Copy-Item line after the cargo add lines replaces it with Lesson 6.9</w:t>
+      </w:r>
+      <w:r>
+        <w:t>a's, and cargo fetch reads it: it keeps every version and only writes this project's new name, query_parameters, and its one new dependency into it. The starter main.rs is removed after the fetch, which needs a program to read. Remember, forge init makes the Solidity project, as in Lesson 6.0a; Lesson 6.9a's foundry.toml is then copied over the one it wrote, and forge installs forge-std inside the lesson folder again. Each file is copied just before the command that reads it. Erlang's inets, ssl, uri_string</w:t>
+      </w:r>
+      <w:r>
+        <w:t>, and json come with Erlang/OTP.</w:t>
       </w:r>
     </w:p>
     <w:p>
@@ -1980,7 +2038,7 @@
         <w:keepNext/>
       </w:pPr>
       <w:r>
-        <w:t>Copy-Item ..\lesson-6.9-extended\rust\Cargo.lock .\rust</w:t>
+        <w:t>cargo init .\rust --name query_parameters --vcs none</w:t>
       </w:r>
     </w:p>
     <w:p>
@@ -1989,7 +2047,143 @@
         <w:keepNext/>
       </w:pPr>
       <w:r>
+        <w:t>cargo add --manifest-path .\rust\Cargo.toml axum@=0.8.9 `</w:t>
+      </w:r>
+    </w:p>
+    <w:p>
+      <w:pPr>
+        <w:pStyle w:val="CommandBlock"/>
+      </w:pPr>
+      <w:r>
+        <w:t xml:space="preserve">    --no-default-features --features http1,tokio</w:t>
+      </w:r>
+    </w:p>
+    <w:p>
+      <w:pPr>
+        <w:pStyle w:val="CommandBlock"/>
+      </w:pPr>
+      <w:r>
+        <w:t>cargo add --manifest-path .\rust\Cargo.toml axum-server@=0.8.0 `</w:t>
+      </w:r>
+    </w:p>
+    <w:p>
+      <w:pPr>
+        <w:pStyle w:val="CommandBlock"/>
+      </w:pPr>
+      <w:r>
+        <w:t xml:space="preserve">    --features tls-rustls-no-provider</w:t>
+      </w:r>
+    </w:p>
+    <w:p>
+      <w:pPr>
+        <w:pStyle w:val="CommandBlock"/>
+      </w:pPr>
+      <w:r>
+        <w:t>cargo add --manifest-path .\rust\Cargo.toml form_urlencoded@=1.2.2</w:t>
+      </w:r>
+    </w:p>
+    <w:p>
+      <w:pPr>
+        <w:pStyle w:val="CommandBlock"/>
+      </w:pPr>
+      <w:r>
+        <w:t>cargo add --manifest-path .\rust\Cargo.toml mysql@=28.0.3</w:t>
+      </w:r>
+    </w:p>
+    <w:p>
+      <w:pPr>
+        <w:pStyle w:val="CommandBlock"/>
+      </w:pPr>
+      <w:r>
+        <w:t>cargo add --manifest-path .\rust\Cargo.toml rustls@=0.23.45 `</w:t>
+      </w:r>
+    </w:p>
+    <w:p>
+      <w:pPr>
+        <w:pStyle w:val="CommandBlock"/>
+      </w:pPr>
+      <w:r>
+        <w:t xml:space="preserve">    --no-default-features --features ring,std,tls12</w:t>
+      </w:r>
+    </w:p>
+    <w:p>
+      <w:pPr>
+        <w:pStyle w:val="CommandBlock"/>
+      </w:pPr>
+      <w:r>
+        <w:t>cargo add --manifest-path .\rust\Cargo.toml serde@=1.0.229 --features derive</w:t>
+      </w:r>
+    </w:p>
+    <w:p>
+      <w:pPr>
+        <w:pStyle w:val="CommandBlock"/>
+      </w:pPr>
+      <w:r>
+        <w:t>cargo add --manifest-path .\rust\Cargo.toml serde_json@=1.0.151</w:t>
+      </w:r>
+    </w:p>
+    <w:p>
+      <w:pPr>
+        <w:pStyle w:val="CommandBlock"/>
+      </w:pPr>
+      <w:r>
+        <w:t>cargo add --manifest-path .\rust\Cargo.toml tokio@=1.53.1 `</w:t>
+      </w:r>
+    </w:p>
+    <w:p>
+      <w:pPr>
+        <w:pStyle w:val="CommandBlock"/>
+      </w:pPr>
+      <w:r>
+        <w:t xml:space="preserve">    --features macros,rt-multi-thread</w:t>
+      </w:r>
+    </w:p>
+    <w:p>
+      <w:pPr>
+        <w:pStyle w:val="CommandBlock"/>
+      </w:pPr>
+      <w:r>
+        <w:t>cargo add --manifest-path .\rust\Cargo.toml ureq@=3.4.2</w:t>
+      </w:r>
+    </w:p>
+    <w:p>
+      <w:pPr>
+        <w:pStyle w:val="CommandBlock"/>
+      </w:pPr>
+      <w:r>
+        <w:t>Copy-Item ..\lesson-6.9-extended\rust\Cargo.lock .\rust</w:t>
+      </w:r>
+    </w:p>
+    <w:p>
+      <w:pPr>
+        <w:pStyle w:val="CommandBlock"/>
+      </w:pPr>
+      <w:r>
         <w:t>cargo fetch --manifest-path .\rust\Cargo.toml</w:t>
+      </w:r>
+    </w:p>
+    <w:p>
+      <w:pPr>
+        <w:pStyle w:val="CommandBlock"/>
+      </w:pPr>
+      <w:r>
+        <w:t>Remove-Item .\rust\src\main.rs</w:t>
+      </w:r>
+    </w:p>
+    <w:p>
+      <w:pPr>
+        <w:pStyle w:val="CommandBlock"/>
+      </w:pPr>
+      <w:r>
+        <w:t>forge init .\solidity --empty --no-git --offline --force</w:t>
+      </w:r>
+    </w:p>
+    <w:p>
+      <w:pPr>
+        <w:pStyle w:val="CommandBlock"/>
+      </w:pPr>
+      <w:r>
+        <w:t>Copy-Item ..\lesson-6.9-extended\solidity\foundry.toml .\solidity</w:t>
       </w:r>
     </w:p>
     <w:p>
@@ -1998,7 +2192,7 @@
         <w:keepNext/>
       </w:pPr>
       <w:r>
-        <w:t>Copy-Item ..\lesson-6.9-extended\solidity\foundry.toml .\solidity</w:t>
+        <w:t>Push-Location .\solidity</w:t>
       </w:r>
     </w:p>
     <w:p>
@@ -2007,8 +2201,42 @@
         <w:keepNext/>
       </w:pPr>
       <w:r>
-        <w:t>Push-Location .\solidity</w:t>
-      </w:r>
+        <w:t>forge install foundry-rs/forge-std@v1.16.2 --no-git</w:t>
+      </w:r>
+    </w:p>
+    <w:p>
+      <w:pPr>
+        <w:pStyle w:val="CommandBlock"/>
+      </w:pPr>
+      <w:r>
+        <w:t>Pop-Location</w:t>
+      </w:r>
+    </w:p>
+    <w:p>
+      <w:pPr>
+        <w:keepNext/>
+      </w:pPr>
+    </w:p>
+    <w:p>
+      <w:pPr>
+        <w:pStyle w:val="Heading3"/>
+      </w:pPr>
+      <w:r>
+        <w:t>Linux or macOS Library Setup</w:t>
+      </w:r>
+    </w:p>
+    <w:p>
+      <w:pPr>
+        <w:keepNext/>
+      </w:pPr>
+      <w:r>
+        <w:t>Create the Rust and Solidity projects with the same commands as on Windows: cp copies Lesson 6.9a's Cargo.lock after the cargo add lines, so it replaces the one cargo add wrote, and rm deletes the starter main.rs after cargo fetch.</w:t>
+      </w:r>
+    </w:p>
+    <w:p>
+      <w:pPr>
+        <w:keepNext/>
+      </w:pPr>
     </w:p>
     <w:p>
       <w:pPr>
@@ -2016,28 +2244,7 @@
         <w:keepNext/>
       </w:pPr>
       <w:r>
-        <w:t>forge install foundry-rs/forge-std@v1.16.2 --no-git</w:t>
-      </w:r>
-    </w:p>
-    <w:p>
-      <w:pPr>
-        <w:pStyle w:val="CommandBlock"/>
-      </w:pPr>
-      <w:r>
-        <w:t>Pop-Location</w:t>
-      </w:r>
-    </w:p>
-    <w:p>
-      <w:pPr>
-        <w:keepNext/>
-      </w:pPr>
-    </w:p>
-    <w:p>
-      <w:pPr>
-        <w:pStyle w:val="Heading3"/>
-      </w:pPr>
-      <w:r>
-        <w:t>Linux or macOS Library Setup</w:t>
+        <w:t>cargo init ./rust --name query_parameters --vcs none</w:t>
       </w:r>
     </w:p>
     <w:p>
@@ -2046,7 +2253,127 @@
         <w:keepNext/>
       </w:pPr>
       <w:r>
+        <w:t>cargo add --manifest-path ./rust/Cargo.toml axum@=0.8.9 \</w:t>
+      </w:r>
+    </w:p>
+    <w:p>
+      <w:pPr>
+        <w:pStyle w:val="CommandBlock"/>
+      </w:pPr>
+      <w:r>
+        <w:t xml:space="preserve">    --no-default-features --features http1,tokio</w:t>
+      </w:r>
+    </w:p>
+    <w:p>
+      <w:pPr>
+        <w:pStyle w:val="CommandBlock"/>
+      </w:pPr>
+      <w:r>
+        <w:t>cargo add --manifest-path ./rust/Cargo.toml axum-server@=0.8.0 \</w:t>
+      </w:r>
+    </w:p>
+    <w:p>
+      <w:pPr>
+        <w:pStyle w:val="CommandBlock"/>
+      </w:pPr>
+      <w:r>
+        <w:t xml:space="preserve">    --features tls-rustls-no-provider</w:t>
+      </w:r>
+    </w:p>
+    <w:p>
+      <w:pPr>
+        <w:pStyle w:val="CommandBlock"/>
+      </w:pPr>
+      <w:r>
+        <w:t>cargo add --manifest-path ./rust/Cargo.toml form_urlencoded@=1.2.2</w:t>
+      </w:r>
+    </w:p>
+    <w:p>
+      <w:pPr>
+        <w:pStyle w:val="CommandBlock"/>
+      </w:pPr>
+      <w:r>
+        <w:t>cargo add --manifest-path ./rust/Cargo.toml mysql@=28.0.3</w:t>
+      </w:r>
+    </w:p>
+    <w:p>
+      <w:pPr>
+        <w:pStyle w:val="CommandBlock"/>
+      </w:pPr>
+      <w:r>
+        <w:t>cargo add --manifest-path ./rust/Cargo.toml rustls@=0.23.45 \</w:t>
+      </w:r>
+    </w:p>
+    <w:p>
+      <w:pPr>
+        <w:pStyle w:val="CommandBlock"/>
+      </w:pPr>
+      <w:r>
+        <w:t xml:space="preserve">    --no-default-features --features ring,std,tls12</w:t>
+      </w:r>
+    </w:p>
+    <w:p>
+      <w:pPr>
+        <w:pStyle w:val="CommandBlock"/>
+      </w:pPr>
+      <w:r>
+        <w:t>cargo add --manifest-path ./rust/Cargo.toml serde@=1.0.229 --features derive</w:t>
+      </w:r>
+    </w:p>
+    <w:p>
+      <w:pPr>
+        <w:pStyle w:val="CommandBlock"/>
+      </w:pPr>
+      <w:r>
+        <w:t>cargo add --manifest-path ./rust/Cargo.toml serde_json@=1.0.151</w:t>
+      </w:r>
+    </w:p>
+    <w:p>
+      <w:pPr>
+        <w:pStyle w:val="CommandBlock"/>
+      </w:pPr>
+      <w:r>
+        <w:t>cargo add --manifest-path ./rust/Cargo.toml tokio@=1.53.1 \</w:t>
+      </w:r>
+    </w:p>
+    <w:p>
+      <w:pPr>
+        <w:pStyle w:val="CommandBlock"/>
+      </w:pPr>
+      <w:r>
+        <w:t xml:space="preserve">    --features macros,rt-multi-thread</w:t>
+      </w:r>
+    </w:p>
+    <w:p>
+      <w:pPr>
+        <w:pStyle w:val="CommandBlock"/>
+      </w:pPr>
+      <w:r>
+        <w:t>cargo add --manifest-path ./rust/Cargo.toml ureq@=3.4.2</w:t>
+      </w:r>
+    </w:p>
+    <w:p>
+      <w:pPr>
+        <w:pStyle w:val="CommandBlock"/>
+      </w:pPr>
+      <w:r>
         <w:t>cp ../lesson-6.9-extended/rust/Cargo.lock ./rust</w:t>
+      </w:r>
+    </w:p>
+    <w:p>
+      <w:pPr>
+        <w:pStyle w:val="CommandBlock"/>
+      </w:pPr>
+      <w:r>
+        <w:t>cargo fetch --manifest-path ./rust/Cargo.toml</w:t>
+      </w:r>
+    </w:p>
+    <w:p>
+      <w:pPr>
+        <w:pStyle w:val="CommandBlock"/>
+      </w:pPr>
+      <w:r>
+        <w:t>rm ./rust/src/main.rs</w:t>
       </w:r>
     </w:p>
     <w:p>
@@ -2055,7 +2382,7 @@
         <w:keepNext/>
       </w:pPr>
       <w:r>
-        <w:t>cargo fetch --manifest-path ./rust/Cargo.toml</w:t>
+        <w:t>forge init ./solidity --empty --no-git --offline --force</w:t>
       </w:r>
     </w:p>
     <w:p>
@@ -2205,7 +2532,10 @@
     </w:p>
     <w:p>
       <w:r>
-        <w:t>The file below is Lesson 6.10's reset: Chapter 5's three contacts, plus two to search for. Zoe Martin is stored without the two dots over the e, so every screen shows plain letters, and the table's collation lets the search for Zoë find her (Lesson 6.10). R&amp;D Lab holds an &amp;, the character that separates query parameters. Every program in this lesson only reads, so one reset before the first server is enough. Solidity needs no reset file: its Client Run adds the two contacts itself (Concept).</w:t>
+        <w:t>The files below are Lesson 6.10's reset, one file per language: Chapter 5's three contacts, plus two to search for. Remember, each language keeps its own table, so there is one reset file per language: reset_contacts_assembly.sql resets contacts_assembly, the Assembly programs' table, and the three files differ only in the language's name. Zoe Martin is stored without the two dots over the e, so every screen shows plain letters, and the table's collation lets the search for Zoë find her (Lesson 6.10). R&amp;D L</w:t>
+      </w:r>
+      <w:r>
+        <w:t>ab holds an &amp;, the character that separates query parameters. Every program in this lesson only reads, so one reset before the first server is enough. Solidity needs no reset file: its Client Run adds the two contacts itself (Concept).</w:t>
       </w:r>
     </w:p>
     <w:p>
@@ -2218,7 +2548,7 @@
         <w:pStyle w:val="Heading3"/>
       </w:pPr>
       <w:r>
-        <w:t>sql/reset_contacts.sql</w:t>
+        <w:t>sql/reset_contacts_assembly.sql</w:t>
       </w:r>
     </w:p>
     <w:p>
@@ -2227,7 +2557,7 @@
         <w:keepNext/>
       </w:pPr>
       <w:r>
-        <w:t>-- The Chapter 5 known contacts, for Lesson 6.10, plus two contacts to</w:t>
+        <w:t>-- The Chapter 5 known contacts for Assembly, for Lesson 6.10, plus two</w:t>
       </w:r>
     </w:p>
     <w:p>
@@ -2236,68 +2566,790 @@
         <w:keepNext/>
       </w:pPr>
       <w:r>
-        <w:t>-- search for. This file resets the lesson tables: it drops them, with any</w:t>
-      </w:r>
-    </w:p>
-    <w:p>
-      <w:pPr>
-        <w:pStyle w:val="SourceCode"/>
-      </w:pPr>
-      <w:r>
-        <w:t>-- rows earlier lessons or your own experiments left in them, and builds</w:t>
-      </w:r>
-    </w:p>
-    <w:p>
-      <w:pPr>
-        <w:pStyle w:val="SourceCode"/>
-      </w:pPr>
-      <w:r>
-        <w:t>-- the Chapter 5 contacts table again with five known rows.</w:t>
-      </w:r>
-    </w:p>
-    <w:p>
-      <w:pPr>
-        <w:pStyle w:val="SourceCode"/>
-      </w:pPr>
-    </w:p>
-    <w:p>
-      <w:pPr>
-        <w:pStyle w:val="SourceCode"/>
-      </w:pPr>
-      <w:r>
-        <w:t>-- Remove the old tables (Lesson 4.4). contacts goes first, because in</w:t>
-      </w:r>
-    </w:p>
-    <w:p>
-      <w:pPr>
-        <w:pStyle w:val="SourceCode"/>
-      </w:pPr>
-      <w:r>
-        <w:t>-- Lessons 4.11 to 4.14 it pointed at contact_groups; Chapter 5 has no</w:t>
-      </w:r>
-    </w:p>
-    <w:p>
-      <w:pPr>
-        <w:pStyle w:val="SourceCode"/>
-      </w:pPr>
-      <w:r>
-        <w:t>-- groups, so contact_groups goes too. contacts_old is the name Lesson</w:t>
-      </w:r>
-    </w:p>
-    <w:p>
-      <w:pPr>
-        <w:pStyle w:val="SourceCode"/>
-      </w:pPr>
-      <w:r>
-        <w:t>-- 5.9's Troubleshooting Run gives the contacts table, in case a run</w:t>
-      </w:r>
-    </w:p>
-    <w:p>
-      <w:pPr>
-        <w:pStyle w:val="SourceCode"/>
-      </w:pPr>
-      <w:r>
-        <w:t>-- stopped before its Repair Run renamed it back. IF EXISTS skips a</w:t>
+        <w:t>-- contacts to search for. This file resets the Assembly programs' own</w:t>
+      </w:r>
+    </w:p>
+    <w:p>
+      <w:pPr>
+        <w:pStyle w:val="SourceCode"/>
+      </w:pPr>
+      <w:r>
+        <w:t>-- table, contacts_assembly: it drops it, with any rows earlier lessons or</w:t>
+      </w:r>
+    </w:p>
+    <w:p>
+      <w:pPr>
+        <w:pStyle w:val="SourceCode"/>
+      </w:pPr>
+      <w:r>
+        <w:t>-- your own experiments left in it, and builds it again with five known</w:t>
+      </w:r>
+    </w:p>
+    <w:p>
+      <w:pPr>
+        <w:pStyle w:val="SourceCode"/>
+      </w:pPr>
+      <w:r>
+        <w:t>-- rows.</w:t>
+      </w:r>
+    </w:p>
+    <w:p>
+      <w:pPr>
+        <w:pStyle w:val="SourceCode"/>
+      </w:pPr>
+    </w:p>
+    <w:p>
+      <w:pPr>
+        <w:pStyle w:val="SourceCode"/>
+      </w:pPr>
+      <w:r>
+        <w:t>-- Remove the old tables (Lesson 4.4). contacts_assembly goes first, because</w:t>
+      </w:r>
+    </w:p>
+    <w:p>
+      <w:pPr>
+        <w:pStyle w:val="SourceCode"/>
+      </w:pPr>
+      <w:r>
+        <w:t>-- in Lessons 4.11 to 4.14 it pointed at contact_groups_assembly; Chapter 5</w:t>
+      </w:r>
+    </w:p>
+    <w:p>
+      <w:pPr>
+        <w:pStyle w:val="SourceCode"/>
+      </w:pPr>
+      <w:r>
+        <w:t>-- has no groups, so contact_groups_assembly goes too. contacts_assembly_old</w:t>
+      </w:r>
+    </w:p>
+    <w:p>
+      <w:pPr>
+        <w:pStyle w:val="SourceCode"/>
+      </w:pPr>
+      <w:r>
+        <w:t>-- is the name Lesson 5.9's Troubleshooting Run gives contacts_assembly, in</w:t>
+      </w:r>
+    </w:p>
+    <w:p>
+      <w:pPr>
+        <w:pStyle w:val="SourceCode"/>
+      </w:pPr>
+      <w:r>
+        <w:t>-- case a run stopped before its Repair Run renamed it back. IF EXISTS skips</w:t>
+      </w:r>
+    </w:p>
+    <w:p>
+      <w:pPr>
+        <w:pStyle w:val="SourceCode"/>
+      </w:pPr>
+      <w:r>
+        <w:t>-- a missing table.</w:t>
+      </w:r>
+    </w:p>
+    <w:p>
+      <w:pPr>
+        <w:pStyle w:val="SourceCode"/>
+      </w:pPr>
+      <w:r>
+        <w:t>DROP TABLE IF EXISTS contacts_assembly;</w:t>
+      </w:r>
+    </w:p>
+    <w:p>
+      <w:pPr>
+        <w:pStyle w:val="SourceCode"/>
+      </w:pPr>
+      <w:r>
+        <w:t>DROP TABLE IF EXISTS contact_groups_assembly;</w:t>
+      </w:r>
+    </w:p>
+    <w:p>
+      <w:pPr>
+        <w:pStyle w:val="SourceCode"/>
+      </w:pPr>
+      <w:r>
+        <w:t>DROP TABLE IF EXISTS contacts_assembly_old;</w:t>
+      </w:r>
+    </w:p>
+    <w:p>
+      <w:pPr>
+        <w:pStyle w:val="SourceCode"/>
+      </w:pPr>
+    </w:p>
+    <w:p>
+      <w:pPr>
+        <w:pStyle w:val="SourceCode"/>
+      </w:pPr>
+      <w:r>
+        <w:t>-- The Chapter 5 contacts table: Lesson 4.4's columns, plus Lesson 4.12's</w:t>
+      </w:r>
+    </w:p>
+    <w:p>
+      <w:pPr>
+        <w:pStyle w:val="SourceCode"/>
+      </w:pPr>
+      <w:r>
+        <w:t>-- index on name, because the contacts are listed in name order.</w:t>
+      </w:r>
+    </w:p>
+    <w:p>
+      <w:pPr>
+        <w:pStyle w:val="SourceCode"/>
+      </w:pPr>
+      <w:r>
+        <w:t>CREATE TABLE contacts_assembly (</w:t>
+      </w:r>
+    </w:p>
+    <w:p>
+      <w:pPr>
+        <w:pStyle w:val="SourceCode"/>
+      </w:pPr>
+      <w:r>
+        <w:t xml:space="preserve">    id    INT AUTO_INCREMENT PRIMARY KEY,</w:t>
+      </w:r>
+    </w:p>
+    <w:p>
+      <w:pPr>
+        <w:pStyle w:val="SourceCode"/>
+      </w:pPr>
+      <w:r>
+        <w:t xml:space="preserve">    name  VARCHAR(100) NOT NULL,</w:t>
+      </w:r>
+    </w:p>
+    <w:p>
+      <w:pPr>
+        <w:pStyle w:val="SourceCode"/>
+      </w:pPr>
+      <w:r>
+        <w:t xml:space="preserve">    email VARCHAR(254) NOT NULL UNIQUE,</w:t>
+      </w:r>
+    </w:p>
+    <w:p>
+      <w:pPr>
+        <w:pStyle w:val="SourceCode"/>
+      </w:pPr>
+      <w:r>
+        <w:t xml:space="preserve">    phone VARCHAR(20)  NULL,</w:t>
+      </w:r>
+    </w:p>
+    <w:p>
+      <w:pPr>
+        <w:pStyle w:val="SourceCode"/>
+      </w:pPr>
+      <w:r>
+        <w:t xml:space="preserve">    INDEX idx_contacts_assembly_name (name)</w:t>
+      </w:r>
+    </w:p>
+    <w:p>
+      <w:pPr>
+        <w:pStyle w:val="SourceCode"/>
+      </w:pPr>
+      <w:r>
+        <w:t>) CHARACTER SET utf8mb4;</w:t>
+      </w:r>
+    </w:p>
+    <w:p>
+      <w:pPr>
+        <w:pStyle w:val="SourceCode"/>
+      </w:pPr>
+    </w:p>
+    <w:p>
+      <w:pPr>
+        <w:pStyle w:val="SourceCode"/>
+      </w:pPr>
+      <w:r>
+        <w:t>-- Lesson 4.6's three contacts; the new table numbers them 1 to 3.</w:t>
+      </w:r>
+    </w:p>
+    <w:p>
+      <w:pPr>
+        <w:pStyle w:val="SourceCode"/>
+      </w:pPr>
+      <w:r>
+        <w:t>-- Grace Hopper's phone is NULL.</w:t>
+      </w:r>
+    </w:p>
+    <w:p>
+      <w:pPr>
+        <w:pStyle w:val="SourceCode"/>
+      </w:pPr>
+      <w:r>
+        <w:t>INSERT INTO contacts_assembly (name, email, phone)</w:t>
+      </w:r>
+    </w:p>
+    <w:p>
+      <w:pPr>
+        <w:pStyle w:val="SourceCode"/>
+      </w:pPr>
+      <w:r>
+        <w:t xml:space="preserve">    VALUES ('Ada Lovelace', 'ada@example.com', '555-0100');</w:t>
+      </w:r>
+    </w:p>
+    <w:p>
+      <w:pPr>
+        <w:pStyle w:val="SourceCode"/>
+      </w:pPr>
+      <w:r>
+        <w:t>INSERT INTO contacts_assembly (name, email, phone)</w:t>
+      </w:r>
+    </w:p>
+    <w:p>
+      <w:pPr>
+        <w:pStyle w:val="SourceCode"/>
+      </w:pPr>
+      <w:r>
+        <w:t xml:space="preserve">    VALUES ('Grace Hopper', 'grace@example.com', NULL);</w:t>
+      </w:r>
+    </w:p>
+    <w:p>
+      <w:pPr>
+        <w:pStyle w:val="SourceCode"/>
+      </w:pPr>
+      <w:r>
+        <w:t>INSERT INTO contacts_assembly (name, email, phone)</w:t>
+      </w:r>
+    </w:p>
+    <w:p>
+      <w:pPr>
+        <w:pStyle w:val="SourceCode"/>
+      </w:pPr>
+      <w:r>
+        <w:t xml:space="preserve">    VALUES ('Alan Turing', 'alan@example.com', '555-0102');</w:t>
+      </w:r>
+    </w:p>
+    <w:p>
+      <w:pPr>
+        <w:pStyle w:val="SourceCode"/>
+      </w:pPr>
+    </w:p>
+    <w:p>
+      <w:pPr>
+        <w:pStyle w:val="SourceCode"/>
+      </w:pPr>
+      <w:r>
+        <w:t>-- Lesson 6.10's two contacts to search for. Zoe Martin is written</w:t>
+      </w:r>
+    </w:p>
+    <w:p>
+      <w:pPr>
+        <w:pStyle w:val="SourceCode"/>
+      </w:pPr>
+      <w:r>
+        <w:t>-- without the two dots over the e, so every screen shows plain letters;</w:t>
+      </w:r>
+    </w:p>
+    <w:p>
+      <w:pPr>
+        <w:pStyle w:val="SourceCode"/>
+      </w:pPr>
+      <w:r>
+        <w:t>-- the table's collation ignores accents (Lesson 4.9), so a search for</w:t>
+      </w:r>
+    </w:p>
+    <w:p>
+      <w:pPr>
+        <w:pStyle w:val="SourceCode"/>
+      </w:pPr>
+      <w:r>
+        <w:t>-- the name with the dots finds her too. R&amp;D Lab has an &amp; in its name,</w:t>
+      </w:r>
+    </w:p>
+    <w:p>
+      <w:pPr>
+        <w:pStyle w:val="SourceCode"/>
+      </w:pPr>
+      <w:r>
+        <w:t>-- the character that separates query parameters. The new table numbers</w:t>
+      </w:r>
+    </w:p>
+    <w:p>
+      <w:pPr>
+        <w:pStyle w:val="SourceCode"/>
+      </w:pPr>
+      <w:r>
+        <w:t>-- them 4 and 5.</w:t>
+      </w:r>
+    </w:p>
+    <w:p>
+      <w:pPr>
+        <w:pStyle w:val="SourceCode"/>
+      </w:pPr>
+      <w:r>
+        <w:t>INSERT INTO contacts_assembly (name, email, phone)</w:t>
+      </w:r>
+    </w:p>
+    <w:p>
+      <w:pPr>
+        <w:pStyle w:val="SourceCode"/>
+        <w:keepNext/>
+      </w:pPr>
+      <w:r>
+        <w:t xml:space="preserve">    VALUES ('Zoe Martin', 'zoe@example.com', '555-0104');</w:t>
+      </w:r>
+    </w:p>
+    <w:p>
+      <w:pPr>
+        <w:pStyle w:val="SourceCode"/>
+        <w:keepNext/>
+      </w:pPr>
+      <w:r>
+        <w:t>INSERT INTO contacts_assembly (name, email, phone)</w:t>
+      </w:r>
+    </w:p>
+    <w:p>
+      <w:pPr>
+        <w:pStyle w:val="SourceCode"/>
+      </w:pPr>
+      <w:r>
+        <w:t xml:space="preserve">    VALUES ('R&amp;D Lab', 'lab@example.com', NULL);</w:t>
+      </w:r>
+    </w:p>
+    <w:p>
+      <w:pPr>
+        <w:keepNext/>
+      </w:pPr>
+    </w:p>
+    <w:p>
+      <w:pPr>
+        <w:pStyle w:val="Heading3"/>
+      </w:pPr>
+      <w:r>
+        <w:t>sql/reset_contacts_rust.sql</w:t>
+      </w:r>
+    </w:p>
+    <w:p>
+      <w:pPr>
+        <w:pStyle w:val="SourceCode"/>
+        <w:keepNext/>
+      </w:pPr>
+      <w:r>
+        <w:t>-- The Chapter 5 known contacts for Rust, for Lesson 6.10, plus two contacts</w:t>
+      </w:r>
+    </w:p>
+    <w:p>
+      <w:pPr>
+        <w:pStyle w:val="SourceCode"/>
+        <w:keepNext/>
+      </w:pPr>
+      <w:r>
+        <w:t>-- to search for. This file resets the Rust programs' own table,</w:t>
+      </w:r>
+    </w:p>
+    <w:p>
+      <w:pPr>
+        <w:pStyle w:val="SourceCode"/>
+      </w:pPr>
+      <w:r>
+        <w:t>-- contacts_rust: it drops it, with any rows earlier lessons or your own</w:t>
+      </w:r>
+    </w:p>
+    <w:p>
+      <w:pPr>
+        <w:pStyle w:val="SourceCode"/>
+      </w:pPr>
+      <w:r>
+        <w:t>-- experiments left in it, and builds it again with five known rows.</w:t>
+      </w:r>
+    </w:p>
+    <w:p>
+      <w:pPr>
+        <w:pStyle w:val="SourceCode"/>
+      </w:pPr>
+    </w:p>
+    <w:p>
+      <w:pPr>
+        <w:pStyle w:val="SourceCode"/>
+      </w:pPr>
+      <w:r>
+        <w:t>-- Remove the old tables (Lesson 4.4). contacts_rust goes first, because in</w:t>
+      </w:r>
+    </w:p>
+    <w:p>
+      <w:pPr>
+        <w:pStyle w:val="SourceCode"/>
+      </w:pPr>
+      <w:r>
+        <w:t>-- Lessons 4.11 to 4.14 it pointed at contact_groups_rust; Chapter 5 has no</w:t>
+      </w:r>
+    </w:p>
+    <w:p>
+      <w:pPr>
+        <w:pStyle w:val="SourceCode"/>
+      </w:pPr>
+      <w:r>
+        <w:t>-- groups, so contact_groups_rust goes too. contacts_rust_old is the name</w:t>
+      </w:r>
+    </w:p>
+    <w:p>
+      <w:pPr>
+        <w:pStyle w:val="SourceCode"/>
+      </w:pPr>
+      <w:r>
+        <w:t>-- Lesson 5.9's Troubleshooting Run gives contacts_rust, in case a run</w:t>
+      </w:r>
+    </w:p>
+    <w:p>
+      <w:pPr>
+        <w:pStyle w:val="SourceCode"/>
+      </w:pPr>
+      <w:r>
+        <w:t>-- stopped before its Repair Run renamed it back. IF EXISTS skips a missing</w:t>
+      </w:r>
+    </w:p>
+    <w:p>
+      <w:pPr>
+        <w:pStyle w:val="SourceCode"/>
+      </w:pPr>
+      <w:r>
+        <w:t>-- table.</w:t>
+      </w:r>
+    </w:p>
+    <w:p>
+      <w:pPr>
+        <w:pStyle w:val="SourceCode"/>
+      </w:pPr>
+      <w:r>
+        <w:t>DROP TABLE IF EXISTS contacts_rust;</w:t>
+      </w:r>
+    </w:p>
+    <w:p>
+      <w:pPr>
+        <w:pStyle w:val="SourceCode"/>
+      </w:pPr>
+      <w:r>
+        <w:t>DROP TABLE IF EXISTS contact_groups_rust;</w:t>
+      </w:r>
+    </w:p>
+    <w:p>
+      <w:pPr>
+        <w:pStyle w:val="SourceCode"/>
+      </w:pPr>
+      <w:r>
+        <w:t>DROP TABLE IF EXISTS contacts_rust_old;</w:t>
+      </w:r>
+    </w:p>
+    <w:p>
+      <w:pPr>
+        <w:pStyle w:val="SourceCode"/>
+      </w:pPr>
+    </w:p>
+    <w:p>
+      <w:pPr>
+        <w:pStyle w:val="SourceCode"/>
+      </w:pPr>
+      <w:r>
+        <w:t>-- The Chapter 5 contacts table: Lesson 4.4's columns, plus Lesson 4.12's</w:t>
+      </w:r>
+    </w:p>
+    <w:p>
+      <w:pPr>
+        <w:pStyle w:val="SourceCode"/>
+      </w:pPr>
+      <w:r>
+        <w:t>-- index on name, because the contacts are listed in name order.</w:t>
+      </w:r>
+    </w:p>
+    <w:p>
+      <w:pPr>
+        <w:pStyle w:val="SourceCode"/>
+      </w:pPr>
+      <w:r>
+        <w:t>CREATE TABLE contacts_rust (</w:t>
+      </w:r>
+    </w:p>
+    <w:p>
+      <w:pPr>
+        <w:pStyle w:val="SourceCode"/>
+      </w:pPr>
+      <w:r>
+        <w:t xml:space="preserve">    id    INT AUTO_INCREMENT PRIMARY KEY,</w:t>
+      </w:r>
+    </w:p>
+    <w:p>
+      <w:pPr>
+        <w:pStyle w:val="SourceCode"/>
+      </w:pPr>
+      <w:r>
+        <w:t xml:space="preserve">    name  VARCHAR(100) NOT NULL,</w:t>
+      </w:r>
+    </w:p>
+    <w:p>
+      <w:pPr>
+        <w:pStyle w:val="SourceCode"/>
+      </w:pPr>
+      <w:r>
+        <w:t xml:space="preserve">    email VARCHAR(254) NOT NULL UNIQUE,</w:t>
+      </w:r>
+    </w:p>
+    <w:p>
+      <w:pPr>
+        <w:pStyle w:val="SourceCode"/>
+      </w:pPr>
+      <w:r>
+        <w:t xml:space="preserve">    phone VARCHAR(20)  NULL,</w:t>
+      </w:r>
+    </w:p>
+    <w:p>
+      <w:pPr>
+        <w:pStyle w:val="SourceCode"/>
+      </w:pPr>
+      <w:r>
+        <w:t xml:space="preserve">    INDEX idx_contacts_rust_name (name)</w:t>
+      </w:r>
+    </w:p>
+    <w:p>
+      <w:pPr>
+        <w:pStyle w:val="SourceCode"/>
+      </w:pPr>
+      <w:r>
+        <w:t>) CHARACTER SET utf8mb4;</w:t>
+      </w:r>
+    </w:p>
+    <w:p>
+      <w:pPr>
+        <w:pStyle w:val="SourceCode"/>
+      </w:pPr>
+    </w:p>
+    <w:p>
+      <w:pPr>
+        <w:pStyle w:val="SourceCode"/>
+      </w:pPr>
+      <w:r>
+        <w:t>-- Lesson 4.6's three contacts; the new table numbers them 1 to 3.</w:t>
+      </w:r>
+    </w:p>
+    <w:p>
+      <w:pPr>
+        <w:pStyle w:val="SourceCode"/>
+      </w:pPr>
+      <w:r>
+        <w:t>-- Grace Hopper's phone is NULL.</w:t>
+      </w:r>
+    </w:p>
+    <w:p>
+      <w:pPr>
+        <w:pStyle w:val="SourceCode"/>
+      </w:pPr>
+      <w:r>
+        <w:t>INSERT INTO contacts_rust (name, email, phone)</w:t>
+      </w:r>
+    </w:p>
+    <w:p>
+      <w:pPr>
+        <w:pStyle w:val="SourceCode"/>
+      </w:pPr>
+      <w:r>
+        <w:t xml:space="preserve">    VALUES ('Ada Lovelace', 'ada@example.com', '555-0100');</w:t>
+      </w:r>
+    </w:p>
+    <w:p>
+      <w:pPr>
+        <w:pStyle w:val="SourceCode"/>
+      </w:pPr>
+      <w:r>
+        <w:t>INSERT INTO contacts_rust (name, email, phone)</w:t>
+      </w:r>
+    </w:p>
+    <w:p>
+      <w:pPr>
+        <w:pStyle w:val="SourceCode"/>
+      </w:pPr>
+      <w:r>
+        <w:t xml:space="preserve">    VALUES ('Grace Hopper', 'grace@example.com', NULL);</w:t>
+      </w:r>
+    </w:p>
+    <w:p>
+      <w:pPr>
+        <w:pStyle w:val="SourceCode"/>
+      </w:pPr>
+      <w:r>
+        <w:t>INSERT INTO contacts_rust (name, email, phone)</w:t>
+      </w:r>
+    </w:p>
+    <w:p>
+      <w:pPr>
+        <w:pStyle w:val="SourceCode"/>
+      </w:pPr>
+      <w:r>
+        <w:t xml:space="preserve">    VALUES ('Alan Turing', 'alan@example.com', '555-0102');</w:t>
+      </w:r>
+    </w:p>
+    <w:p>
+      <w:pPr>
+        <w:pStyle w:val="SourceCode"/>
+      </w:pPr>
+    </w:p>
+    <w:p>
+      <w:pPr>
+        <w:pStyle w:val="SourceCode"/>
+      </w:pPr>
+      <w:r>
+        <w:t>-- Lesson 6.10's two contacts to search for. Zoe Martin is written</w:t>
+      </w:r>
+    </w:p>
+    <w:p>
+      <w:pPr>
+        <w:pStyle w:val="SourceCode"/>
+      </w:pPr>
+      <w:r>
+        <w:t>-- without the two dots over the e, so every screen shows plain letters;</w:t>
+      </w:r>
+    </w:p>
+    <w:p>
+      <w:pPr>
+        <w:pStyle w:val="SourceCode"/>
+      </w:pPr>
+      <w:r>
+        <w:t>-- the table's collation ignores accents (Lesson 4.9), so a search for</w:t>
+      </w:r>
+    </w:p>
+    <w:p>
+      <w:pPr>
+        <w:pStyle w:val="SourceCode"/>
+      </w:pPr>
+      <w:r>
+        <w:t>-- the name with the dots finds her too. R&amp;D Lab has an &amp; in its name,</w:t>
+      </w:r>
+    </w:p>
+    <w:p>
+      <w:pPr>
+        <w:pStyle w:val="SourceCode"/>
+      </w:pPr>
+      <w:r>
+        <w:t>-- the character that separates query parameters. The new table numbers</w:t>
+      </w:r>
+    </w:p>
+    <w:p>
+      <w:pPr>
+        <w:pStyle w:val="SourceCode"/>
+      </w:pPr>
+      <w:r>
+        <w:t>-- them 4 and 5.</w:t>
+      </w:r>
+    </w:p>
+    <w:p>
+      <w:pPr>
+        <w:pStyle w:val="SourceCode"/>
+      </w:pPr>
+      <w:r>
+        <w:t>INSERT INTO contacts_rust (name, email, phone)</w:t>
+      </w:r>
+    </w:p>
+    <w:p>
+      <w:pPr>
+        <w:pStyle w:val="SourceCode"/>
+        <w:keepNext/>
+      </w:pPr>
+      <w:r>
+        <w:t xml:space="preserve">    VALUES ('Zoe Martin', 'zoe@example.com', '555-0104');</w:t>
+      </w:r>
+    </w:p>
+    <w:p>
+      <w:pPr>
+        <w:pStyle w:val="SourceCode"/>
+        <w:keepNext/>
+      </w:pPr>
+      <w:r>
+        <w:t>INSERT INTO contacts_rust (name, email, phone)</w:t>
+      </w:r>
+    </w:p>
+    <w:p>
+      <w:pPr>
+        <w:pStyle w:val="SourceCode"/>
+      </w:pPr>
+      <w:r>
+        <w:t xml:space="preserve">    VALUES ('R&amp;D Lab', 'lab@example.com', NULL);</w:t>
+      </w:r>
+    </w:p>
+    <w:p>
+      <w:pPr>
+        <w:keepNext/>
+      </w:pPr>
+    </w:p>
+    <w:p>
+      <w:pPr>
+        <w:pStyle w:val="Heading3"/>
+      </w:pPr>
+      <w:r>
+        <w:t>sql/reset_contacts_erlang.sql</w:t>
+      </w:r>
+    </w:p>
+    <w:p>
+      <w:pPr>
+        <w:pStyle w:val="SourceCode"/>
+        <w:keepNext/>
+      </w:pPr>
+      <w:r>
+        <w:t>-- The Chapter 5 known contacts for Erlang, for Lesson 6.10, plus two</w:t>
+      </w:r>
+    </w:p>
+    <w:p>
+      <w:pPr>
+        <w:pStyle w:val="SourceCode"/>
+        <w:keepNext/>
+      </w:pPr>
+      <w:r>
+        <w:t>-- contacts to search for. This file resets the Erlang programs' own table,</w:t>
+      </w:r>
+    </w:p>
+    <w:p>
+      <w:pPr>
+        <w:pStyle w:val="SourceCode"/>
+      </w:pPr>
+      <w:r>
+        <w:t>-- contacts_erlang: it drops it, with any rows earlier lessons or your own</w:t>
+      </w:r>
+    </w:p>
+    <w:p>
+      <w:pPr>
+        <w:pStyle w:val="SourceCode"/>
+      </w:pPr>
+      <w:r>
+        <w:t>-- experiments left in it, and builds it again with five known rows.</w:t>
+      </w:r>
+    </w:p>
+    <w:p>
+      <w:pPr>
+        <w:pStyle w:val="SourceCode"/>
+      </w:pPr>
+    </w:p>
+    <w:p>
+      <w:pPr>
+        <w:pStyle w:val="SourceCode"/>
+      </w:pPr>
+      <w:r>
+        <w:t>-- Remove the old tables (Lesson 4.4). contacts_erlang goes first, because</w:t>
+      </w:r>
+    </w:p>
+    <w:p>
+      <w:pPr>
+        <w:pStyle w:val="SourceCode"/>
+      </w:pPr>
+      <w:r>
+        <w:t>-- in Lessons 4.11 to 4.14 it pointed at contact_groups_erlang; Chapter 5</w:t>
+      </w:r>
+    </w:p>
+    <w:p>
+      <w:pPr>
+        <w:pStyle w:val="SourceCode"/>
+      </w:pPr>
+      <w:r>
+        <w:t>-- has no groups, so contact_groups_erlang goes too. contacts_erlang_old is</w:t>
+      </w:r>
+    </w:p>
+    <w:p>
+      <w:pPr>
+        <w:pStyle w:val="SourceCode"/>
+      </w:pPr>
+      <w:r>
+        <w:t>-- the name Lesson 5.9's Troubleshooting Run gives contacts_erlang, in case</w:t>
+      </w:r>
+    </w:p>
+    <w:p>
+      <w:pPr>
+        <w:pStyle w:val="SourceCode"/>
+      </w:pPr>
+      <w:r>
+        <w:t>-- a run stopped before its Repair Run renamed it back. IF EXISTS skips a</w:t>
       </w:r>
     </w:p>
     <w:p>
@@ -2313,23 +3365,23 @@
         <w:pStyle w:val="SourceCode"/>
       </w:pPr>
       <w:r>
-        <w:t>DROP TABLE IF EXISTS contacts;</w:t>
-      </w:r>
-    </w:p>
-    <w:p>
-      <w:pPr>
-        <w:pStyle w:val="SourceCode"/>
-      </w:pPr>
-      <w:r>
-        <w:t>DROP TABLE IF EXISTS contact_groups;</w:t>
-      </w:r>
-    </w:p>
-    <w:p>
-      <w:pPr>
-        <w:pStyle w:val="SourceCode"/>
-      </w:pPr>
-      <w:r>
-        <w:t>DROP TABLE IF EXISTS contacts_old;</w:t>
+        <w:t>DROP TABLE IF EXISTS contacts_erlang;</w:t>
+      </w:r>
+    </w:p>
+    <w:p>
+      <w:pPr>
+        <w:pStyle w:val="SourceCode"/>
+      </w:pPr>
+      <w:r>
+        <w:t>DROP TABLE IF EXISTS contact_groups_erlang;</w:t>
+      </w:r>
+    </w:p>
+    <w:p>
+      <w:pPr>
+        <w:pStyle w:val="SourceCode"/>
+      </w:pPr>
+      <w:r>
+        <w:t>DROP TABLE IF EXISTS contacts_erlang_old;</w:t>
       </w:r>
     </w:p>
     <w:p>
@@ -2358,7 +3410,7 @@
         <w:pStyle w:val="SourceCode"/>
       </w:pPr>
       <w:r>
-        <w:t>CREATE TABLE contacts (</w:t>
+        <w:t>CREATE TABLE contacts_erlang (</w:t>
       </w:r>
     </w:p>
     <w:p>
@@ -2398,7 +3450,7 @@
         <w:pStyle w:val="SourceCode"/>
       </w:pPr>
       <w:r>
-        <w:t xml:space="preserve">    INDEX idx_contacts_name (name)</w:t>
+        <w:t xml:space="preserve">    INDEX idx_contacts_erlang_name (name)</w:t>
       </w:r>
     </w:p>
     <w:p>
@@ -2435,7 +3487,7 @@
         <w:pStyle w:val="SourceCode"/>
       </w:pPr>
       <w:r>
-        <w:t>INSERT INTO contacts (name, email, phone)</w:t>
+        <w:t>INSERT INTO contacts_erlang (name, email, phone)</w:t>
       </w:r>
     </w:p>
     <w:p>
@@ -2451,7 +3503,7 @@
         <w:pStyle w:val="SourceCode"/>
       </w:pPr>
       <w:r>
-        <w:t>INSERT INTO contacts (name, email, phone)</w:t>
+        <w:t>INSERT INTO contacts_erlang (name, email, phone)</w:t>
       </w:r>
     </w:p>
     <w:p>
@@ -2467,7 +3519,7 @@
         <w:pStyle w:val="SourceCode"/>
       </w:pPr>
       <w:r>
-        <w:t>INSERT INTO contacts (name, email, phone)</w:t>
+        <w:t>INSERT INTO contacts_erlang (name, email, phone)</w:t>
       </w:r>
     </w:p>
     <w:p>
@@ -2536,7 +3588,7 @@
         <w:pStyle w:val="SourceCode"/>
       </w:pPr>
       <w:r>
-        <w:t>INSERT INTO contacts (name, email, phone)</w:t>
+        <w:t>INSERT INTO contacts_erlang (name, email, phone)</w:t>
       </w:r>
     </w:p>
     <w:p>
@@ -2554,7 +3606,7 @@
         <w:keepNext/>
       </w:pPr>
       <w:r>
-        <w:t>INSERT INTO contacts (name, email, phone)</w:t>
+        <w:t>INSERT INTO contacts_erlang (name, email, phone)</w:t>
       </w:r>
     </w:p>
     <w:p>
@@ -2642,7 +3694,7 @@
         <w:keepNext/>
       </w:pPr>
       <w:r>
-        <w:t xml:space="preserve">    -e "source ./sql/reset_contacts.sql"</w:t>
+        <w:t xml:space="preserve">    -e "source ./sql/reset_contacts_assembly.sql"</w:t>
       </w:r>
     </w:p>
     <w:p>
@@ -2651,7 +3703,7 @@
         <w:keepNext/>
       </w:pPr>
       <w:r>
-        <w:t>&amp; $mysql -u devuser -h 127.0.0.1 -P 3306 -D spa_contacts -t `</w:t>
+        <w:t>&amp; $mysql -u devuser -h 127.0.0.1 -P 3306 -D spa_contacts --commands `</w:t>
       </w:r>
     </w:p>
     <w:p>
@@ -2660,28 +3712,7 @@
         <w:keepNext/>
       </w:pPr>
       <w:r>
-        <w:t xml:space="preserve">    -e "SELECT id, name, email, phone FROM contacts ORDER BY id"</w:t>
-      </w:r>
-    </w:p>
-    <w:p>
-      <w:pPr>
-        <w:pStyle w:val="CommandBlock"/>
-      </w:pPr>
-      <w:r>
-        <w:t>Remove-Item Env:MYSQL_PWD</w:t>
-      </w:r>
-    </w:p>
-    <w:p>
-      <w:pPr>
-        <w:keepNext/>
-      </w:pPr>
-    </w:p>
-    <w:p>
-      <w:pPr>
-        <w:pStyle w:val="Heading3"/>
-      </w:pPr>
-      <w:r>
-        <w:t>Linux or macOS Data Reset</w:t>
+        <w:t xml:space="preserve">    -e "source ./sql/reset_contacts_rust.sql"</w:t>
       </w:r>
     </w:p>
     <w:p>
@@ -2690,7 +3721,7 @@
         <w:keepNext/>
       </w:pPr>
       <w:r>
-        <w:t>export MYSQL_PWD="$SPA_DB_PASSWORD"</w:t>
+        <w:t>&amp; $mysql -u devuser -h 127.0.0.1 -P 3306 -D spa_contacts --commands `</w:t>
       </w:r>
     </w:p>
     <w:p>
@@ -2699,7 +3730,7 @@
         <w:keepNext/>
       </w:pPr>
       <w:r>
-        <w:t>mysql -u devuser -h 127.0.0.1 -P 3306 \</w:t>
+        <w:t xml:space="preserve">    -e "source ./sql/reset_contacts_erlang.sql"</w:t>
       </w:r>
     </w:p>
     <w:p>
@@ -2708,7 +3739,7 @@
         <w:keepNext/>
       </w:pPr>
       <w:r>
-        <w:t xml:space="preserve">    -e "CREATE DATABASE IF NOT EXISTS spa_contacts"</w:t>
+        <w:t>&amp; $mysql -u devuser -h 127.0.0.1 -P 3306 -D spa_contacts -t `</w:t>
       </w:r>
     </w:p>
     <w:p>
@@ -2717,7 +3748,28 @@
         <w:keepNext/>
       </w:pPr>
       <w:r>
-        <w:t>mysql -u devuser -h 127.0.0.1 -P 3306 -D spa_contacts &lt; ./sql/reset_contacts.sql</w:t>
+        <w:t xml:space="preserve">    -e "SELECT id, name, email, phone FROM contacts_assembly ORDER BY id"</w:t>
+      </w:r>
+    </w:p>
+    <w:p>
+      <w:pPr>
+        <w:pStyle w:val="CommandBlock"/>
+      </w:pPr>
+      <w:r>
+        <w:t>Remove-Item Env:MYSQL_PWD</w:t>
+      </w:r>
+    </w:p>
+    <w:p>
+      <w:pPr>
+        <w:keepNext/>
+      </w:pPr>
+    </w:p>
+    <w:p>
+      <w:pPr>
+        <w:pStyle w:val="Heading3"/>
+      </w:pPr>
+      <w:r>
+        <w:t>Linux or macOS Data Reset</w:t>
       </w:r>
     </w:p>
     <w:p>
@@ -2726,7 +3778,7 @@
         <w:keepNext/>
       </w:pPr>
       <w:r>
-        <w:t>mysql -u devuser -h 127.0.0.1 -P 3306 -D spa_contacts -t \</w:t>
+        <w:t>export MYSQL_PWD="$SPA_DB_PASSWORD"</w:t>
       </w:r>
     </w:p>
     <w:p>
@@ -2735,12 +3787,93 @@
         <w:keepNext/>
       </w:pPr>
       <w:r>
-        <w:t xml:space="preserve">    -e "SELECT id, name, email, phone FROM contacts ORDER BY id"</w:t>
+        <w:t>mysql -u devuser -h 127.0.0.1 -P 3306 \</w:t>
       </w:r>
     </w:p>
     <w:p>
       <w:pPr>
         <w:pStyle w:val="CommandBlock"/>
+        <w:keepNext/>
+      </w:pPr>
+      <w:r>
+        <w:t xml:space="preserve">    -e "CREATE DATABASE IF NOT EXISTS spa_contacts"</w:t>
+      </w:r>
+    </w:p>
+    <w:p>
+      <w:pPr>
+        <w:pStyle w:val="CommandBlock"/>
+        <w:keepNext/>
+      </w:pPr>
+      <w:r>
+        <w:t>mysql -u devuser -h 127.0.0.1 -P 3306 -D spa_contacts \</w:t>
+      </w:r>
+    </w:p>
+    <w:p>
+      <w:pPr>
+        <w:pStyle w:val="CommandBlock"/>
+        <w:keepNext/>
+      </w:pPr>
+      <w:r>
+        <w:t xml:space="preserve">    &lt; ./sql/reset_contacts_assembly.sql</w:t>
+      </w:r>
+    </w:p>
+    <w:p>
+      <w:pPr>
+        <w:pStyle w:val="CommandBlock"/>
+        <w:keepNext/>
+      </w:pPr>
+      <w:r>
+        <w:t>mysql -u devuser -h 127.0.0.1 -P 3306 -D spa_contacts \</w:t>
+      </w:r>
+    </w:p>
+    <w:p>
+      <w:pPr>
+        <w:pStyle w:val="CommandBlock"/>
+        <w:keepNext/>
+      </w:pPr>
+      <w:r>
+        <w:t xml:space="preserve">    &lt; ./sql/reset_contacts_rust.sql</w:t>
+      </w:r>
+    </w:p>
+    <w:p>
+      <w:pPr>
+        <w:pStyle w:val="CommandBlock"/>
+        <w:keepNext/>
+      </w:pPr>
+      <w:r>
+        <w:t>mysql -u devuser -h 127.0.0.1 -P 3306 -D spa_contacts \</w:t>
+      </w:r>
+    </w:p>
+    <w:p>
+      <w:pPr>
+        <w:pStyle w:val="CommandBlock"/>
+        <w:keepNext/>
+      </w:pPr>
+      <w:r>
+        <w:t xml:space="preserve">    &lt; ./sql/reset_contacts_erlang.sql</w:t>
+      </w:r>
+    </w:p>
+    <w:p>
+      <w:pPr>
+        <w:pStyle w:val="CommandBlock"/>
+        <w:keepNext/>
+      </w:pPr>
+      <w:r>
+        <w:t>mysql -u devuser -h 127.0.0.1 -P 3306 -D spa_contacts -t \</w:t>
+      </w:r>
+    </w:p>
+    <w:p>
+      <w:pPr>
+        <w:pStyle w:val="CommandBlock"/>
+        <w:keepNext/>
+      </w:pPr>
+      <w:r>
+        <w:t xml:space="preserve">    -e "SELECT id, name, email, phone FROM contacts_assembly ORDER BY id"</w:t>
+      </w:r>
+    </w:p>
+    <w:p>
+      <w:pPr>
+        <w:pStyle w:val="CommandBlock"/>
       </w:pPr>
       <w:r>
         <w:t>unset MYSQL_PWD</w:t>
@@ -2756,7 +3889,7 @@
         <w:keepNext/>
       </w:pPr>
       <w:r>
-        <w:t>The first two commands print nothing. The query prints exactly this table:</w:t>
+        <w:t>The CREATE DATABASE and reset commands print nothing. The query shows the Assembly programs' table, contacts_assembly; put your language's table in its place to see that one. It prints exactly this table, and every language's table holds the same rows:</w:t>
       </w:r>
     </w:p>
     <w:p>
@@ -2864,7 +3997,10 @@
     </w:p>
     <w:p>
       <w:r>
-        <w:t>Every Production-Minded section in Assembly, Rust, and Erlang ends with the same curl Check, so its queries live in one file, which curl.exe reads with -K. Remember, each line is one option, named as on the command line without its dashes, and each url line is one more request with the same options (Lesson 6.10). The file is Lesson 6.10's, with one more query after the repeated name: name=ada&amp;name=ada, the same name with the same value twice (Concept). Each query is typed exactly as curl.exe sends it, with no builder. Save the file in the lesson-6.10-extended folder.</w:t>
+        <w:t xml:space="preserve">Every Production-Minded section in Assembly, Rust, and Erlang ends with the same curl Check, so its queries live in one file, which curl.exe reads with -K. Remember, each line is one option, named as on the command line without its dashes, and each url line is one more request with the same options (Lesson 6.10). The file is Lesson 6.10's, with one more query after the repeated name: name=ada&amp;name=ada, the same name with the same value twice (Concept). Each query is typed exactly as curl.exe sends it, with </w:t>
+      </w:r>
+      <w:r>
+        <w:t>no builder. Save the file in the lesson-6.10-extended folder.</w:t>
       </w:r>
     </w:p>
     <w:p>
@@ -3147,7 +4283,7 @@
         <w:pStyle w:val="ListBullet"/>
       </w:pPr>
       <w:r>
-        <w:t>A search for Zoe or R&amp;D answers []: the Data Reset did not run, or ran an older reset file. Run it, and check its table.</w:t>
+        <w:t>A search for Zoe or R&amp;D answers []: the Data Reset did not run, or ran an older reset file. Run it, and check your language's table.</w:t>
       </w:r>
     </w:p>
     <w:p>
@@ -3269,7 +4405,10 @@
     </w:p>
     <w:p>
       <w:r>
-        <w:t>Both servers search through the contact store's new file, so it comes first. find_contact_records is Chapter 5's search_contacts with the printing taken out: it copies and trims the field and the term, choosing the statement and checking the term, then runs the prepared statement. A prepared statement hands back one row at a time, into the bound record, so each row becomes its JSON text with Lesson 6.5a's contact_to_json, and cJSON_CreateRaw makes an array item that cJSON prints exactly as given. The array's text goes to the caller, which gives it back with cJSON_free. Read it as Chapter 5's search_contacts and show_matches, with every printf replaced by a step that keeps the row.</w:t>
+        <w:t>Both servers search through the contact store's new file, so it comes first. find_contact_records is Chapter 5's search_contacts with the printing taken out: it copies and trims the field and the term, choosing the statement and checking the term, then runs the prepared statement. A prepared statement hands back one row at a time, into the bound record, so each row becomes its JSON text with Lesson 6.5a's contact_to_json, and cJSON_CreateRaw makes an array item that cJSON prints exactly as given. The array'</w:t>
+      </w:r>
+      <w:r>
+        <w:t>s text goes to the caller, which gives it back with cJSON_free. Read it as Chapter 5's search_contacts and show_matches, with every printf replaced by a step that keeps the row.</w:t>
       </w:r>
     </w:p>
     <w:p>
@@ -3915,7 +5054,7 @@
         <w:pStyle w:val="SourceCode"/>
       </w:pPr>
       <w:r>
-        <w:t xml:space="preserve">    find_by_name_sql  db "SELECT id, name, email, phone FROM contacts "</w:t>
+        <w:t xml:space="preserve">    find_by_name_sql  db "SELECT id, name, email, phone FROM contacts_assembly "</w:t>
       </w:r>
     </w:p>
     <w:p>
@@ -3931,7 +5070,7 @@
         <w:pStyle w:val="SourceCode"/>
       </w:pPr>
       <w:r>
-        <w:t xml:space="preserve">    find_by_email_sql db "SELECT id, name, email, phone FROM contacts "</w:t>
+        <w:t xml:space="preserve">    find_by_email_sql db "SELECT id, name, email, phone FROM contacts_assembly "</w:t>
       </w:r>
     </w:p>
     <w:p>
@@ -6947,7 +8086,10 @@
     </w:p>
     <w:p>
       <w:r>
-        <w:t>Then the most direct versions. The Basic server answers one route itself: answer_request accepts only GET /api/v1/contacts, reads name, or else email, with MHD_lookup_connection_value, opens one connection, and calls answer_search, which calls find_contact_records. With neither name nor email, it passes "" as the field, which the store refuses with Chapter 5's words. The Basic client: search encodes the value with curl_easy_escape, joins the path with snprintf, and prints and sends it; main calls it four times on one handle. The new steps are commented in full, and the ones from earlier lessons have short reminders.</w:t>
+        <w:t>Then the most direct versions. The Basic server answers one route itself: answer_request accepts only GET /api/v1/contacts, reads name, or else email, with MHD_lookup_connection_value, opens one connection, and calls answer_search, which calls find_contact_records. With neither name nor email, it passes "" as the field, which the store refuses with Chapter 5's words. The Basic client: search encodes the value with curl_easy_escape, joins the path with snprintf, and prints and sends it; main calls it four ti</w:t>
+      </w:r>
+      <w:r>
+        <w:t>mes on one handle. The new steps are commented in full, and the ones from earlier lessons have short reminders.</w:t>
       </w:r>
     </w:p>
     <w:p>
@@ -33394,7 +34536,10 @@
         <w:pStyle w:val="ListBullet"/>
       </w:pPr>
       <w:r>
-        <w:t>MHD_get_connection_values_n(connection, MHD_GET_ARGUMENT_KIND, count_parameter, search_query) calls count_parameter with the SearchQuery record as its first value, rcx, once per parameter: libmicrohttpd's code calls yours, so count_parameter follows the same calling rules as every function, and returns MHD_YES in eax to ask for the next one. Its six values are the record, the kind, the name and its size in bytes, and the value and its size, so the last two come on the stack. The route table's call, MHD_get_connection_values with 0 as the function, only counts the parameters.</w:t>
+        <w:t>MHD_get_connection_values_n(connection, MHD_GET_ARGUMENT_KIND, count_parameter, search_query) calls count_parameter with the SearchQuery record as its first value, rcx, once per parameter: libmicrohttpd's code calls yours, so count_parameter follows the same calling rules as every function, and returns MHD_YES in eax to ask for the next one. Its six values are the record, the kind, the name and its size in bytes, and the value and its size, so the last two come on the stack. The route table's call, MHD_get_</w:t>
+      </w:r>
+      <w:r>
+        <w:t>connection_values with 0 as the function, only counts the parameters.</w:t>
       </w:r>
     </w:p>
     <w:p>
@@ -33402,7 +34547,10 @@
         <w:pStyle w:val="ListBullet"/>
       </w:pPr>
       <w:r>
-        <w:t>%00 decodes to the 0 byte, which ends a text for strcmp, strlen, and the store, so name=ada%00x would search for ada alone and find Ada Lovelace. count_parameter compares each text's strlen with the size libmicrohttpd gives; when the strlen is less, the text holds a 0 byte, and search_from_query refuses the query with 400 query has a broken % escape, where Rust and Erlang search the whole value and answer 200 with []. A text with a broken escape, such as %zz, comes with the size 0, so its longer strlen is not a 0 byte, and it is kept as written.</w:t>
+        <w:t>%00 decodes to the 0 byte, which ends a text for strcmp, strlen, and the store, so name=ada%00x would search for ada alone and find Ada Lovelace. count_parameter compares each text's strlen with the size libmicrohttpd gives; when the strlen is less, the text holds a 0 byte, and search_from_query refuses the query with 400 query has a broken % escape, where Rust and Erlang search the whole value and answer 200 with []. A text with a broken escape, such as %zz, comes with the size 0, so its longer strlen is n</w:t>
+      </w:r>
+      <w:r>
+        <w:t>ot a 0 byte, and it is kept as written.</w:t>
       </w:r>
     </w:p>
     <w:p>
@@ -33543,7 +34691,10 @@
     </w:p>
     <w:p>
       <w:r>
-        <w:t>Both servers search through the contact store's new file, so it comes first, after lib.rs. find_contact_records is Chapter 5's search_contacts with the printing taken out: exec reads the matching rows into a Vec, and each row becomes a Contact. Then the most direct versions. The Basic server's answer runs answer_from_database with tokio::task::spawn_blocking; answer_from_database accepts only GET /api/v1/contacts, reads the first name, or else the first email, with form_urlencoded::parse, and find opens one connection and calls find_contact_records. The Basic client: search_path builds each query with form_urlencoded::Serializer, and send_and_print prints, sends, and prints the answer. The new steps are commented in full, and the ones from earlier lessons have short reminders.</w:t>
+        <w:t>Both servers search through the contact store's new file, so it comes first, after lib.rs. find_contact_records is Chapter 5's search_contacts with the printing taken out: exec reads the matching rows into a Vec, and each row becomes a Contact. Then the most direct versions. The Basic server's answer runs answer_from_database with tokio::task::spawn_blocking; answer_from_database accepts only GET /api/v1/contacts, reads the first name, or else the first email, with form_urlencoded::parse, and find opens one</w:t>
+      </w:r>
+      <w:r>
+        <w:t xml:space="preserve"> connection and calls find_contact_records. The Basic client: search_path builds each query with form_urlencoded::Serializer, and send_and_print prints, sends, and prints the answer. The new steps are commented in full, and the ones from earlier lessons have short reminders.</w:t>
       </w:r>
     </w:p>
     <w:p>
@@ -33831,7 +34982,7 @@
         <w:pStyle w:val="SourceCode"/>
       </w:pPr>
       <w:r>
-        <w:t>const FIND_BY_NAME: &amp;str = "SELECT id, name, email, phone FROM contacts \</w:t>
+        <w:t>const FIND_BY_NAME: &amp;str = "SELECT id, name, email, phone FROM contacts_rust \</w:t>
       </w:r>
     </w:p>
     <w:p>
@@ -33847,7 +34998,7 @@
         <w:pStyle w:val="SourceCode"/>
       </w:pPr>
       <w:r>
-        <w:t>const FIND_BY_EMAIL: &amp;str = "SELECT id, name, email, phone FROM contacts \</w:t>
+        <w:t>const FIND_BY_EMAIL: &amp;str = "SELECT id, name, email, phone FROM contacts_rust \</w:t>
       </w:r>
     </w:p>
     <w:p>
@@ -44868,7 +46019,10 @@
     </w:p>
     <w:p>
       <w:r>
-        <w:t>Both servers search through the contact store's new module, so it comes first. find_contact_records is Chapter 5's search_contacts with the printing taken out: mysql:query returns the matching rows, and lists:map makes each row a contact record. Then the most direct versions. The Basic server's do/1 answers only GET /api/v1/contacts: it splits the target at its first ?, decodes the query with uri_string:dissect_query, takes the first name, or else the first email, with proplists:get_value, and find opens one connection and calls find_contact_records. Every answer has a body, so Lesson 6.9a's customize setting is not needed. The Basic client's search_path builds each query with uri_string:compose_query, and send_and_print prints, sends, and prints the answer. The new steps are commented in full, and the ones from earlier lessons have short reminders.</w:t>
+        <w:t>Both servers search through the contact store's new module, so it comes first. find_contact_records is Chapter 5's search_contacts with the printing taken out: mysql:query returns the matching rows, and lists:map makes each row a contact record. Then the most direct versions. The Basic server's do/1 answers only GET /api/v1/contacts: it splits the target at its first ?, decodes the query with uri_string:dissect_query, takes the first name, or else the first email, with proplists:get_value, and find opens on</w:t>
+      </w:r>
+      <w:r>
+        <w:t>e connection and calls find_contact_records. Every answer has a body, so Lesson 6.9a's customize setting is not needed. The Basic client's search_path builds each query with uri_string:compose_query, and send_and_print prints, sends, and prints the answer. The new steps are commented in full, and the ones from earlier lessons have short reminders.</w:t>
       </w:r>
     </w:p>
     <w:p>
@@ -45045,7 +46199,7 @@
         <w:pStyle w:val="SourceCode"/>
       </w:pPr>
       <w:r>
-        <w:t>-define(FIND_BY_NAME, "SELECT id, name, email, phone FROM contacts "</w:t>
+        <w:t>-define(FIND_BY_NAME, "SELECT id, name, email, phone FROM contacts_erlang "</w:t>
       </w:r>
     </w:p>
     <w:p>
@@ -45061,7 +46215,7 @@
         <w:pStyle w:val="SourceCode"/>
       </w:pPr>
       <w:r>
-        <w:t>-define(FIND_BY_EMAIL, "SELECT id, name, email, phone FROM contacts "</w:t>
+        <w:t>-define(FIND_BY_EMAIL, "SELECT id, name, email, phone FROM contacts_erlang "</w:t>
       </w:r>
     </w:p>
     <w:p>
@@ -47384,7 +48538,10 @@
     </w:p>
     <w:p>
       <w:r>
-        <w:t>The Production-Minded server is Lesson 6.9a's, with every function unchanged, plus query_text, search_from_query, search_from_parameters, parameter_text, and handle_find_contacts in the frozen handler shape; route_request's collection route calls handle_list_contacts when the query is "" and handle_find_contacts when it is not. The client keeps Lesson 6.4a's functions unchanged, adds search_path and fetch_path, and leaves out Lesson 6.9a's print_no_content. Read the server's new functions, then the client's.</w:t>
+        <w:t>The Production-Minded server is Lesson 6.9a's, with every function unchanged, plus query_text, search_from_query, search_from_parameters, parameter_text, and handle_find_contacts in the frozen handler shape; route_request's collection route calls handle_list_contacts when the query is "" and handle_find_contacts when it is not. The client keeps Lesson 6.4a's functions unchanged, adds search_path and fetch_path, and leaves out Lesson 6.9a's print_no_content. Read the server's new functions, then the client's</w:t>
+      </w:r>
+      <w:r>
+        <w:t>.</w:t>
       </w:r>
     </w:p>
     <w:p>
@@ -53262,7 +54419,10 @@
     </w:p>
     <w:p>
       <w:r>
-        <w:t>Solidity's section maps Lesson 6.10 onto the honest counterpart that Concept describes: anvil is the server process, findContacts is the search endpoint, a view function sent as a call with cast call, and its one argument is the query text, as the client encoded it. Remember, cast send sends a transaction from anvil's first test account, --json prints its receipt, and ConvertFrom-Json reads it; cast to-dec writes the ContactCreated event's second topic, the new id, as a number (Lesson 6.6a); cast call runs a function on the node and stores nothing, the (string) after a signature asks cast to print what the function returns, and ConvertFrom-Json turns the quoted text it prints into the JSON itself (Lesson 6.5a); an empty text is written '""' in Windows PowerShell 5.1 (Lesson 6.6a). Every Solidity block runs in the lesson-6.10-extended folder.</w:t>
+        <w:t xml:space="preserve">Solidity's section maps Lesson 6.10 onto the honest counterpart that Concept describes: anvil is the server process, findContacts is the search endpoint, a view function sent as a call with cast call, and its one argument is the query text, as the client encoded it. Remember, cast send sends a transaction from anvil's first test account, --json prints its receipt, and ConvertFrom-Json reads it; cast to-dec writes the ContactCreated event's second topic, the new id, as a number (Lesson 6.6a); cast call runs </w:t>
+      </w:r>
+      <w:r>
+        <w:t>a function on the node and stores nothing, the (string) after a signature asks cast to print what the function returns, and ConvertFrom-Json turns the quoted text it prints into the JSON itself (Lesson 6.5a); an empty text is written '""' in Windows PowerShell 5.1 (Lesson 6.6a). Every Solidity block runs in the lesson-6.10-extended folder.</w:t>
       </w:r>
     </w:p>
     <w:p>
@@ -53285,7 +54445,10 @@
     </w:p>
     <w:p>
       <w:r>
-        <w:t>Both contracts decode the query with the new library ContactSearch, so it comes first: parseQuery splits and decodes a query, trimSpaces and termProblem are Chapter 5's trim and validate_term, and containsIgnoringCase is the search's matching. Then the most direct version: BasicContactApi, Lesson 6.6a's contract, plus findContacts, which searches by the first name the query has, or else the first email, and sorts the matches by name with Lesson 4.10a's swap loop. DeployBasicContactApi, copied from Lesson 6.9a, puts it on the chain and stores the three known contacts. Every step is commented, so read the comments as you type them.</w:t>
+        <w:t>Both contracts decode the query with the new library ContactSearch, so it comes first: parseQuery splits and decodes a query, trimSpaces and termProblem are Chapter 5's trim and validate_term, and containsIgnoringCase is the search's matching. Then the most direct version: BasicContactApi, Lesson 6.6a's contract, plus findContacts, which searches by the first name the query has, or else the first email, and sorts the matches by name with Lesson 4.10a's swap loop. DeployBasicContactApi, copied from Lesson 6.</w:t>
+      </w:r>
+      <w:r>
+        <w:t>9a, puts it on the chain and stores the three known contacts. Every step is commented, so read the comments as you type them. forge build compiles every file in the script folder, and DeployContactApi.s.sol, copied in step 1, imports ContactApi.sol, so save ContactApi.sol now too; the Production-Minded Implementation explains it.</w:t>
       </w:r>
     </w:p>
     <w:p>
@@ -57032,6 +58195,3848 @@
       </w:pPr>
       <w:r>
         <w:t xml:space="preserve">        return string.concat(arrayJson, "]");</w:t>
+      </w:r>
+    </w:p>
+    <w:p>
+      <w:pPr>
+        <w:pStyle w:val="SourceCode"/>
+        <w:keepNext/>
+      </w:pPr>
+      <w:r>
+        <w:t xml:space="preserve">    }</w:t>
+      </w:r>
+    </w:p>
+    <w:p>
+      <w:pPr>
+        <w:pStyle w:val="SourceCode"/>
+      </w:pPr>
+      <w:r>
+        <w:t>}</w:t>
+      </w:r>
+    </w:p>
+    <w:p>
+      <w:pPr>
+        <w:keepNext/>
+      </w:pPr>
+    </w:p>
+    <w:p>
+      <w:pPr>
+        <w:pStyle w:val="Heading3"/>
+      </w:pPr>
+      <w:r>
+        <w:t>solidity/script/ContactApi.sol</w:t>
+      </w:r>
+    </w:p>
+    <w:p>
+      <w:pPr>
+        <w:pStyle w:val="SourceCode"/>
+        <w:keepNext/>
+      </w:pPr>
+      <w:r>
+        <w:t>// SPDX-License-Identifier: MIT</w:t>
+      </w:r>
+    </w:p>
+    <w:p>
+      <w:pPr>
+        <w:pStyle w:val="SourceCode"/>
+        <w:keepNext/>
+      </w:pPr>
+      <w:r>
+        <w:t>// Remember, every file starts with a license line and pragma.</w:t>
+      </w:r>
+    </w:p>
+    <w:p>
+      <w:pPr>
+        <w:pStyle w:val="SourceCode"/>
+      </w:pPr>
+      <w:r>
+        <w:t>pragma solidity ^0.8.20;</w:t>
+      </w:r>
+    </w:p>
+    <w:p>
+      <w:pPr>
+        <w:pStyle w:val="SourceCode"/>
+      </w:pPr>
+    </w:p>
+    <w:p>
+      <w:pPr>
+        <w:pStyle w:val="SourceCode"/>
+      </w:pPr>
+      <w:r>
+        <w:t>// Your Chapter 5 checks, in Lesson 6.6a's library, and this lesson's query</w:t>
+      </w:r>
+    </w:p>
+    <w:p>
+      <w:pPr>
+        <w:pStyle w:val="SourceCode"/>
+      </w:pPr>
+      <w:r>
+        <w:t>// parser and search rules, in ContactSearch.</w:t>
+      </w:r>
+    </w:p>
+    <w:p>
+      <w:pPr>
+        <w:pStyle w:val="SourceCode"/>
+      </w:pPr>
+      <w:r>
+        <w:t>import {ContactRules} from "./ContactRules.sol";</w:t>
+      </w:r>
+    </w:p>
+    <w:p>
+      <w:pPr>
+        <w:pStyle w:val="SourceCode"/>
+      </w:pPr>
+      <w:r>
+        <w:t>import {ContactSearch} from "./ContactSearch.sol";</w:t>
+      </w:r>
+    </w:p>
+    <w:p>
+      <w:pPr>
+        <w:pStyle w:val="SourceCode"/>
+      </w:pPr>
+    </w:p>
+    <w:p>
+      <w:pPr>
+        <w:pStyle w:val="SourceCode"/>
+      </w:pPr>
+      <w:r>
+        <w:t>// One contact, as Chapter 5 Project 1a's ContactBook keeps it. An empty</w:t>
+      </w:r>
+    </w:p>
+    <w:p>
+      <w:pPr>
+        <w:pStyle w:val="SourceCode"/>
+      </w:pPr>
+      <w:r>
+        <w:t>// phone means no phone.</w:t>
+      </w:r>
+    </w:p>
+    <w:p>
+      <w:pPr>
+        <w:pStyle w:val="SourceCode"/>
+      </w:pPr>
+      <w:r>
+        <w:t>struct Contact {</w:t>
+      </w:r>
+    </w:p>
+    <w:p>
+      <w:pPr>
+        <w:pStyle w:val="SourceCode"/>
+      </w:pPr>
+      <w:r>
+        <w:t xml:space="preserve">    uint256 id;</w:t>
+      </w:r>
+    </w:p>
+    <w:p>
+      <w:pPr>
+        <w:pStyle w:val="SourceCode"/>
+      </w:pPr>
+      <w:r>
+        <w:t xml:space="preserve">    string fullName;</w:t>
+      </w:r>
+    </w:p>
+    <w:p>
+      <w:pPr>
+        <w:pStyle w:val="SourceCode"/>
+      </w:pPr>
+      <w:r>
+        <w:t xml:space="preserve">    string email;</w:t>
+      </w:r>
+    </w:p>
+    <w:p>
+      <w:pPr>
+        <w:pStyle w:val="SourceCode"/>
+      </w:pPr>
+      <w:r>
+        <w:t xml:space="preserve">    string phone;</w:t>
+      </w:r>
+    </w:p>
+    <w:p>
+      <w:pPr>
+        <w:pStyle w:val="SourceCode"/>
+      </w:pPr>
+      <w:r>
+        <w:t>}</w:t>
+      </w:r>
+    </w:p>
+    <w:p>
+      <w:pPr>
+        <w:pStyle w:val="SourceCode"/>
+      </w:pPr>
+    </w:p>
+    <w:p>
+      <w:pPr>
+        <w:pStyle w:val="SourceCode"/>
+      </w:pPr>
+      <w:r>
+        <w:t>// Lesson 6.10a: Lesson 6.9a's ContactApi, plus findContacts, the search</w:t>
+      </w:r>
+    </w:p>
+    <w:p>
+      <w:pPr>
+        <w:pStyle w:val="SourceCode"/>
+      </w:pPr>
+      <w:r>
+        <w:t>// endpoint. Its view functions are the GET endpoints: getContact answers</w:t>
+      </w:r>
+    </w:p>
+    <w:p>
+      <w:pPr>
+        <w:pStyle w:val="SourceCode"/>
+      </w:pPr>
+      <w:r>
+        <w:t>// one contact, getContacts the collection, and findContacts a search, each</w:t>
+      </w:r>
+    </w:p>
+    <w:p>
+      <w:pPr>
+        <w:pStyle w:val="SourceCode"/>
+      </w:pPr>
+      <w:r>
+        <w:t>// as the same JSON text the other languages' servers send. addContact</w:t>
+      </w:r>
+    </w:p>
+    <w:p>
+      <w:pPr>
+        <w:pStyle w:val="SourceCode"/>
+      </w:pPr>
+      <w:r>
+        <w:t>// (POST), replaceContact (PUT), patchContact (PATCH), and deleteContact</w:t>
+      </w:r>
+    </w:p>
+    <w:p>
+      <w:pPr>
+        <w:pStyle w:val="SourceCode"/>
+      </w:pPr>
+      <w:r>
+        <w:t>// (DELETE) change storage, so each is sent as a transaction. revert's</w:t>
+      </w:r>
+    </w:p>
+    <w:p>
+      <w:pPr>
+        <w:pStyle w:val="SourceCode"/>
+      </w:pPr>
+      <w:r>
+        <w:t>// reason is the error body.</w:t>
+      </w:r>
+    </w:p>
+    <w:p>
+      <w:pPr>
+        <w:pStyle w:val="SourceCode"/>
+      </w:pPr>
+      <w:r>
+        <w:t>contract ContactApi {</w:t>
+      </w:r>
+    </w:p>
+    <w:p>
+      <w:pPr>
+        <w:pStyle w:val="SourceCode"/>
+      </w:pPr>
+      <w:r>
+        <w:t xml:space="preserve">    // Remember, constant = never changes.</w:t>
+      </w:r>
+    </w:p>
+    <w:p>
+      <w:pPr>
+        <w:pStyle w:val="SourceCode"/>
+      </w:pPr>
+      <w:r>
+        <w:t xml:space="preserve">    string constant HEALTH_JSON = '{"status":"ok"}';</w:t>
+      </w:r>
+    </w:p>
+    <w:p>
+      <w:pPr>
+        <w:pStyle w:val="SourceCode"/>
+      </w:pPr>
+      <w:r>
+        <w:t xml:space="preserve">    string constant NOT_FOUND_JSON =</w:t>
+      </w:r>
+    </w:p>
+    <w:p>
+      <w:pPr>
+        <w:pStyle w:val="SourceCode"/>
+      </w:pPr>
+      <w:r>
+        <w:t xml:space="preserve">        '{"code":"not_found","message":"no such path"}';</w:t>
+      </w:r>
+    </w:p>
+    <w:p>
+      <w:pPr>
+        <w:pStyle w:val="SourceCode"/>
+      </w:pPr>
+      <w:r>
+        <w:t xml:space="preserve">    string constant BAD_ID_JSON = '{"code":"invalid_input","message":'</w:t>
+      </w:r>
+    </w:p>
+    <w:p>
+      <w:pPr>
+        <w:pStyle w:val="SourceCode"/>
+      </w:pPr>
+      <w:r>
+        <w:t xml:space="preserve">        '"id must be a whole number from 1 to 2147483647"}';</w:t>
+      </w:r>
+    </w:p>
+    <w:p>
+      <w:pPr>
+        <w:pStyle w:val="SourceCode"/>
+      </w:pPr>
+      <w:r>
+        <w:t xml:space="preserve">    string constant DUPLICATE_EMAIL_JSON = '{"code":"duplicate_email",'</w:t>
+      </w:r>
+    </w:p>
+    <w:p>
+      <w:pPr>
+        <w:pStyle w:val="SourceCode"/>
+      </w:pPr>
+      <w:r>
+        <w:t xml:space="preserve">        '"message":"That email is already in use."}';</w:t>
+      </w:r>
+    </w:p>
+    <w:p>
+      <w:pPr>
+        <w:pStyle w:val="SourceCode"/>
+      </w:pPr>
+      <w:r>
+        <w:t xml:space="preserve">    // The body for a PATCH that names none of name, email, and phone.</w:t>
+      </w:r>
+    </w:p>
+    <w:p>
+      <w:pPr>
+        <w:pStyle w:val="SourceCode"/>
+      </w:pPr>
+      <w:r>
+        <w:t xml:space="preserve">    string constant EMPTY_PATCH_JSON = '{"code":"invalid_input",'</w:t>
+      </w:r>
+    </w:p>
+    <w:p>
+      <w:pPr>
+        <w:pStyle w:val="SourceCode"/>
+      </w:pPr>
+      <w:r>
+        <w:t xml:space="preserve">        '"message":"body must name at least one field"}';</w:t>
+      </w:r>
+    </w:p>
+    <w:p>
+      <w:pPr>
+        <w:pStyle w:val="SourceCode"/>
+      </w:pPr>
+      <w:r>
+        <w:t xml:space="preserve">    // Lesson 6.10a: the body for a query that does not ask for exactly one</w:t>
+      </w:r>
+    </w:p>
+    <w:p>
+      <w:pPr>
+        <w:pStyle w:val="SourceCode"/>
+      </w:pPr>
+      <w:r>
+        <w:t xml:space="preserve">    // search, with Chapter 5's words, and for a name given more than once.</w:t>
+      </w:r>
+    </w:p>
+    <w:p>
+      <w:pPr>
+        <w:pStyle w:val="SourceCode"/>
+      </w:pPr>
+      <w:r>
+        <w:t xml:space="preserve">    string constant SEARCH_JSON = '{"code":"invalid_input",'</w:t>
+      </w:r>
+    </w:p>
+    <w:p>
+      <w:pPr>
+        <w:pStyle w:val="SourceCode"/>
+      </w:pPr>
+      <w:r>
+        <w:t xml:space="preserve">        '"message":"find by name or email"}';</w:t>
+      </w:r>
+    </w:p>
+    <w:p>
+      <w:pPr>
+        <w:pStyle w:val="SourceCode"/>
+      </w:pPr>
+      <w:r>
+        <w:t xml:space="preserve">    string constant REPEAT_JSON = '{"code":"invalid_input",'</w:t>
+      </w:r>
+    </w:p>
+    <w:p>
+      <w:pPr>
+        <w:pStyle w:val="SourceCode"/>
+      </w:pPr>
+      <w:r>
+        <w:t xml:space="preserve">        '"message":"name or email may appear only once"}';</w:t>
+      </w:r>
+    </w:p>
+    <w:p>
+      <w:pPr>
+        <w:pStyle w:val="SourceCode"/>
+      </w:pPr>
+      <w:r>
+        <w:t xml:space="preserve">    // The largest id the other languages' INT column can store (Lesson</w:t>
+      </w:r>
+    </w:p>
+    <w:p>
+      <w:pPr>
+        <w:pStyle w:val="SourceCode"/>
+      </w:pPr>
+      <w:r>
+        <w:t xml:space="preserve">    // 5.6a).</w:t>
+      </w:r>
+    </w:p>
+    <w:p>
+      <w:pPr>
+        <w:pStyle w:val="SourceCode"/>
+      </w:pPr>
+      <w:r>
+        <w:t xml:space="preserve">    uint256 constant ID_LIMIT = 2147483647;</w:t>
+      </w:r>
+    </w:p>
+    <w:p>
+      <w:pPr>
+        <w:pStyle w:val="SourceCode"/>
+      </w:pPr>
+      <w:r>
+        <w:t xml:space="preserve">    // The sixteen hex digits, in order: digit 10 is "a".</w:t>
+      </w:r>
+    </w:p>
+    <w:p>
+      <w:pPr>
+        <w:pStyle w:val="SourceCode"/>
+      </w:pPr>
+      <w:r>
+        <w:t xml:space="preserve">    string constant HEX_DIGITS = "0123456789abcdef";</w:t>
+      </w:r>
+    </w:p>
+    <w:p>
+      <w:pPr>
+        <w:pStyle w:val="SourceCode"/>
+      </w:pPr>
+    </w:p>
+    <w:p>
+      <w:pPr>
+        <w:pStyle w:val="SourceCode"/>
+      </w:pPr>
+      <w:r>
+        <w:t xml:space="preserve">    // Remember, a mapping from id to struct plays the table's part, and</w:t>
+      </w:r>
+    </w:p>
+    <w:p>
+      <w:pPr>
+        <w:pStyle w:val="SourceCode"/>
+      </w:pPr>
+      <w:r>
+        <w:t xml:space="preserve">    // lastId is the last id given out (Chapter 5 Project 1a). A delete</w:t>
+      </w:r>
+    </w:p>
+    <w:p>
+      <w:pPr>
+        <w:pStyle w:val="SourceCode"/>
+      </w:pPr>
+      <w:r>
+        <w:t xml:space="preserve">    // never lowers lastId, so a deleted id is never given out again, as</w:t>
+      </w:r>
+    </w:p>
+    <w:p>
+      <w:pPr>
+        <w:pStyle w:val="SourceCode"/>
+      </w:pPr>
+      <w:r>
+        <w:t xml:space="preserve">    // MySQL's AUTO_INCREMENT never reuses one (Lesson 4.8a).</w:t>
+      </w:r>
+    </w:p>
+    <w:p>
+      <w:pPr>
+        <w:pStyle w:val="SourceCode"/>
+      </w:pPr>
+      <w:r>
+        <w:t xml:space="preserve">    mapping(uint256 =&gt; Contact) contacts;</w:t>
+      </w:r>
+    </w:p>
+    <w:p>
+      <w:pPr>
+        <w:pStyle w:val="SourceCode"/>
+      </w:pPr>
+      <w:r>
+        <w:t xml:space="preserve">    uint256 public lastId;</w:t>
+      </w:r>
+    </w:p>
+    <w:p>
+      <w:pPr>
+        <w:pStyle w:val="SourceCode"/>
+      </w:pPr>
+      <w:r>
+        <w:t xml:space="preserve">    // Remember, each stored email's keccak256 fingerprint: the contract's</w:t>
+      </w:r>
+    </w:p>
+    <w:p>
+      <w:pPr>
+        <w:pStyle w:val="SourceCode"/>
+      </w:pPr>
+      <w:r>
+        <w:t xml:space="preserve">    // UNIQUE email (Lesson 4.5a).</w:t>
+      </w:r>
+    </w:p>
+    <w:p>
+      <w:pPr>
+        <w:pStyle w:val="SourceCode"/>
+      </w:pPr>
+      <w:r>
+        <w:t xml:space="preserve">    mapping(bytes32 =&gt; bool) emailTaken;</w:t>
+      </w:r>
+    </w:p>
+    <w:p>
+      <w:pPr>
+        <w:pStyle w:val="SourceCode"/>
+      </w:pPr>
+    </w:p>
+    <w:p>
+      <w:pPr>
+        <w:pStyle w:val="SourceCode"/>
+      </w:pPr>
+      <w:r>
+        <w:t xml:space="preserve">    // An event is a record a transaction leaves in its receipt, which the</w:t>
+      </w:r>
+    </w:p>
+    <w:p>
+      <w:pPr>
+        <w:pStyle w:val="SourceCode"/>
+      </w:pPr>
+      <w:r>
+        <w:t xml:space="preserve">    // sender reads when the transaction is mined: a transaction's return</w:t>
+      </w:r>
+    </w:p>
+    <w:p>
+      <w:pPr>
+        <w:pStyle w:val="SourceCode"/>
+      </w:pPr>
+      <w:r>
+        <w:t xml:space="preserve">    // value never reaches the sender, so the event says which id the</w:t>
+      </w:r>
+    </w:p>
+    <w:p>
+      <w:pPr>
+        <w:pStyle w:val="SourceCode"/>
+      </w:pPr>
+      <w:r>
+        <w:t xml:space="preserve">    // contact got. indexed puts the id in the record's topics, where cast</w:t>
+      </w:r>
+    </w:p>
+    <w:p>
+      <w:pPr>
+        <w:pStyle w:val="SourceCode"/>
+      </w:pPr>
+      <w:r>
+        <w:t xml:space="preserve">    // shows it as 32 bytes of hex.</w:t>
+      </w:r>
+    </w:p>
+    <w:p>
+      <w:pPr>
+        <w:pStyle w:val="SourceCode"/>
+      </w:pPr>
+      <w:r>
+        <w:t xml:space="preserve">    event ContactCreated(uint256 indexed contactId);</w:t>
+      </w:r>
+    </w:p>
+    <w:p>
+      <w:pPr>
+        <w:pStyle w:val="SourceCode"/>
+      </w:pPr>
+    </w:p>
+    <w:p>
+      <w:pPr>
+        <w:pStyle w:val="SourceCode"/>
+      </w:pPr>
+      <w:r>
+        <w:t xml:space="preserve">    // POST /api/v1/contacts: checks the new contact with your Chapter 5</w:t>
+      </w:r>
+    </w:p>
+    <w:p>
+      <w:pPr>
+        <w:pStyle w:val="SourceCode"/>
+      </w:pPr>
+      <w:r>
+        <w:t xml:space="preserve">    // rules, stores it, and emits ContactCreated with its new id. A</w:t>
+      </w:r>
+    </w:p>
+    <w:p>
+      <w:pPr>
+        <w:pStyle w:val="SourceCode"/>
+      </w:pPr>
+      <w:r>
+        <w:t xml:space="preserve">    // refused contact reverts with the error body: invalid_input with the</w:t>
+      </w:r>
+    </w:p>
+    <w:p>
+      <w:pPr>
+        <w:pStyle w:val="SourceCode"/>
+      </w:pPr>
+      <w:r>
+        <w:t xml:space="preserve">    // rule's words, or duplicate_email. Remember, a revert undoes every</w:t>
+      </w:r>
+    </w:p>
+    <w:p>
+      <w:pPr>
+        <w:pStyle w:val="SourceCode"/>
+      </w:pPr>
+      <w:r>
+        <w:t xml:space="preserve">    // write the call made, so a refused call stores nothing and uses no id</w:t>
+      </w:r>
+    </w:p>
+    <w:p>
+      <w:pPr>
+        <w:pStyle w:val="SourceCode"/>
+      </w:pPr>
+      <w:r>
+        <w:t xml:space="preserve">    // (Lesson 4.5a). Like the other servers until Lesson 6.16a, any caller</w:t>
+      </w:r>
+    </w:p>
+    <w:p>
+      <w:pPr>
+        <w:pStyle w:val="SourceCode"/>
+      </w:pPr>
+      <w:r>
+        <w:t xml:space="preserve">    // may send it. The deploy script stores the three known contacts with</w:t>
+      </w:r>
+    </w:p>
+    <w:p>
+      <w:pPr>
+        <w:pStyle w:val="SourceCode"/>
+      </w:pPr>
+      <w:r>
+        <w:t xml:space="preserve">    // it too.</w:t>
+      </w:r>
+    </w:p>
+    <w:p>
+      <w:pPr>
+        <w:pStyle w:val="SourceCode"/>
+      </w:pPr>
+      <w:r>
+        <w:t xml:space="preserve">    function addContact(string memory fullName, string memory email,</w:t>
+      </w:r>
+    </w:p>
+    <w:p>
+      <w:pPr>
+        <w:pStyle w:val="SourceCode"/>
+      </w:pPr>
+      <w:r>
+        <w:t xml:space="preserve">                        string memory phone) external returns (uint256) {</w:t>
+      </w:r>
+    </w:p>
+    <w:p>
+      <w:pPr>
+        <w:pStyle w:val="SourceCode"/>
+      </w:pPr>
+      <w:r>
+        <w:t xml:space="preserve">        string memory problem =</w:t>
+      </w:r>
+    </w:p>
+    <w:p>
+      <w:pPr>
+        <w:pStyle w:val="SourceCode"/>
+      </w:pPr>
+      <w:r>
+        <w:t xml:space="preserve">            ContactRules.validateContact(fullName, email, phone);</w:t>
+      </w:r>
+    </w:p>
+    <w:p>
+      <w:pPr>
+        <w:pStyle w:val="SourceCode"/>
+      </w:pPr>
+      <w:r>
+        <w:t xml:space="preserve">        if (bytes(problem).length &gt; 0) {</w:t>
+      </w:r>
+    </w:p>
+    <w:p>
+      <w:pPr>
+        <w:pStyle w:val="SourceCode"/>
+      </w:pPr>
+      <w:r>
+        <w:t xml:space="preserve">            revert(string.concat('{"code":"invalid_input","message":',</w:t>
+      </w:r>
+    </w:p>
+    <w:p>
+      <w:pPr>
+        <w:pStyle w:val="SourceCode"/>
+      </w:pPr>
+      <w:r>
+        <w:t xml:space="preserve">                                 jsonString(problem), "}"));</w:t>
+      </w:r>
+    </w:p>
+    <w:p>
+      <w:pPr>
+        <w:pStyle w:val="SourceCode"/>
+      </w:pPr>
+      <w:r>
+        <w:t xml:space="preserve">        }</w:t>
+      </w:r>
+    </w:p>
+    <w:p>
+      <w:pPr>
+        <w:pStyle w:val="SourceCode"/>
+      </w:pPr>
+      <w:r>
+        <w:t xml:space="preserve">        bytes32 emailKey = keccak256(bytes(email));</w:t>
+      </w:r>
+    </w:p>
+    <w:p>
+      <w:pPr>
+        <w:pStyle w:val="SourceCode"/>
+      </w:pPr>
+      <w:r>
+        <w:t xml:space="preserve">        if (emailTaken[emailKey]) {</w:t>
+      </w:r>
+    </w:p>
+    <w:p>
+      <w:pPr>
+        <w:pStyle w:val="SourceCode"/>
+      </w:pPr>
+      <w:r>
+        <w:t xml:space="preserve">            revert(DUPLICATE_EMAIL_JSON);</w:t>
+      </w:r>
+    </w:p>
+    <w:p>
+      <w:pPr>
+        <w:pStyle w:val="SourceCode"/>
+      </w:pPr>
+      <w:r>
+        <w:t xml:space="preserve">        }</w:t>
+      </w:r>
+    </w:p>
+    <w:p>
+      <w:pPr>
+        <w:pStyle w:val="SourceCode"/>
+      </w:pPr>
+      <w:r>
+        <w:t xml:space="preserve">        lastId += 1;</w:t>
+      </w:r>
+    </w:p>
+    <w:p>
+      <w:pPr>
+        <w:pStyle w:val="SourceCode"/>
+      </w:pPr>
+      <w:r>
+        <w:t xml:space="preserve">        contacts[lastId] = Contact(lastId, fullName, email, phone);</w:t>
+      </w:r>
+    </w:p>
+    <w:p>
+      <w:pPr>
+        <w:pStyle w:val="SourceCode"/>
+      </w:pPr>
+      <w:r>
+        <w:t xml:space="preserve">        emailTaken[emailKey] = true;</w:t>
+      </w:r>
+    </w:p>
+    <w:p>
+      <w:pPr>
+        <w:pStyle w:val="SourceCode"/>
+      </w:pPr>
+      <w:r>
+        <w:t xml:space="preserve">        // emit writes the event into this transaction's receipt.</w:t>
+      </w:r>
+    </w:p>
+    <w:p>
+      <w:pPr>
+        <w:pStyle w:val="SourceCode"/>
+      </w:pPr>
+      <w:r>
+        <w:t xml:space="preserve">        emit ContactCreated(lastId);</w:t>
+      </w:r>
+    </w:p>
+    <w:p>
+      <w:pPr>
+        <w:pStyle w:val="SourceCode"/>
+      </w:pPr>
+      <w:r>
+        <w:t xml:space="preserve">        return lastId;</w:t>
+      </w:r>
+    </w:p>
+    <w:p>
+      <w:pPr>
+        <w:pStyle w:val="SourceCode"/>
+      </w:pPr>
+      <w:r>
+        <w:t xml:space="preserve">    }</w:t>
+      </w:r>
+    </w:p>
+    <w:p>
+      <w:pPr>
+        <w:pStyle w:val="SourceCode"/>
+      </w:pPr>
+    </w:p>
+    <w:p>
+      <w:pPr>
+        <w:pStyle w:val="SourceCode"/>
+      </w:pPr>
+      <w:r>
+        <w:t xml:space="preserve">    // PUT /api/v1/contacts/{id}: replaces every field of contact contactId</w:t>
+      </w:r>
+    </w:p>
+    <w:p>
+      <w:pPr>
+        <w:pStyle w:val="SourceCode"/>
+      </w:pPr>
+      <w:r>
+        <w:t xml:space="preserve">    // with the three values, and returns the contact as stored. The first</w:t>
+      </w:r>
+    </w:p>
+    <w:p>
+      <w:pPr>
+        <w:pStyle w:val="SourceCode"/>
+      </w:pPr>
+      <w:r>
+        <w:t xml:space="preserve">    // value is the path's id, and the other three are the body; an empty</w:t>
+      </w:r>
+    </w:p>
+    <w:p>
+      <w:pPr>
+        <w:pStyle w:val="SourceCode"/>
+      </w:pPr>
+      <w:r>
+        <w:t xml:space="preserve">    // phone means no phone. The checks come in the order the other</w:t>
+      </w:r>
+    </w:p>
+    <w:p>
+      <w:pPr>
+        <w:pStyle w:val="SourceCode"/>
+      </w:pPr>
+      <w:r>
+        <w:t xml:space="preserve">    // servers make them: the id, your Chapter 5 rules, then not_found for</w:t>
+      </w:r>
+    </w:p>
+    <w:p>
+      <w:pPr>
+        <w:pStyle w:val="SourceCode"/>
+      </w:pPr>
+      <w:r>
+        <w:t xml:space="preserve">    // an id no contact has, then duplicate_email for an email another</w:t>
+      </w:r>
+    </w:p>
+    <w:p>
+      <w:pPr>
+        <w:pStyle w:val="SourceCode"/>
+      </w:pPr>
+      <w:r>
+        <w:t xml:space="preserve">    // contact has. The contact's own email is not "taken", so the same</w:t>
+      </w:r>
+    </w:p>
+    <w:p>
+      <w:pPr>
+        <w:pStyle w:val="SourceCode"/>
+      </w:pPr>
+      <w:r>
+        <w:t xml:space="preserve">    // replacement sent twice stores the same values again: PUT is</w:t>
+      </w:r>
+    </w:p>
+    <w:p>
+      <w:pPr>
+        <w:pStyle w:val="SourceCode"/>
+      </w:pPr>
+      <w:r>
+        <w:t xml:space="preserve">    // idempotent here too. public, not external, so this contract's own</w:t>
+      </w:r>
+    </w:p>
+    <w:p>
+      <w:pPr>
+        <w:pStyle w:val="SourceCode"/>
+      </w:pPr>
+      <w:r>
+        <w:t xml:space="preserve">    // functions can call it as well: patchContact does. A</w:t>
+      </w:r>
+    </w:p>
+    <w:p>
+      <w:pPr>
+        <w:pStyle w:val="SourceCode"/>
+      </w:pPr>
+      <w:r>
+        <w:t xml:space="preserve">    // transaction's return value never reaches the sender, but a call's</w:t>
+      </w:r>
+    </w:p>
+    <w:p>
+      <w:pPr>
+        <w:pStyle w:val="SourceCode"/>
+      </w:pPr>
+      <w:r>
+        <w:t xml:space="preserve">    // does: cast call shows the contact it would store.</w:t>
+      </w:r>
+    </w:p>
+    <w:p>
+      <w:pPr>
+        <w:pStyle w:val="SourceCode"/>
+      </w:pPr>
+      <w:r>
+        <w:t xml:space="preserve">    function replaceContact(uint256 contactId, string memory fullName,</w:t>
+      </w:r>
+    </w:p>
+    <w:p>
+      <w:pPr>
+        <w:pStyle w:val="SourceCode"/>
+      </w:pPr>
+      <w:r>
+        <w:t xml:space="preserve">                            string memory email, string memory phone)</w:t>
+      </w:r>
+    </w:p>
+    <w:p>
+      <w:pPr>
+        <w:pStyle w:val="SourceCode"/>
+      </w:pPr>
+      <w:r>
+        <w:t xml:space="preserve">        public</w:t>
+      </w:r>
+    </w:p>
+    <w:p>
+      <w:pPr>
+        <w:pStyle w:val="SourceCode"/>
+      </w:pPr>
+      <w:r>
+        <w:t xml:space="preserve">        returns (string memory)</w:t>
+      </w:r>
+    </w:p>
+    <w:p>
+      <w:pPr>
+        <w:pStyle w:val="SourceCode"/>
+      </w:pPr>
+      <w:r>
+        <w:t xml:space="preserve">    {</w:t>
+      </w:r>
+    </w:p>
+    <w:p>
+      <w:pPr>
+        <w:pStyle w:val="SourceCode"/>
+      </w:pPr>
+      <w:r>
+        <w:t xml:space="preserve">        if (contactId == 0 || contactId &gt; ID_LIMIT) {</w:t>
+      </w:r>
+    </w:p>
+    <w:p>
+      <w:pPr>
+        <w:pStyle w:val="SourceCode"/>
+      </w:pPr>
+      <w:r>
+        <w:t xml:space="preserve">            revert(BAD_ID_JSON);</w:t>
+      </w:r>
+    </w:p>
+    <w:p>
+      <w:pPr>
+        <w:pStyle w:val="SourceCode"/>
+      </w:pPr>
+      <w:r>
+        <w:t xml:space="preserve">        }</w:t>
+      </w:r>
+    </w:p>
+    <w:p>
+      <w:pPr>
+        <w:pStyle w:val="SourceCode"/>
+      </w:pPr>
+      <w:r>
+        <w:t xml:space="preserve">        string memory problem =</w:t>
+      </w:r>
+    </w:p>
+    <w:p>
+      <w:pPr>
+        <w:pStyle w:val="SourceCode"/>
+      </w:pPr>
+      <w:r>
+        <w:t xml:space="preserve">            ContactRules.validateContact(fullName, email, phone);</w:t>
+      </w:r>
+    </w:p>
+    <w:p>
+      <w:pPr>
+        <w:pStyle w:val="SourceCode"/>
+      </w:pPr>
+      <w:r>
+        <w:t xml:space="preserve">        if (bytes(problem).length &gt; 0) {</w:t>
+      </w:r>
+    </w:p>
+    <w:p>
+      <w:pPr>
+        <w:pStyle w:val="SourceCode"/>
+      </w:pPr>
+      <w:r>
+        <w:t xml:space="preserve">            revert(string.concat('{"code":"invalid_input","message":',</w:t>
+      </w:r>
+    </w:p>
+    <w:p>
+      <w:pPr>
+        <w:pStyle w:val="SourceCode"/>
+      </w:pPr>
+      <w:r>
+        <w:t xml:space="preserve">                                 jsonString(problem), "}"));</w:t>
+      </w:r>
+    </w:p>
+    <w:p>
+      <w:pPr>
+        <w:pStyle w:val="SourceCode"/>
+      </w:pPr>
+      <w:r>
+        <w:t xml:space="preserve">        }</w:t>
+      </w:r>
+    </w:p>
+    <w:p>
+      <w:pPr>
+        <w:pStyle w:val="SourceCode"/>
+      </w:pPr>
+      <w:r>
+        <w:t xml:space="preserve">        Contact memory stored = contacts[contactId];</w:t>
+      </w:r>
+    </w:p>
+    <w:p>
+      <w:pPr>
+        <w:pStyle w:val="SourceCode"/>
+      </w:pPr>
+      <w:r>
+        <w:t xml:space="preserve">        if (stored.id == 0) {</w:t>
+      </w:r>
+    </w:p>
+    <w:p>
+      <w:pPr>
+        <w:pStyle w:val="SourceCode"/>
+      </w:pPr>
+      <w:r>
+        <w:t xml:space="preserve">            revert(string.concat('{"code":"not_found","message":',</w:t>
+      </w:r>
+    </w:p>
+    <w:p>
+      <w:pPr>
+        <w:pStyle w:val="SourceCode"/>
+      </w:pPr>
+      <w:r>
+        <w:t xml:space="preserve">                                 '"no contact with id ',</w:t>
+      </w:r>
+    </w:p>
+    <w:p>
+      <w:pPr>
+        <w:pStyle w:val="SourceCode"/>
+      </w:pPr>
+      <w:r>
+        <w:t xml:space="preserve">                                 numberText(contactId), '"}'));</w:t>
+      </w:r>
+    </w:p>
+    <w:p>
+      <w:pPr>
+        <w:pStyle w:val="SourceCode"/>
+      </w:pPr>
+      <w:r>
+        <w:t xml:space="preserve">        }</w:t>
+      </w:r>
+    </w:p>
+    <w:p>
+      <w:pPr>
+        <w:pStyle w:val="SourceCode"/>
+      </w:pPr>
+      <w:r>
+        <w:t xml:space="preserve">        bytes32 oldKey = keccak256(bytes(stored.email));</w:t>
+      </w:r>
+    </w:p>
+    <w:p>
+      <w:pPr>
+        <w:pStyle w:val="SourceCode"/>
+      </w:pPr>
+      <w:r>
+        <w:t xml:space="preserve">        bytes32 newKey = keccak256(bytes(email));</w:t>
+      </w:r>
+    </w:p>
+    <w:p>
+      <w:pPr>
+        <w:pStyle w:val="SourceCode"/>
+      </w:pPr>
+      <w:r>
+        <w:t xml:space="preserve">        if (newKey != oldKey &amp;&amp; emailTaken[newKey]) {</w:t>
+      </w:r>
+    </w:p>
+    <w:p>
+      <w:pPr>
+        <w:pStyle w:val="SourceCode"/>
+      </w:pPr>
+      <w:r>
+        <w:t xml:space="preserve">            revert(DUPLICATE_EMAIL_JSON);</w:t>
+      </w:r>
+    </w:p>
+    <w:p>
+      <w:pPr>
+        <w:pStyle w:val="SourceCode"/>
+      </w:pPr>
+      <w:r>
+        <w:t xml:space="preserve">        }</w:t>
+      </w:r>
+    </w:p>
+    <w:p>
+      <w:pPr>
+        <w:pStyle w:val="SourceCode"/>
+      </w:pPr>
+      <w:r>
+        <w:t xml:space="preserve">        // The old email is free again, and the new one is taken; when they</w:t>
+      </w:r>
+    </w:p>
+    <w:p>
+      <w:pPr>
+        <w:pStyle w:val="SourceCode"/>
+      </w:pPr>
+      <w:r>
+        <w:t xml:space="preserve">        // are the same, the second line takes it back at once.</w:t>
+      </w:r>
+    </w:p>
+    <w:p>
+      <w:pPr>
+        <w:pStyle w:val="SourceCode"/>
+      </w:pPr>
+      <w:r>
+        <w:t xml:space="preserve">        emailTaken[oldKey] = false;</w:t>
+      </w:r>
+    </w:p>
+    <w:p>
+      <w:pPr>
+        <w:pStyle w:val="SourceCode"/>
+      </w:pPr>
+      <w:r>
+        <w:t xml:space="preserve">        emailTaken[newKey] = true;</w:t>
+      </w:r>
+    </w:p>
+    <w:p>
+      <w:pPr>
+        <w:pStyle w:val="SourceCode"/>
+      </w:pPr>
+      <w:r>
+        <w:t xml:space="preserve">        contacts[contactId] = Contact(contactId, fullName, email, phone);</w:t>
+      </w:r>
+    </w:p>
+    <w:p>
+      <w:pPr>
+        <w:pStyle w:val="SourceCode"/>
+      </w:pPr>
+      <w:r>
+        <w:t xml:space="preserve">        return contactToJson(contacts[contactId]);</w:t>
+      </w:r>
+    </w:p>
+    <w:p>
+      <w:pPr>
+        <w:pStyle w:val="SourceCode"/>
+      </w:pPr>
+      <w:r>
+        <w:t xml:space="preserve">    }</w:t>
+      </w:r>
+    </w:p>
+    <w:p>
+      <w:pPr>
+        <w:pStyle w:val="SourceCode"/>
+      </w:pPr>
+    </w:p>
+    <w:p>
+      <w:pPr>
+        <w:pStyle w:val="SourceCode"/>
+      </w:pPr>
+      <w:r>
+        <w:t xml:space="preserve">    // PATCH /api/v1/contacts/{id}: changes only the fields the patch</w:t>
+      </w:r>
+    </w:p>
+    <w:p>
+      <w:pPr>
+        <w:pStyle w:val="SourceCode"/>
+      </w:pPr>
+      <w:r>
+        <w:t xml:space="preserve">    // names, and returns the whole contact as stored. The first value is</w:t>
+      </w:r>
+    </w:p>
+    <w:p>
+      <w:pPr>
+        <w:pStyle w:val="SourceCode"/>
+      </w:pPr>
+      <w:r>
+        <w:t xml:space="preserve">    // the path's id; the other six are the body, Lesson 6.8's ContactPatch</w:t>
+      </w:r>
+    </w:p>
+    <w:p>
+      <w:pPr>
+        <w:pStyle w:val="SourceCode"/>
+      </w:pPr>
+      <w:r>
+        <w:t xml:space="preserve">    // as values: for each field, true when the body names it, then its</w:t>
+      </w:r>
+    </w:p>
+    <w:p>
+      <w:pPr>
+        <w:pStyle w:val="SourceCode"/>
+      </w:pPr>
+      <w:r>
+        <w:t xml:space="preserve">    // text. A field named with "" is the body's null: it clears the phone,</w:t>
+      </w:r>
+    </w:p>
+    <w:p>
+      <w:pPr>
+        <w:pStyle w:val="SourceCode"/>
+      </w:pPr>
+      <w:r>
+        <w:t xml:space="preserve">    // and Chapter 5's rules refuse an empty name or email. Lesson 6.8</w:t>
+      </w:r>
+    </w:p>
+    <w:p>
+      <w:pPr>
+        <w:pStyle w:val="SourceCode"/>
+      </w:pPr>
+      <w:r>
+        <w:t xml:space="preserve">    // treats a text of "" exactly as null for every field (both give "",</w:t>
+      </w:r>
+    </w:p>
+    <w:p>
+      <w:pPr>
+        <w:pStyle w:val="SourceCode"/>
+      </w:pPr>
+      <w:r>
+        <w:t xml:space="preserve">    // and an empty phone means no phone), so one "" stands for both and</w:t>
+      </w:r>
+    </w:p>
+    <w:p>
+      <w:pPr>
+        <w:pStyle w:val="SourceCode"/>
+      </w:pPr>
+      <w:r>
+        <w:t xml:space="preserve">    // nothing is lost. A field not named keeps the stored value, whatever</w:t>
+      </w:r>
+    </w:p>
+    <w:p>
+      <w:pPr>
+        <w:pStyle w:val="SourceCode"/>
+      </w:pPr>
+      <w:r>
+        <w:t xml:space="preserve">    // text is sent beside its false. The checks come in the order the</w:t>
+      </w:r>
+    </w:p>
+    <w:p>
+      <w:pPr>
+        <w:pStyle w:val="SourceCode"/>
+      </w:pPr>
+      <w:r>
+        <w:t xml:space="preserve">    // other servers make them: the id and that the patch names a field,</w:t>
+      </w:r>
+    </w:p>
+    <w:p>
+      <w:pPr>
+        <w:pStyle w:val="SourceCode"/>
+      </w:pPr>
+      <w:r>
+        <w:t xml:space="preserve">    // then not_found for an id no contact has; then replaceContact checks</w:t>
+      </w:r>
+    </w:p>
+    <w:p>
+      <w:pPr>
+        <w:pStyle w:val="SourceCode"/>
+      </w:pPr>
+      <w:r>
+        <w:t xml:space="preserve">    // the patched contact with your Chapter 5 rules and the email, and</w:t>
+      </w:r>
+    </w:p>
+    <w:p>
+      <w:pPr>
+        <w:pStyle w:val="SourceCode"/>
+      </w:pPr>
+      <w:r>
+        <w:t xml:space="preserve">    // stores it.</w:t>
+      </w:r>
+    </w:p>
+    <w:p>
+      <w:pPr>
+        <w:pStyle w:val="SourceCode"/>
+      </w:pPr>
+      <w:r>
+        <w:t xml:space="preserve">    function patchContact(uint256 contactId, bool namePresent,</w:t>
+      </w:r>
+    </w:p>
+    <w:p>
+      <w:pPr>
+        <w:pStyle w:val="SourceCode"/>
+      </w:pPr>
+      <w:r>
+        <w:t xml:space="preserve">                          string memory fullName, bool emailPresent,</w:t>
+      </w:r>
+    </w:p>
+    <w:p>
+      <w:pPr>
+        <w:pStyle w:val="SourceCode"/>
+      </w:pPr>
+      <w:r>
+        <w:t xml:space="preserve">                          string memory email, bool phonePresent,</w:t>
+      </w:r>
+    </w:p>
+    <w:p>
+      <w:pPr>
+        <w:pStyle w:val="SourceCode"/>
+      </w:pPr>
+      <w:r>
+        <w:t xml:space="preserve">                          string memory phone)</w:t>
+      </w:r>
+    </w:p>
+    <w:p>
+      <w:pPr>
+        <w:pStyle w:val="SourceCode"/>
+      </w:pPr>
+      <w:r>
+        <w:t xml:space="preserve">        external</w:t>
+      </w:r>
+    </w:p>
+    <w:p>
+      <w:pPr>
+        <w:pStyle w:val="SourceCode"/>
+      </w:pPr>
+      <w:r>
+        <w:t xml:space="preserve">        returns (string memory)</w:t>
+      </w:r>
+    </w:p>
+    <w:p>
+      <w:pPr>
+        <w:pStyle w:val="SourceCode"/>
+      </w:pPr>
+      <w:r>
+        <w:t xml:space="preserve">    {</w:t>
+      </w:r>
+    </w:p>
+    <w:p>
+      <w:pPr>
+        <w:pStyle w:val="SourceCode"/>
+      </w:pPr>
+      <w:r>
+        <w:t xml:space="preserve">        if (contactId == 0 || contactId &gt; ID_LIMIT) {</w:t>
+      </w:r>
+    </w:p>
+    <w:p>
+      <w:pPr>
+        <w:pStyle w:val="SourceCode"/>
+      </w:pPr>
+      <w:r>
+        <w:t xml:space="preserve">            revert(BAD_ID_JSON);</w:t>
+      </w:r>
+    </w:p>
+    <w:p>
+      <w:pPr>
+        <w:pStyle w:val="SourceCode"/>
+      </w:pPr>
+      <w:r>
+        <w:t xml:space="preserve">        }</w:t>
+      </w:r>
+    </w:p>
+    <w:p>
+      <w:pPr>
+        <w:pStyle w:val="SourceCode"/>
+      </w:pPr>
+      <w:r>
+        <w:t xml:space="preserve">        if (!namePresent &amp;&amp; !emailPresent &amp;&amp; !phonePresent) {</w:t>
+      </w:r>
+    </w:p>
+    <w:p>
+      <w:pPr>
+        <w:pStyle w:val="SourceCode"/>
+      </w:pPr>
+      <w:r>
+        <w:t xml:space="preserve">            revert(EMPTY_PATCH_JSON);</w:t>
+      </w:r>
+    </w:p>
+    <w:p>
+      <w:pPr>
+        <w:pStyle w:val="SourceCode"/>
+      </w:pPr>
+      <w:r>
+        <w:t xml:space="preserve">        }</w:t>
+      </w:r>
+    </w:p>
+    <w:p>
+      <w:pPr>
+        <w:pStyle w:val="SourceCode"/>
+      </w:pPr>
+      <w:r>
+        <w:t xml:space="preserve">        // A PATCH starts from what is stored. stored is a memory copy of</w:t>
+      </w:r>
+    </w:p>
+    <w:p>
+      <w:pPr>
+        <w:pStyle w:val="SourceCode"/>
+      </w:pPr>
+      <w:r>
+        <w:t xml:space="preserve">        // the entry: changing it changes nothing in storage until</w:t>
+      </w:r>
+    </w:p>
+    <w:p>
+      <w:pPr>
+        <w:pStyle w:val="SourceCode"/>
+      </w:pPr>
+      <w:r>
+        <w:t xml:space="preserve">        // replaceContact writes it.</w:t>
+      </w:r>
+    </w:p>
+    <w:p>
+      <w:pPr>
+        <w:pStyle w:val="SourceCode"/>
+      </w:pPr>
+      <w:r>
+        <w:t xml:space="preserve">        Contact memory stored = contacts[contactId];</w:t>
+      </w:r>
+    </w:p>
+    <w:p>
+      <w:pPr>
+        <w:pStyle w:val="SourceCode"/>
+      </w:pPr>
+      <w:r>
+        <w:t xml:space="preserve">        if (stored.id == 0) {</w:t>
+      </w:r>
+    </w:p>
+    <w:p>
+      <w:pPr>
+        <w:pStyle w:val="SourceCode"/>
+      </w:pPr>
+      <w:r>
+        <w:t xml:space="preserve">            revert(string.concat('{"code":"not_found","message":',</w:t>
+      </w:r>
+    </w:p>
+    <w:p>
+      <w:pPr>
+        <w:pStyle w:val="SourceCode"/>
+      </w:pPr>
+      <w:r>
+        <w:t xml:space="preserve">                                 '"no contact with id ',</w:t>
+      </w:r>
+    </w:p>
+    <w:p>
+      <w:pPr>
+        <w:pStyle w:val="SourceCode"/>
+      </w:pPr>
+      <w:r>
+        <w:t xml:space="preserve">                                 numberText(contactId), '"}'));</w:t>
+      </w:r>
+    </w:p>
+    <w:p>
+      <w:pPr>
+        <w:pStyle w:val="SourceCode"/>
+      </w:pPr>
+      <w:r>
+        <w:t xml:space="preserve">        }</w:t>
+      </w:r>
+    </w:p>
+    <w:p>
+      <w:pPr>
+        <w:pStyle w:val="SourceCode"/>
+      </w:pPr>
+      <w:r>
+        <w:t xml:space="preserve">        if (namePresent) {</w:t>
+      </w:r>
+    </w:p>
+    <w:p>
+      <w:pPr>
+        <w:pStyle w:val="SourceCode"/>
+      </w:pPr>
+      <w:r>
+        <w:t xml:space="preserve">            stored.fullName = fullName;</w:t>
+      </w:r>
+    </w:p>
+    <w:p>
+      <w:pPr>
+        <w:pStyle w:val="SourceCode"/>
+      </w:pPr>
+      <w:r>
+        <w:t xml:space="preserve">        }</w:t>
+      </w:r>
+    </w:p>
+    <w:p>
+      <w:pPr>
+        <w:pStyle w:val="SourceCode"/>
+      </w:pPr>
+      <w:r>
+        <w:t xml:space="preserve">        if (emailPresent) {</w:t>
+      </w:r>
+    </w:p>
+    <w:p>
+      <w:pPr>
+        <w:pStyle w:val="SourceCode"/>
+      </w:pPr>
+      <w:r>
+        <w:t xml:space="preserve">            stored.email = email;</w:t>
+      </w:r>
+    </w:p>
+    <w:p>
+      <w:pPr>
+        <w:pStyle w:val="SourceCode"/>
+      </w:pPr>
+      <w:r>
+        <w:t xml:space="preserve">        }</w:t>
+      </w:r>
+    </w:p>
+    <w:p>
+      <w:pPr>
+        <w:pStyle w:val="SourceCode"/>
+      </w:pPr>
+      <w:r>
+        <w:t xml:space="preserve">        if (phonePresent) {</w:t>
+      </w:r>
+    </w:p>
+    <w:p>
+      <w:pPr>
+        <w:pStyle w:val="SourceCode"/>
+      </w:pPr>
+      <w:r>
+        <w:t xml:space="preserve">            stored.phone = phone;</w:t>
+      </w:r>
+    </w:p>
+    <w:p>
+      <w:pPr>
+        <w:pStyle w:val="SourceCode"/>
+      </w:pPr>
+      <w:r>
+        <w:t xml:space="preserve">        }</w:t>
+      </w:r>
+    </w:p>
+    <w:p>
+      <w:pPr>
+        <w:pStyle w:val="SourceCode"/>
+      </w:pPr>
+      <w:r>
+        <w:t xml:space="preserve">        // Lesson 6.7a's replaceContact is public, so this contract may</w:t>
+      </w:r>
+    </w:p>
+    <w:p>
+      <w:pPr>
+        <w:pStyle w:val="SourceCode"/>
+      </w:pPr>
+      <w:r>
+        <w:t xml:space="preserve">        // call it: PUT and PATCH share one set of checks and one write.</w:t>
+      </w:r>
+    </w:p>
+    <w:p>
+      <w:pPr>
+        <w:pStyle w:val="SourceCode"/>
+      </w:pPr>
+      <w:r>
+        <w:t xml:space="preserve">        return replaceContact(contactId, stored.fullName, stored.email,</w:t>
+      </w:r>
+    </w:p>
+    <w:p>
+      <w:pPr>
+        <w:pStyle w:val="SourceCode"/>
+      </w:pPr>
+      <w:r>
+        <w:t xml:space="preserve">                              stored.phone);</w:t>
+      </w:r>
+    </w:p>
+    <w:p>
+      <w:pPr>
+        <w:pStyle w:val="SourceCode"/>
+      </w:pPr>
+      <w:r>
+        <w:t xml:space="preserve">    }</w:t>
+      </w:r>
+    </w:p>
+    <w:p>
+      <w:pPr>
+        <w:pStyle w:val="SourceCode"/>
+      </w:pPr>
+    </w:p>
+    <w:p>
+      <w:pPr>
+        <w:pStyle w:val="SourceCode"/>
+      </w:pPr>
+      <w:r>
+        <w:t xml:space="preserve">    // DELETE /api/v1/contacts/{id}: deletes contact contactId. It returns</w:t>
+      </w:r>
+    </w:p>
+    <w:p>
+      <w:pPr>
+        <w:pStyle w:val="SourceCode"/>
+      </w:pPr>
+      <w:r>
+        <w:t xml:space="preserve">    // nothing, as a 204 has no body: the receipt's status 0x1 says it</w:t>
+      </w:r>
+    </w:p>
+    <w:p>
+      <w:pPr>
+        <w:pStyle w:val="SourceCode"/>
+      </w:pPr>
+      <w:r>
+        <w:t xml:space="preserve">    // worked. The checks come in the order the other servers make them:</w:t>
+      </w:r>
+    </w:p>
+    <w:p>
+      <w:pPr>
+        <w:pStyle w:val="SourceCode"/>
+      </w:pPr>
+      <w:r>
+        <w:t xml:space="preserve">    // the id, then not_found for an id no contact has, which is also the</w:t>
+      </w:r>
+    </w:p>
+    <w:p>
+      <w:pPr>
+        <w:pStyle w:val="SourceCode"/>
+      </w:pPr>
+      <w:r>
+        <w:t xml:space="preserve">    // answer to a second delete of the same id. Remember, delete resets an</w:t>
+      </w:r>
+    </w:p>
+    <w:p>
+      <w:pPr>
+        <w:pStyle w:val="SourceCode"/>
+      </w:pPr>
+      <w:r>
+        <w:t xml:space="preserve">    // entry to zero values, so its id reads 0, exactly like an id never</w:t>
+      </w:r>
+    </w:p>
+    <w:p>
+      <w:pPr>
+        <w:pStyle w:val="SourceCode"/>
+      </w:pPr>
+      <w:r>
+        <w:t xml:space="preserve">    // added; delete resets only what it names, so the email's fingerprint</w:t>
+      </w:r>
+    </w:p>
+    <w:p>
+      <w:pPr>
+        <w:pStyle w:val="SourceCode"/>
+      </w:pPr>
+      <w:r>
+        <w:t xml:space="preserve">    // in emailTaken is freed first, from stored, a memory copy made before</w:t>
+      </w:r>
+    </w:p>
+    <w:p>
+      <w:pPr>
+        <w:pStyle w:val="SourceCode"/>
+      </w:pPr>
+      <w:r>
+        <w:t xml:space="preserve">    // the delete, and the email may be used again (Lesson 4.8a). Every</w:t>
+      </w:r>
+    </w:p>
+    <w:p>
+      <w:pPr>
+        <w:pStyle w:val="SourceCode"/>
+      </w:pPr>
+      <w:r>
+        <w:t xml:space="preserve">    // other function already treats an id of 0 as no contact: getContact,</w:t>
+      </w:r>
+    </w:p>
+    <w:p>
+      <w:pPr>
+        <w:pStyle w:val="SourceCode"/>
+      </w:pPr>
+      <w:r>
+        <w:t xml:space="preserve">    // replaceContact, and patchContact answer not_found for a deleted id,</w:t>
+      </w:r>
+    </w:p>
+    <w:p>
+      <w:pPr>
+        <w:pStyle w:val="SourceCode"/>
+      </w:pPr>
+      <w:r>
+        <w:t xml:space="preserve">    // so it stays deleted. Nothing is erased from the chain itself: the</w:t>
+      </w:r>
+    </w:p>
+    <w:p>
+      <w:pPr>
+        <w:pStyle w:val="SourceCode"/>
+      </w:pPr>
+      <w:r>
+        <w:t xml:space="preserve">    // transactions that added the contact stay in their blocks.</w:t>
+      </w:r>
+    </w:p>
+    <w:p>
+      <w:pPr>
+        <w:pStyle w:val="SourceCode"/>
+      </w:pPr>
+      <w:r>
+        <w:t xml:space="preserve">    function deleteContact(uint256 contactId) external {</w:t>
+      </w:r>
+    </w:p>
+    <w:p>
+      <w:pPr>
+        <w:pStyle w:val="SourceCode"/>
+      </w:pPr>
+      <w:r>
+        <w:t xml:space="preserve">        if (contactId == 0 || contactId &gt; ID_LIMIT) {</w:t>
+      </w:r>
+    </w:p>
+    <w:p>
+      <w:pPr>
+        <w:pStyle w:val="SourceCode"/>
+      </w:pPr>
+      <w:r>
+        <w:t xml:space="preserve">            revert(BAD_ID_JSON);</w:t>
+      </w:r>
+    </w:p>
+    <w:p>
+      <w:pPr>
+        <w:pStyle w:val="SourceCode"/>
+      </w:pPr>
+      <w:r>
+        <w:t xml:space="preserve">        }</w:t>
+      </w:r>
+    </w:p>
+    <w:p>
+      <w:pPr>
+        <w:pStyle w:val="SourceCode"/>
+      </w:pPr>
+      <w:r>
+        <w:t xml:space="preserve">        Contact memory stored = contacts[contactId];</w:t>
+      </w:r>
+    </w:p>
+    <w:p>
+      <w:pPr>
+        <w:pStyle w:val="SourceCode"/>
+      </w:pPr>
+      <w:r>
+        <w:t xml:space="preserve">        if (stored.id == 0) {</w:t>
+      </w:r>
+    </w:p>
+    <w:p>
+      <w:pPr>
+        <w:pStyle w:val="SourceCode"/>
+      </w:pPr>
+      <w:r>
+        <w:t xml:space="preserve">            revert(string.concat('{"code":"not_found","message":',</w:t>
+      </w:r>
+    </w:p>
+    <w:p>
+      <w:pPr>
+        <w:pStyle w:val="SourceCode"/>
+      </w:pPr>
+      <w:r>
+        <w:t xml:space="preserve">                                 '"no contact with id ',</w:t>
+      </w:r>
+    </w:p>
+    <w:p>
+      <w:pPr>
+        <w:pStyle w:val="SourceCode"/>
+      </w:pPr>
+      <w:r>
+        <w:t xml:space="preserve">                                 numberText(contactId), '"}'));</w:t>
+      </w:r>
+    </w:p>
+    <w:p>
+      <w:pPr>
+        <w:pStyle w:val="SourceCode"/>
+      </w:pPr>
+      <w:r>
+        <w:t xml:space="preserve">        }</w:t>
+      </w:r>
+    </w:p>
+    <w:p>
+      <w:pPr>
+        <w:pStyle w:val="SourceCode"/>
+      </w:pPr>
+      <w:r>
+        <w:t xml:space="preserve">        emailTaken[keccak256(bytes(stored.email))] = false;</w:t>
+      </w:r>
+    </w:p>
+    <w:p>
+      <w:pPr>
+        <w:pStyle w:val="SourceCode"/>
+      </w:pPr>
+      <w:r>
+        <w:t xml:space="preserve">        delete contacts[contactId];</w:t>
+      </w:r>
+    </w:p>
+    <w:p>
+      <w:pPr>
+        <w:pStyle w:val="SourceCode"/>
+      </w:pPr>
+      <w:r>
+        <w:t xml:space="preserve">    }</w:t>
+      </w:r>
+    </w:p>
+    <w:p>
+      <w:pPr>
+        <w:pStyle w:val="SourceCode"/>
+      </w:pPr>
+    </w:p>
+    <w:p>
+      <w:pPr>
+        <w:pStyle w:val="SourceCode"/>
+      </w:pPr>
+      <w:r>
+        <w:t xml:space="preserve">    function health() external pure returns (string memory) {</w:t>
+      </w:r>
+    </w:p>
+    <w:p>
+      <w:pPr>
+        <w:pStyle w:val="SourceCode"/>
+      </w:pPr>
+      <w:r>
+        <w:t xml:space="preserve">        return HEALTH_JSON;</w:t>
+      </w:r>
+    </w:p>
+    <w:p>
+      <w:pPr>
+        <w:pStyle w:val="SourceCode"/>
+      </w:pPr>
+      <w:r>
+        <w:t xml:space="preserve">    }</w:t>
+      </w:r>
+    </w:p>
+    <w:p>
+      <w:pPr>
+        <w:pStyle w:val="SourceCode"/>
+      </w:pPr>
+    </w:p>
+    <w:p>
+      <w:pPr>
+        <w:pStyle w:val="SourceCode"/>
+      </w:pPr>
+      <w:r>
+        <w:t xml:space="preserve">    // Remember, numberText writes a whole number as its digits: the last</w:t>
+      </w:r>
+    </w:p>
+    <w:p>
+      <w:pPr>
+        <w:pStyle w:val="SourceCode"/>
+      </w:pPr>
+      <w:r>
+        <w:t xml:space="preserve">    // digit is number % 10, and bytes1(uint8(48 + digit)) is its</w:t>
+      </w:r>
+    </w:p>
+    <w:p>
+      <w:pPr>
+        <w:pStyle w:val="SourceCode"/>
+      </w:pPr>
+      <w:r>
+        <w:t xml:space="preserve">    // character, because '0' is code 48.</w:t>
+      </w:r>
+    </w:p>
+    <w:p>
+      <w:pPr>
+        <w:pStyle w:val="SourceCode"/>
+      </w:pPr>
+      <w:r>
+        <w:t xml:space="preserve">    function numberText(uint256 number) internal pure returns (string memory) {</w:t>
+      </w:r>
+    </w:p>
+    <w:p>
+      <w:pPr>
+        <w:pStyle w:val="SourceCode"/>
+      </w:pPr>
+      <w:r>
+        <w:t xml:space="preserve">        if (number == 0) {</w:t>
+      </w:r>
+    </w:p>
+    <w:p>
+      <w:pPr>
+        <w:pStyle w:val="SourceCode"/>
+      </w:pPr>
+      <w:r>
+        <w:t xml:space="preserve">            return "0";</w:t>
+      </w:r>
+    </w:p>
+    <w:p>
+      <w:pPr>
+        <w:pStyle w:val="SourceCode"/>
+      </w:pPr>
+      <w:r>
+        <w:t xml:space="preserve">        }</w:t>
+      </w:r>
+    </w:p>
+    <w:p>
+      <w:pPr>
+        <w:pStyle w:val="SourceCode"/>
+      </w:pPr>
+      <w:r>
+        <w:t xml:space="preserve">        bytes memory digits = "";</w:t>
+      </w:r>
+    </w:p>
+    <w:p>
+      <w:pPr>
+        <w:pStyle w:val="SourceCode"/>
+      </w:pPr>
+      <w:r>
+        <w:t xml:space="preserve">        while (number &gt; 0) {</w:t>
+      </w:r>
+    </w:p>
+    <w:p>
+      <w:pPr>
+        <w:pStyle w:val="SourceCode"/>
+      </w:pPr>
+      <w:r>
+        <w:t xml:space="preserve">            digits = bytes.concat(bytes1(uint8(48 + number % 10)), digits);</w:t>
+      </w:r>
+    </w:p>
+    <w:p>
+      <w:pPr>
+        <w:pStyle w:val="SourceCode"/>
+      </w:pPr>
+      <w:r>
+        <w:t xml:space="preserve">            number /= 10;</w:t>
+      </w:r>
+    </w:p>
+    <w:p>
+      <w:pPr>
+        <w:pStyle w:val="SourceCode"/>
+      </w:pPr>
+      <w:r>
+        <w:t xml:space="preserve">        }</w:t>
+      </w:r>
+    </w:p>
+    <w:p>
+      <w:pPr>
+        <w:pStyle w:val="SourceCode"/>
+      </w:pPr>
+      <w:r>
+        <w:t xml:space="preserve">        return string(digits);</w:t>
+      </w:r>
+    </w:p>
+    <w:p>
+      <w:pPr>
+        <w:pStyle w:val="SourceCode"/>
+      </w:pPr>
+      <w:r>
+        <w:t xml:space="preserve">    }</w:t>
+      </w:r>
+    </w:p>
+    <w:p>
+      <w:pPr>
+        <w:pStyle w:val="SourceCode"/>
+      </w:pPr>
+    </w:p>
+    <w:p>
+      <w:pPr>
+        <w:pStyle w:val="SourceCode"/>
+      </w:pPr>
+      <w:r>
+        <w:t xml:space="preserve">    // A text as a JSON string: double quotes around it, a backslash before</w:t>
+      </w:r>
+    </w:p>
+    <w:p>
+      <w:pPr>
+        <w:pStyle w:val="SourceCode"/>
+      </w:pPr>
+      <w:r>
+        <w:t xml:space="preserve">    // each double quote or backslash inside it, and each control character</w:t>
+      </w:r>
+    </w:p>
+    <w:p>
+      <w:pPr>
+        <w:pStyle w:val="SourceCode"/>
+      </w:pPr>
+      <w:r>
+        <w:t xml:space="preserve">    // (a byte below 32, such as a line break) written as \u00 and its two</w:t>
+      </w:r>
+    </w:p>
+    <w:p>
+      <w:pPr>
+        <w:pStyle w:val="SourceCode"/>
+      </w:pPr>
+      <w:r>
+        <w:t xml:space="preserve">    // hex digits, because JSON allows none of them inside a string. cJSON</w:t>
+      </w:r>
+    </w:p>
+    <w:p>
+      <w:pPr>
+        <w:pStyle w:val="SourceCode"/>
+      </w:pPr>
+      <w:r>
+        <w:t xml:space="preserve">    // and serde escape the same characters; they write five of the</w:t>
+      </w:r>
+    </w:p>
+    <w:p>
+      <w:pPr>
+        <w:pStyle w:val="SourceCode"/>
+      </w:pPr>
+      <w:r>
+        <w:t xml:space="preserve">    // control characters shorter (\n for a line break), and JSON reads</w:t>
+      </w:r>
+    </w:p>
+    <w:p>
+      <w:pPr>
+        <w:pStyle w:val="SourceCode"/>
+      </w:pPr>
+      <w:r>
+        <w:t xml:space="preserve">    // both forms back as the same character. Remember, bytes(text) gives</w:t>
+      </w:r>
+    </w:p>
+    <w:p>
+      <w:pPr>
+        <w:pStyle w:val="SourceCode"/>
+      </w:pPr>
+      <w:r>
+        <w:t xml:space="preserve">    // the text's bytes, and bytes.concat joins bytes (Lesson 3.14a).</w:t>
+      </w:r>
+    </w:p>
+    <w:p>
+      <w:pPr>
+        <w:pStyle w:val="SourceCode"/>
+      </w:pPr>
+      <w:r>
+        <w:t xml:space="preserve">    function jsonString(string memory plainText)</w:t>
+      </w:r>
+    </w:p>
+    <w:p>
+      <w:pPr>
+        <w:pStyle w:val="SourceCode"/>
+      </w:pPr>
+      <w:r>
+        <w:t xml:space="preserve">        internal</w:t>
+      </w:r>
+    </w:p>
+    <w:p>
+      <w:pPr>
+        <w:pStyle w:val="SourceCode"/>
+      </w:pPr>
+      <w:r>
+        <w:t xml:space="preserve">        pure</w:t>
+      </w:r>
+    </w:p>
+    <w:p>
+      <w:pPr>
+        <w:pStyle w:val="SourceCode"/>
+      </w:pPr>
+      <w:r>
+        <w:t xml:space="preserve">        returns (string memory)</w:t>
+      </w:r>
+    </w:p>
+    <w:p>
+      <w:pPr>
+        <w:pStyle w:val="SourceCode"/>
+      </w:pPr>
+      <w:r>
+        <w:t xml:space="preserve">    {</w:t>
+      </w:r>
+    </w:p>
+    <w:p>
+      <w:pPr>
+        <w:pStyle w:val="SourceCode"/>
+      </w:pPr>
+      <w:r>
+        <w:t xml:space="preserve">        bytes memory plainBytes = bytes(plainText);</w:t>
+      </w:r>
+    </w:p>
+    <w:p>
+      <w:pPr>
+        <w:pStyle w:val="SourceCode"/>
+      </w:pPr>
+      <w:r>
+        <w:t xml:space="preserve">        bytes memory escaped = "";</w:t>
+      </w:r>
+    </w:p>
+    <w:p>
+      <w:pPr>
+        <w:pStyle w:val="SourceCode"/>
+      </w:pPr>
+      <w:r>
+        <w:t xml:space="preserve">        for (uint256 position = 0; position &lt; plainBytes.length; position++) {</w:t>
+      </w:r>
+    </w:p>
+    <w:p>
+      <w:pPr>
+        <w:pStyle w:val="SourceCode"/>
+      </w:pPr>
+      <w:r>
+        <w:t xml:space="preserve">            bytes1 character = plainBytes[position];</w:t>
+      </w:r>
+    </w:p>
+    <w:p>
+      <w:pPr>
+        <w:pStyle w:val="SourceCode"/>
+      </w:pPr>
+      <w:r>
+        <w:t xml:space="preserve">            // uint8(character) is the byte's number, 0 to 255; / 16 and</w:t>
+      </w:r>
+    </w:p>
+    <w:p>
+      <w:pPr>
+        <w:pStyle w:val="SourceCode"/>
+      </w:pPr>
+      <w:r>
+        <w:t xml:space="preserve">            // % 16 give its two hex digits, each found in HEX_DIGITS.</w:t>
+      </w:r>
+    </w:p>
+    <w:p>
+      <w:pPr>
+        <w:pStyle w:val="SourceCode"/>
+      </w:pPr>
+      <w:r>
+        <w:t xml:space="preserve">            uint8 characterCode = uint8(character);</w:t>
+      </w:r>
+    </w:p>
+    <w:p>
+      <w:pPr>
+        <w:pStyle w:val="SourceCode"/>
+      </w:pPr>
+      <w:r>
+        <w:t xml:space="preserve">            if (characterCode &lt; 32) {</w:t>
+      </w:r>
+    </w:p>
+    <w:p>
+      <w:pPr>
+        <w:pStyle w:val="SourceCode"/>
+      </w:pPr>
+      <w:r>
+        <w:t xml:space="preserve">                escaped = bytes.concat(escaped, "\\u00",</w:t>
+      </w:r>
+    </w:p>
+    <w:p>
+      <w:pPr>
+        <w:pStyle w:val="SourceCode"/>
+      </w:pPr>
+      <w:r>
+        <w:t xml:space="preserve">                                       bytes(HEX_DIGITS)[characterCode / 16],</w:t>
+      </w:r>
+    </w:p>
+    <w:p>
+      <w:pPr>
+        <w:pStyle w:val="SourceCode"/>
+      </w:pPr>
+      <w:r>
+        <w:t xml:space="preserve">                                       bytes(HEX_DIGITS)[characterCode % 16]);</w:t>
+      </w:r>
+    </w:p>
+    <w:p>
+      <w:pPr>
+        <w:pStyle w:val="SourceCode"/>
+      </w:pPr>
+      <w:r>
+        <w:t xml:space="preserve">            } else {</w:t>
+      </w:r>
+    </w:p>
+    <w:p>
+      <w:pPr>
+        <w:pStyle w:val="SourceCode"/>
+      </w:pPr>
+      <w:r>
+        <w:t xml:space="preserve">                if (character == '"' || character == "\\") {</w:t>
+      </w:r>
+    </w:p>
+    <w:p>
+      <w:pPr>
+        <w:pStyle w:val="SourceCode"/>
+      </w:pPr>
+      <w:r>
+        <w:t xml:space="preserve">                    escaped = bytes.concat(escaped, "\\");</w:t>
+      </w:r>
+    </w:p>
+    <w:p>
+      <w:pPr>
+        <w:pStyle w:val="SourceCode"/>
+      </w:pPr>
+      <w:r>
+        <w:t xml:space="preserve">                }</w:t>
+      </w:r>
+    </w:p>
+    <w:p>
+      <w:pPr>
+        <w:pStyle w:val="SourceCode"/>
+      </w:pPr>
+      <w:r>
+        <w:t xml:space="preserve">                escaped = bytes.concat(escaped, character);</w:t>
+      </w:r>
+    </w:p>
+    <w:p>
+      <w:pPr>
+        <w:pStyle w:val="SourceCode"/>
+      </w:pPr>
+      <w:r>
+        <w:t xml:space="preserve">            }</w:t>
+      </w:r>
+    </w:p>
+    <w:p>
+      <w:pPr>
+        <w:pStyle w:val="SourceCode"/>
+      </w:pPr>
+      <w:r>
+        <w:t xml:space="preserve">        }</w:t>
+      </w:r>
+    </w:p>
+    <w:p>
+      <w:pPr>
+        <w:pStyle w:val="SourceCode"/>
+      </w:pPr>
+      <w:r>
+        <w:t xml:space="preserve">        return string.concat('"', string(escaped), '"');</w:t>
+      </w:r>
+    </w:p>
+    <w:p>
+      <w:pPr>
+        <w:pStyle w:val="SourceCode"/>
+      </w:pPr>
+      <w:r>
+        <w:t xml:space="preserve">    }</w:t>
+      </w:r>
+    </w:p>
+    <w:p>
+      <w:pPr>
+        <w:pStyle w:val="SourceCode"/>
+      </w:pPr>
+    </w:p>
+    <w:p>
+      <w:pPr>
+        <w:pStyle w:val="SourceCode"/>
+      </w:pPr>
+      <w:r>
+        <w:t xml:space="preserve">    // One contact as Lesson 5.8a's JSON object, with null for no phone.</w:t>
+      </w:r>
+    </w:p>
+    <w:p>
+      <w:pPr>
+        <w:pStyle w:val="SourceCode"/>
+      </w:pPr>
+      <w:r>
+        <w:t xml:space="preserve">    function contactToJson(Contact memory contact)</w:t>
+      </w:r>
+    </w:p>
+    <w:p>
+      <w:pPr>
+        <w:pStyle w:val="SourceCode"/>
+      </w:pPr>
+      <w:r>
+        <w:t xml:space="preserve">        internal</w:t>
+      </w:r>
+    </w:p>
+    <w:p>
+      <w:pPr>
+        <w:pStyle w:val="SourceCode"/>
+      </w:pPr>
+      <w:r>
+        <w:t xml:space="preserve">        pure</w:t>
+      </w:r>
+    </w:p>
+    <w:p>
+      <w:pPr>
+        <w:pStyle w:val="SourceCode"/>
+      </w:pPr>
+      <w:r>
+        <w:t xml:space="preserve">        returns (string memory)</w:t>
+      </w:r>
+    </w:p>
+    <w:p>
+      <w:pPr>
+        <w:pStyle w:val="SourceCode"/>
+      </w:pPr>
+      <w:r>
+        <w:t xml:space="preserve">    {</w:t>
+      </w:r>
+    </w:p>
+    <w:p>
+      <w:pPr>
+        <w:pStyle w:val="SourceCode"/>
+      </w:pPr>
+      <w:r>
+        <w:t xml:space="preserve">        string memory phoneJson = "null";</w:t>
+      </w:r>
+    </w:p>
+    <w:p>
+      <w:pPr>
+        <w:pStyle w:val="SourceCode"/>
+      </w:pPr>
+      <w:r>
+        <w:t xml:space="preserve">        if (bytes(contact.phone).length &gt; 0) {</w:t>
+      </w:r>
+    </w:p>
+    <w:p>
+      <w:pPr>
+        <w:pStyle w:val="SourceCode"/>
+      </w:pPr>
+      <w:r>
+        <w:t xml:space="preserve">            phoneJson = jsonString(contact.phone);</w:t>
+      </w:r>
+    </w:p>
+    <w:p>
+      <w:pPr>
+        <w:pStyle w:val="SourceCode"/>
+      </w:pPr>
+      <w:r>
+        <w:t xml:space="preserve">        }</w:t>
+      </w:r>
+    </w:p>
+    <w:p>
+      <w:pPr>
+        <w:pStyle w:val="SourceCode"/>
+      </w:pPr>
+      <w:r>
+        <w:t xml:space="preserve">        return string.concat('{"id":', numberText(contact.id),</w:t>
+      </w:r>
+    </w:p>
+    <w:p>
+      <w:pPr>
+        <w:pStyle w:val="SourceCode"/>
+      </w:pPr>
+      <w:r>
+        <w:t xml:space="preserve">                             ',"name":', jsonString(contact.fullName),</w:t>
+      </w:r>
+    </w:p>
+    <w:p>
+      <w:pPr>
+        <w:pStyle w:val="SourceCode"/>
+      </w:pPr>
+      <w:r>
+        <w:t xml:space="preserve">                             ',"email":', jsonString(contact.email),</w:t>
+      </w:r>
+    </w:p>
+    <w:p>
+      <w:pPr>
+        <w:pStyle w:val="SourceCode"/>
+      </w:pPr>
+      <w:r>
+        <w:t xml:space="preserve">                             ',"phone":', phoneJson, "}");</w:t>
+      </w:r>
+    </w:p>
+    <w:p>
+      <w:pPr>
+        <w:pStyle w:val="SourceCode"/>
+      </w:pPr>
+      <w:r>
+        <w:t xml:space="preserve">    }</w:t>
+      </w:r>
+    </w:p>
+    <w:p>
+      <w:pPr>
+        <w:pStyle w:val="SourceCode"/>
+      </w:pPr>
+    </w:p>
+    <w:p>
+      <w:pPr>
+        <w:pStyle w:val="SourceCode"/>
+      </w:pPr>
+      <w:r>
+        <w:t xml:space="preserve">    // GET /api/v1/contacts/{id}: one contact, or the error body. An id the</w:t>
+      </w:r>
+    </w:p>
+    <w:p>
+      <w:pPr>
+        <w:pStyle w:val="SourceCode"/>
+      </w:pPr>
+      <w:r>
+        <w:t xml:space="preserve">    // INT column could not hold is invalid_input; an id no contact has is</w:t>
+      </w:r>
+    </w:p>
+    <w:p>
+      <w:pPr>
+        <w:pStyle w:val="SourceCode"/>
+      </w:pPr>
+      <w:r>
+        <w:t xml:space="preserve">    // not_found, because its entry reads as zero values.</w:t>
+      </w:r>
+    </w:p>
+    <w:p>
+      <w:pPr>
+        <w:pStyle w:val="SourceCode"/>
+      </w:pPr>
+      <w:r>
+        <w:t xml:space="preserve">    function getContact(uint256 contactId)</w:t>
+      </w:r>
+    </w:p>
+    <w:p>
+      <w:pPr>
+        <w:pStyle w:val="SourceCode"/>
+      </w:pPr>
+      <w:r>
+        <w:t xml:space="preserve">        external</w:t>
+      </w:r>
+    </w:p>
+    <w:p>
+      <w:pPr>
+        <w:pStyle w:val="SourceCode"/>
+      </w:pPr>
+      <w:r>
+        <w:t xml:space="preserve">        view</w:t>
+      </w:r>
+    </w:p>
+    <w:p>
+      <w:pPr>
+        <w:pStyle w:val="SourceCode"/>
+      </w:pPr>
+      <w:r>
+        <w:t xml:space="preserve">        returns (string memory)</w:t>
+      </w:r>
+    </w:p>
+    <w:p>
+      <w:pPr>
+        <w:pStyle w:val="SourceCode"/>
+      </w:pPr>
+      <w:r>
+        <w:t xml:space="preserve">    {</w:t>
+      </w:r>
+    </w:p>
+    <w:p>
+      <w:pPr>
+        <w:pStyle w:val="SourceCode"/>
+      </w:pPr>
+      <w:r>
+        <w:t xml:space="preserve">        if (contactId == 0 || contactId &gt; ID_LIMIT) {</w:t>
+      </w:r>
+    </w:p>
+    <w:p>
+      <w:pPr>
+        <w:pStyle w:val="SourceCode"/>
+      </w:pPr>
+      <w:r>
+        <w:t xml:space="preserve">            revert(BAD_ID_JSON);</w:t>
+      </w:r>
+    </w:p>
+    <w:p>
+      <w:pPr>
+        <w:pStyle w:val="SourceCode"/>
+      </w:pPr>
+      <w:r>
+        <w:t xml:space="preserve">        }</w:t>
+      </w:r>
+    </w:p>
+    <w:p>
+      <w:pPr>
+        <w:pStyle w:val="SourceCode"/>
+      </w:pPr>
+      <w:r>
+        <w:t xml:space="preserve">        Contact memory contact = contacts[contactId];</w:t>
+      </w:r>
+    </w:p>
+    <w:p>
+      <w:pPr>
+        <w:pStyle w:val="SourceCode"/>
+      </w:pPr>
+      <w:r>
+        <w:t xml:space="preserve">        if (contact.id == 0) {</w:t>
+      </w:r>
+    </w:p>
+    <w:p>
+      <w:pPr>
+        <w:pStyle w:val="SourceCode"/>
+      </w:pPr>
+      <w:r>
+        <w:t xml:space="preserve">            revert(string.concat('{"code":"not_found","message":',</w:t>
+      </w:r>
+    </w:p>
+    <w:p>
+      <w:pPr>
+        <w:pStyle w:val="SourceCode"/>
+      </w:pPr>
+      <w:r>
+        <w:t xml:space="preserve">                                 '"no contact with id ',</w:t>
+      </w:r>
+    </w:p>
+    <w:p>
+      <w:pPr>
+        <w:pStyle w:val="SourceCode"/>
+      </w:pPr>
+      <w:r>
+        <w:t xml:space="preserve">                                 numberText(contactId), '"}'));</w:t>
+      </w:r>
+    </w:p>
+    <w:p>
+      <w:pPr>
+        <w:pStyle w:val="SourceCode"/>
+      </w:pPr>
+      <w:r>
+        <w:t xml:space="preserve">        }</w:t>
+      </w:r>
+    </w:p>
+    <w:p>
+      <w:pPr>
+        <w:pStyle w:val="SourceCode"/>
+      </w:pPr>
+      <w:r>
+        <w:t xml:space="preserve">        return contactToJson(contact);</w:t>
+      </w:r>
+    </w:p>
+    <w:p>
+      <w:pPr>
+        <w:pStyle w:val="SourceCode"/>
+      </w:pPr>
+      <w:r>
+        <w:t xml:space="preserve">    }</w:t>
+      </w:r>
+    </w:p>
+    <w:p>
+      <w:pPr>
+        <w:pStyle w:val="SourceCode"/>
+      </w:pPr>
+    </w:p>
+    <w:p>
+      <w:pPr>
+        <w:pStyle w:val="SourceCode"/>
+      </w:pPr>
+      <w:r>
+        <w:t xml:space="preserve">    // Remember, comesBefore is true when first belongs before second in</w:t>
+      </w:r>
+    </w:p>
+    <w:p>
+      <w:pPr>
+        <w:pStyle w:val="SourceCode"/>
+      </w:pPr>
+      <w:r>
+        <w:t xml:space="preserve">    // ordinal order (Lesson 2.6a).</w:t>
+      </w:r>
+    </w:p>
+    <w:p>
+      <w:pPr>
+        <w:pStyle w:val="SourceCode"/>
+      </w:pPr>
+      <w:r>
+        <w:t xml:space="preserve">    function comesBefore(string memory first, string memory second)</w:t>
+      </w:r>
+    </w:p>
+    <w:p>
+      <w:pPr>
+        <w:pStyle w:val="SourceCode"/>
+      </w:pPr>
+      <w:r>
+        <w:t xml:space="preserve">        internal</w:t>
+      </w:r>
+    </w:p>
+    <w:p>
+      <w:pPr>
+        <w:pStyle w:val="SourceCode"/>
+      </w:pPr>
+      <w:r>
+        <w:t xml:space="preserve">        pure</w:t>
+      </w:r>
+    </w:p>
+    <w:p>
+      <w:pPr>
+        <w:pStyle w:val="SourceCode"/>
+      </w:pPr>
+      <w:r>
+        <w:t xml:space="preserve">        returns (bool)</w:t>
+      </w:r>
+    </w:p>
+    <w:p>
+      <w:pPr>
+        <w:pStyle w:val="SourceCode"/>
+      </w:pPr>
+      <w:r>
+        <w:t xml:space="preserve">    {</w:t>
+      </w:r>
+    </w:p>
+    <w:p>
+      <w:pPr>
+        <w:pStyle w:val="SourceCode"/>
+      </w:pPr>
+      <w:r>
+        <w:t xml:space="preserve">        bytes memory firstBytes = bytes(first);</w:t>
+      </w:r>
+    </w:p>
+    <w:p>
+      <w:pPr>
+        <w:pStyle w:val="SourceCode"/>
+      </w:pPr>
+      <w:r>
+        <w:t xml:space="preserve">        bytes memory secondBytes = bytes(second);</w:t>
+      </w:r>
+    </w:p>
+    <w:p>
+      <w:pPr>
+        <w:pStyle w:val="SourceCode"/>
+      </w:pPr>
+      <w:r>
+        <w:t xml:space="preserve">        for (uint256 position = 0;</w:t>
+      </w:r>
+    </w:p>
+    <w:p>
+      <w:pPr>
+        <w:pStyle w:val="SourceCode"/>
+      </w:pPr>
+      <w:r>
+        <w:t xml:space="preserve">             position &lt; firstBytes.length &amp;&amp; position &lt; secondBytes.length;</w:t>
+      </w:r>
+    </w:p>
+    <w:p>
+      <w:pPr>
+        <w:pStyle w:val="SourceCode"/>
+      </w:pPr>
+      <w:r>
+        <w:t xml:space="preserve">             position++) {</w:t>
+      </w:r>
+    </w:p>
+    <w:p>
+      <w:pPr>
+        <w:pStyle w:val="SourceCode"/>
+      </w:pPr>
+      <w:r>
+        <w:t xml:space="preserve">            if (firstBytes[position] != secondBytes[position]) {</w:t>
+      </w:r>
+    </w:p>
+    <w:p>
+      <w:pPr>
+        <w:pStyle w:val="SourceCode"/>
+      </w:pPr>
+      <w:r>
+        <w:t xml:space="preserve">                return uint8(firstBytes[position])</w:t>
+      </w:r>
+    </w:p>
+    <w:p>
+      <w:pPr>
+        <w:pStyle w:val="SourceCode"/>
+      </w:pPr>
+      <w:r>
+        <w:t xml:space="preserve">                    &lt; uint8(secondBytes[position]);</w:t>
+      </w:r>
+    </w:p>
+    <w:p>
+      <w:pPr>
+        <w:pStyle w:val="SourceCode"/>
+      </w:pPr>
+      <w:r>
+        <w:t xml:space="preserve">            }</w:t>
+      </w:r>
+    </w:p>
+    <w:p>
+      <w:pPr>
+        <w:pStyle w:val="SourceCode"/>
+      </w:pPr>
+      <w:r>
+        <w:t xml:space="preserve">        }</w:t>
+      </w:r>
+    </w:p>
+    <w:p>
+      <w:pPr>
+        <w:pStyle w:val="SourceCode"/>
+      </w:pPr>
+      <w:r>
+        <w:t xml:space="preserve">        return firstBytes.length &lt; secondBytes.length;</w:t>
+      </w:r>
+    </w:p>
+    <w:p>
+      <w:pPr>
+        <w:pStyle w:val="SourceCode"/>
+      </w:pPr>
+      <w:r>
+        <w:t xml:space="preserve">    }</w:t>
+      </w:r>
+    </w:p>
+    <w:p>
+      <w:pPr>
+        <w:pStyle w:val="SourceCode"/>
+      </w:pPr>
+    </w:p>
+    <w:p>
+      <w:pPr>
+        <w:pStyle w:val="SourceCode"/>
+      </w:pPr>
+      <w:r>
+        <w:t xml:space="preserve">    // Remember, belongsBeforeByName orders by name, then id, as ORDER BY</w:t>
+      </w:r>
+    </w:p>
+    <w:p>
+      <w:pPr>
+        <w:pStyle w:val="SourceCode"/>
+      </w:pPr>
+      <w:r>
+        <w:t xml:space="preserve">    // name, id does (Lesson 4.10a); two names are the same when their</w:t>
+      </w:r>
+    </w:p>
+    <w:p>
+      <w:pPr>
+        <w:pStyle w:val="SourceCode"/>
+      </w:pPr>
+      <w:r>
+        <w:t xml:space="preserve">    // keccak256 fingerprints are (Lesson 2.5a).</w:t>
+      </w:r>
+    </w:p>
+    <w:p>
+      <w:pPr>
+        <w:pStyle w:val="SourceCode"/>
+      </w:pPr>
+      <w:r>
+        <w:t xml:space="preserve">    function belongsBeforeByName(Contact memory first, Contact memory second)</w:t>
+      </w:r>
+    </w:p>
+    <w:p>
+      <w:pPr>
+        <w:pStyle w:val="SourceCode"/>
+      </w:pPr>
+      <w:r>
+        <w:t xml:space="preserve">        internal</w:t>
+      </w:r>
+    </w:p>
+    <w:p>
+      <w:pPr>
+        <w:pStyle w:val="SourceCode"/>
+      </w:pPr>
+      <w:r>
+        <w:t xml:space="preserve">        pure</w:t>
+      </w:r>
+    </w:p>
+    <w:p>
+      <w:pPr>
+        <w:pStyle w:val="SourceCode"/>
+      </w:pPr>
+      <w:r>
+        <w:t xml:space="preserve">        returns (bool)</w:t>
+      </w:r>
+    </w:p>
+    <w:p>
+      <w:pPr>
+        <w:pStyle w:val="SourceCode"/>
+      </w:pPr>
+      <w:r>
+        <w:t xml:space="preserve">    {</w:t>
+      </w:r>
+    </w:p>
+    <w:p>
+      <w:pPr>
+        <w:pStyle w:val="SourceCode"/>
+      </w:pPr>
+      <w:r>
+        <w:t xml:space="preserve">        if (keccak256(bytes(first.fullName)) ==</w:t>
+      </w:r>
+    </w:p>
+    <w:p>
+      <w:pPr>
+        <w:pStyle w:val="SourceCode"/>
+      </w:pPr>
+      <w:r>
+        <w:t xml:space="preserve">                keccak256(bytes(second.fullName))) {</w:t>
+      </w:r>
+    </w:p>
+    <w:p>
+      <w:pPr>
+        <w:pStyle w:val="SourceCode"/>
+      </w:pPr>
+      <w:r>
+        <w:t xml:space="preserve">            return first.id &lt; second.id;</w:t>
+      </w:r>
+    </w:p>
+    <w:p>
+      <w:pPr>
+        <w:pStyle w:val="SourceCode"/>
+      </w:pPr>
+      <w:r>
+        <w:t xml:space="preserve">        }</w:t>
+      </w:r>
+    </w:p>
+    <w:p>
+      <w:pPr>
+        <w:pStyle w:val="SourceCode"/>
+      </w:pPr>
+      <w:r>
+        <w:t xml:space="preserve">        return comesBefore(first.fullName, second.fullName);</w:t>
+      </w:r>
+    </w:p>
+    <w:p>
+      <w:pPr>
+        <w:pStyle w:val="SourceCode"/>
+      </w:pPr>
+      <w:r>
+        <w:t xml:space="preserve">    }</w:t>
+      </w:r>
+    </w:p>
+    <w:p>
+      <w:pPr>
+        <w:pStyle w:val="SourceCode"/>
+      </w:pPr>
+    </w:p>
+    <w:p>
+      <w:pPr>
+        <w:pStyle w:val="SourceCode"/>
+      </w:pPr>
+      <w:r>
+        <w:t xml:space="preserve">    // Remember, the contacts in name order as one JSON array, [] when there</w:t>
+      </w:r>
+    </w:p>
+    <w:p>
+      <w:pPr>
+        <w:pStyle w:val="SourceCode"/>
+      </w:pPr>
+      <w:r>
+        <w:t xml:space="preserve">    // are none. A contract has no ORDER BY, so a memory copy is sorted with</w:t>
+      </w:r>
+    </w:p>
+    <w:p>
+      <w:pPr>
+        <w:pStyle w:val="SourceCode"/>
+      </w:pPr>
+      <w:r>
+        <w:t xml:space="preserve">    // Lesson 4.10a's swap loop; a call runs on the node and costs the</w:t>
+      </w:r>
+    </w:p>
+    <w:p>
+      <w:pPr>
+        <w:pStyle w:val="SourceCode"/>
+      </w:pPr>
+      <w:r>
+        <w:t xml:space="preserve">    // caller nothing, but a transaction that called it would pay gas for</w:t>
+      </w:r>
+    </w:p>
+    <w:p>
+      <w:pPr>
+        <w:pStyle w:val="SourceCode"/>
+      </w:pPr>
+      <w:r>
+        <w:t xml:space="preserve">    // every step. These are Lesson 6.9a's getContacts loops, moved here</w:t>
+      </w:r>
+    </w:p>
+    <w:p>
+      <w:pPr>
+        <w:pStyle w:val="SourceCode"/>
+      </w:pPr>
+      <w:r>
+        <w:t xml:space="preserve">    // unchanged, so getContacts and findContacts share them.</w:t>
+      </w:r>
+    </w:p>
+    <w:p>
+      <w:pPr>
+        <w:pStyle w:val="SourceCode"/>
+      </w:pPr>
+      <w:r>
+        <w:t xml:space="preserve">    function sortedArrayJson(Contact[] memory found)</w:t>
+      </w:r>
+    </w:p>
+    <w:p>
+      <w:pPr>
+        <w:pStyle w:val="SourceCode"/>
+      </w:pPr>
+      <w:r>
+        <w:t xml:space="preserve">        internal</w:t>
+      </w:r>
+    </w:p>
+    <w:p>
+      <w:pPr>
+        <w:pStyle w:val="SourceCode"/>
+      </w:pPr>
+      <w:r>
+        <w:t xml:space="preserve">        pure</w:t>
+      </w:r>
+    </w:p>
+    <w:p>
+      <w:pPr>
+        <w:pStyle w:val="SourceCode"/>
+      </w:pPr>
+      <w:r>
+        <w:t xml:space="preserve">        returns (string memory)</w:t>
+      </w:r>
+    </w:p>
+    <w:p>
+      <w:pPr>
+        <w:pStyle w:val="SourceCode"/>
+      </w:pPr>
+      <w:r>
+        <w:t xml:space="preserve">    {</w:t>
+      </w:r>
+    </w:p>
+    <w:p>
+      <w:pPr>
+        <w:pStyle w:val="SourceCode"/>
+      </w:pPr>
+      <w:r>
+        <w:t xml:space="preserve">        for (uint256 position = 0; position &lt; found.length; position++) {</w:t>
+      </w:r>
+    </w:p>
+    <w:p>
+      <w:pPr>
+        <w:pStyle w:val="SourceCode"/>
+      </w:pPr>
+      <w:r>
+        <w:t xml:space="preserve">            for (uint256 later = position + 1; later &lt; found.length;</w:t>
+      </w:r>
+    </w:p>
+    <w:p>
+      <w:pPr>
+        <w:pStyle w:val="SourceCode"/>
+      </w:pPr>
+      <w:r>
+        <w:t xml:space="preserve">                 later++) {</w:t>
+      </w:r>
+    </w:p>
+    <w:p>
+      <w:pPr>
+        <w:pStyle w:val="SourceCode"/>
+      </w:pPr>
+      <w:r>
+        <w:t xml:space="preserve">                if (belongsBeforeByName(found[later], found[position])) {</w:t>
+      </w:r>
+    </w:p>
+    <w:p>
+      <w:pPr>
+        <w:pStyle w:val="SourceCode"/>
+      </w:pPr>
+      <w:r>
+        <w:t xml:space="preserve">                    Contact memory held = found[position];</w:t>
+      </w:r>
+    </w:p>
+    <w:p>
+      <w:pPr>
+        <w:pStyle w:val="SourceCode"/>
+      </w:pPr>
+      <w:r>
+        <w:t xml:space="preserve">                    found[position] = found[later];</w:t>
+      </w:r>
+    </w:p>
+    <w:p>
+      <w:pPr>
+        <w:pStyle w:val="SourceCode"/>
+      </w:pPr>
+      <w:r>
+        <w:t xml:space="preserve">                    found[later] = held;</w:t>
+      </w:r>
+    </w:p>
+    <w:p>
+      <w:pPr>
+        <w:pStyle w:val="SourceCode"/>
+      </w:pPr>
+      <w:r>
+        <w:t xml:space="preserve">                }</w:t>
+      </w:r>
+    </w:p>
+    <w:p>
+      <w:pPr>
+        <w:pStyle w:val="SourceCode"/>
+      </w:pPr>
+      <w:r>
+        <w:t xml:space="preserve">            }</w:t>
+      </w:r>
+    </w:p>
+    <w:p>
+      <w:pPr>
+        <w:pStyle w:val="SourceCode"/>
+      </w:pPr>
+      <w:r>
+        <w:t xml:space="preserve">        }</w:t>
+      </w:r>
+    </w:p>
+    <w:p>
+      <w:pPr>
+        <w:pStyle w:val="SourceCode"/>
+      </w:pPr>
+      <w:r>
+        <w:t xml:space="preserve">        string memory arrayJson = "[";</w:t>
+      </w:r>
+    </w:p>
+    <w:p>
+      <w:pPr>
+        <w:pStyle w:val="SourceCode"/>
+      </w:pPr>
+      <w:r>
+        <w:t xml:space="preserve">        for (uint256 index = 0; index &lt; found.length; index++) {</w:t>
+      </w:r>
+    </w:p>
+    <w:p>
+      <w:pPr>
+        <w:pStyle w:val="SourceCode"/>
+      </w:pPr>
+      <w:r>
+        <w:t xml:space="preserve">            if (index &gt; 0) {</w:t>
+      </w:r>
+    </w:p>
+    <w:p>
+      <w:pPr>
+        <w:pStyle w:val="SourceCode"/>
+      </w:pPr>
+      <w:r>
+        <w:t xml:space="preserve">                arrayJson = string.concat(arrayJson, ",");</w:t>
+      </w:r>
+    </w:p>
+    <w:p>
+      <w:pPr>
+        <w:pStyle w:val="SourceCode"/>
+      </w:pPr>
+      <w:r>
+        <w:t xml:space="preserve">            }</w:t>
+      </w:r>
+    </w:p>
+    <w:p>
+      <w:pPr>
+        <w:pStyle w:val="SourceCode"/>
+      </w:pPr>
+      <w:r>
+        <w:t xml:space="preserve">            arrayJson = string.concat(arrayJson, contactToJson(found[index]));</w:t>
+      </w:r>
+    </w:p>
+    <w:p>
+      <w:pPr>
+        <w:pStyle w:val="SourceCode"/>
+      </w:pPr>
+      <w:r>
+        <w:t xml:space="preserve">        }</w:t>
+      </w:r>
+    </w:p>
+    <w:p>
+      <w:pPr>
+        <w:pStyle w:val="SourceCode"/>
+      </w:pPr>
+      <w:r>
+        <w:t xml:space="preserve">        return string.concat(arrayJson, "]");</w:t>
+      </w:r>
+    </w:p>
+    <w:p>
+      <w:pPr>
+        <w:pStyle w:val="SourceCode"/>
+      </w:pPr>
+      <w:r>
+        <w:t xml:space="preserve">    }</w:t>
+      </w:r>
+    </w:p>
+    <w:p>
+      <w:pPr>
+        <w:pStyle w:val="SourceCode"/>
+      </w:pPr>
+    </w:p>
+    <w:p>
+      <w:pPr>
+        <w:pStyle w:val="SourceCode"/>
+      </w:pPr>
+      <w:r>
+        <w:t xml:space="preserve">    // GET /api/v1/contacts: every contact, in name order, as one JSON</w:t>
+      </w:r>
+    </w:p>
+    <w:p>
+      <w:pPr>
+        <w:pStyle w:val="SourceCode"/>
+      </w:pPr>
+      <w:r>
+        <w:t xml:space="preserve">    // array; [] when there are none, because an empty collection still</w:t>
+      </w:r>
+    </w:p>
+    <w:p>
+      <w:pPr>
+        <w:pStyle w:val="SourceCode"/>
+      </w:pPr>
+      <w:r>
+        <w:t xml:space="preserve">    // exists. Remember, the ids from 1 to lastId may have gaps, where a</w:t>
+      </w:r>
+    </w:p>
+    <w:p>
+      <w:pPr>
+        <w:pStyle w:val="SourceCode"/>
+      </w:pPr>
+      <w:r>
+        <w:t xml:space="preserve">    // deleted entry reads as zero values, id 0: the first loop counts the</w:t>
+      </w:r>
+    </w:p>
+    <w:p>
+      <w:pPr>
+        <w:pStyle w:val="SourceCode"/>
+      </w:pPr>
+      <w:r>
+        <w:t xml:space="preserve">    // entries whose id is not 0, the array gets exactly that many places,</w:t>
+      </w:r>
+    </w:p>
+    <w:p>
+      <w:pPr>
+        <w:pStyle w:val="SourceCode"/>
+      </w:pPr>
+      <w:r>
+        <w:t xml:space="preserve">    // and the second loop copies only those (Lesson 6.9a).</w:t>
+      </w:r>
+    </w:p>
+    <w:p>
+      <w:pPr>
+        <w:pStyle w:val="SourceCode"/>
+      </w:pPr>
+      <w:r>
+        <w:t xml:space="preserve">    function getContacts() external view returns (string memory) {</w:t>
+      </w:r>
+    </w:p>
+    <w:p>
+      <w:pPr>
+        <w:pStyle w:val="SourceCode"/>
+      </w:pPr>
+      <w:r>
+        <w:t xml:space="preserve">        uint256 storedCount = 0;</w:t>
+      </w:r>
+    </w:p>
+    <w:p>
+      <w:pPr>
+        <w:pStyle w:val="SourceCode"/>
+      </w:pPr>
+      <w:r>
+        <w:t xml:space="preserve">        for (uint256 contactId = 1; contactId &lt;= lastId; contactId++) {</w:t>
+      </w:r>
+    </w:p>
+    <w:p>
+      <w:pPr>
+        <w:pStyle w:val="SourceCode"/>
+      </w:pPr>
+      <w:r>
+        <w:t xml:space="preserve">            if (contacts[contactId].id != 0) {</w:t>
+      </w:r>
+    </w:p>
+    <w:p>
+      <w:pPr>
+        <w:pStyle w:val="SourceCode"/>
+      </w:pPr>
+      <w:r>
+        <w:t xml:space="preserve">                storedCount += 1;</w:t>
+      </w:r>
+    </w:p>
+    <w:p>
+      <w:pPr>
+        <w:pStyle w:val="SourceCode"/>
+      </w:pPr>
+      <w:r>
+        <w:t xml:space="preserve">            }</w:t>
+      </w:r>
+    </w:p>
+    <w:p>
+      <w:pPr>
+        <w:pStyle w:val="SourceCode"/>
+      </w:pPr>
+      <w:r>
+        <w:t xml:space="preserve">        }</w:t>
+      </w:r>
+    </w:p>
+    <w:p>
+      <w:pPr>
+        <w:pStyle w:val="SourceCode"/>
+      </w:pPr>
+      <w:r>
+        <w:t xml:space="preserve">        Contact[] memory found = new Contact[](storedCount);</w:t>
+      </w:r>
+    </w:p>
+    <w:p>
+      <w:pPr>
+        <w:pStyle w:val="SourceCode"/>
+      </w:pPr>
+      <w:r>
+        <w:t xml:space="preserve">        uint256 filled = 0;</w:t>
+      </w:r>
+    </w:p>
+    <w:p>
+      <w:pPr>
+        <w:pStyle w:val="SourceCode"/>
+      </w:pPr>
+      <w:r>
+        <w:t xml:space="preserve">        for (uint256 contactId = 1; contactId &lt;= lastId; contactId++) {</w:t>
+      </w:r>
+    </w:p>
+    <w:p>
+      <w:pPr>
+        <w:pStyle w:val="SourceCode"/>
+      </w:pPr>
+      <w:r>
+        <w:t xml:space="preserve">            if (contacts[contactId].id != 0) {</w:t>
+      </w:r>
+    </w:p>
+    <w:p>
+      <w:pPr>
+        <w:pStyle w:val="SourceCode"/>
+      </w:pPr>
+      <w:r>
+        <w:t xml:space="preserve">                found[filled] = contacts[contactId];</w:t>
+      </w:r>
+    </w:p>
+    <w:p>
+      <w:pPr>
+        <w:pStyle w:val="SourceCode"/>
+      </w:pPr>
+      <w:r>
+        <w:t xml:space="preserve">                filled += 1;</w:t>
+      </w:r>
+    </w:p>
+    <w:p>
+      <w:pPr>
+        <w:pStyle w:val="SourceCode"/>
+      </w:pPr>
+      <w:r>
+        <w:t xml:space="preserve">            }</w:t>
+      </w:r>
+    </w:p>
+    <w:p>
+      <w:pPr>
+        <w:pStyle w:val="SourceCode"/>
+      </w:pPr>
+      <w:r>
+        <w:t xml:space="preserve">        }</w:t>
+      </w:r>
+    </w:p>
+    <w:p>
+      <w:pPr>
+        <w:pStyle w:val="SourceCode"/>
+      </w:pPr>
+      <w:r>
+        <w:t xml:space="preserve">        return sortedArrayJson(found);</w:t>
+      </w:r>
+    </w:p>
+    <w:p>
+      <w:pPr>
+        <w:pStyle w:val="SourceCode"/>
+      </w:pPr>
+      <w:r>
+        <w:t xml:space="preserve">    }</w:t>
+      </w:r>
+    </w:p>
+    <w:p>
+      <w:pPr>
+        <w:pStyle w:val="SourceCode"/>
+      </w:pPr>
+    </w:p>
+    <w:p>
+      <w:pPr>
+        <w:pStyle w:val="SourceCode"/>
+      </w:pPr>
+      <w:r>
+        <w:t xml:space="preserve">    // True when the stored contact matches the search: its name, or its</w:t>
+      </w:r>
+    </w:p>
+    <w:p>
+      <w:pPr>
+        <w:pStyle w:val="SourceCode"/>
+      </w:pPr>
+      <w:r>
+        <w:t xml:space="preserve">    // email, contains the term, ignoring letter case. A deleted entry's id</w:t>
+      </w:r>
+    </w:p>
+    <w:p>
+      <w:pPr>
+        <w:pStyle w:val="SourceCode"/>
+      </w:pPr>
+      <w:r>
+        <w:t xml:space="preserve">    // is 0, so it never matches.</w:t>
+      </w:r>
+    </w:p>
+    <w:p>
+      <w:pPr>
+        <w:pStyle w:val="SourceCode"/>
+      </w:pPr>
+      <w:r>
+        <w:t xml:space="preserve">    function isMatch(Contact memory contact, bool byName, string memory term)</w:t>
+      </w:r>
+    </w:p>
+    <w:p>
+      <w:pPr>
+        <w:pStyle w:val="SourceCode"/>
+      </w:pPr>
+      <w:r>
+        <w:t xml:space="preserve">        internal</w:t>
+      </w:r>
+    </w:p>
+    <w:p>
+      <w:pPr>
+        <w:pStyle w:val="SourceCode"/>
+      </w:pPr>
+      <w:r>
+        <w:t xml:space="preserve">        pure</w:t>
+      </w:r>
+    </w:p>
+    <w:p>
+      <w:pPr>
+        <w:pStyle w:val="SourceCode"/>
+      </w:pPr>
+      <w:r>
+        <w:t xml:space="preserve">        returns (bool)</w:t>
+      </w:r>
+    </w:p>
+    <w:p>
+      <w:pPr>
+        <w:pStyle w:val="SourceCode"/>
+      </w:pPr>
+      <w:r>
+        <w:t xml:space="preserve">    {</w:t>
+      </w:r>
+    </w:p>
+    <w:p>
+      <w:pPr>
+        <w:pStyle w:val="SourceCode"/>
+      </w:pPr>
+      <w:r>
+        <w:t xml:space="preserve">        if (contact.id == 0) {</w:t>
+      </w:r>
+    </w:p>
+    <w:p>
+      <w:pPr>
+        <w:pStyle w:val="SourceCode"/>
+      </w:pPr>
+      <w:r>
+        <w:t xml:space="preserve">            return false;</w:t>
+      </w:r>
+    </w:p>
+    <w:p>
+      <w:pPr>
+        <w:pStyle w:val="SourceCode"/>
+      </w:pPr>
+      <w:r>
+        <w:t xml:space="preserve">        }</w:t>
+      </w:r>
+    </w:p>
+    <w:p>
+      <w:pPr>
+        <w:pStyle w:val="SourceCode"/>
+      </w:pPr>
+      <w:r>
+        <w:t xml:space="preserve">        if (byName) {</w:t>
+      </w:r>
+    </w:p>
+    <w:p>
+      <w:pPr>
+        <w:pStyle w:val="SourceCode"/>
+      </w:pPr>
+      <w:r>
+        <w:t xml:space="preserve">            return ContactSearch.containsIgnoringCase(contact.fullName, term);</w:t>
+      </w:r>
+    </w:p>
+    <w:p>
+      <w:pPr>
+        <w:pStyle w:val="SourceCode"/>
+      </w:pPr>
+      <w:r>
+        <w:t xml:space="preserve">        }</w:t>
+      </w:r>
+    </w:p>
+    <w:p>
+      <w:pPr>
+        <w:pStyle w:val="SourceCode"/>
+      </w:pPr>
+      <w:r>
+        <w:t xml:space="preserve">        return ContactSearch.containsIgnoringCase(contact.email, term);</w:t>
+      </w:r>
+    </w:p>
+    <w:p>
+      <w:pPr>
+        <w:pStyle w:val="SourceCode"/>
+      </w:pPr>
+      <w:r>
+        <w:t xml:space="preserve">    }</w:t>
+      </w:r>
+    </w:p>
+    <w:p>
+      <w:pPr>
+        <w:pStyle w:val="SourceCode"/>
+      </w:pPr>
+    </w:p>
+    <w:p>
+      <w:pPr>
+        <w:pStyle w:val="SourceCode"/>
+      </w:pPr>
+      <w:r>
+        <w:t xml:space="preserve">    // GET /api/v1/contacts?name=... or ?email=...: the contacts whose name</w:t>
+      </w:r>
+    </w:p>
+    <w:p>
+      <w:pPr>
+        <w:pStyle w:val="SourceCode"/>
+      </w:pPr>
+      <w:r>
+        <w:t xml:space="preserve">    // or email contains the decoded value, in name order, as one JSON</w:t>
+      </w:r>
+    </w:p>
+    <w:p>
+      <w:pPr>
+        <w:pStyle w:val="SourceCode"/>
+      </w:pPr>
+      <w:r>
+        <w:t xml:space="preserve">    // array; [] when none matches, because the collection exists. A</w:t>
+      </w:r>
+    </w:p>
+    <w:p>
+      <w:pPr>
+        <w:pStyle w:val="SourceCode"/>
+      </w:pPr>
+      <w:r>
+        <w:t xml:space="preserve">    // contract receives no URL, so the query arrives as one string, as the</w:t>
+      </w:r>
+    </w:p>
+    <w:p>
+      <w:pPr>
+        <w:pStyle w:val="SourceCode"/>
+      </w:pPr>
+      <w:r>
+        <w:t xml:space="preserve">    // client encoded it, such as name=R%26D, and ContactSearch.parseQuery</w:t>
+      </w:r>
+    </w:p>
+    <w:p>
+      <w:pPr>
+        <w:pStyle w:val="SourceCode"/>
+      </w:pPr>
+      <w:r>
+        <w:t xml:space="preserve">    // splits and decodes it. Then come Lesson 6.10's rules, the checks</w:t>
+      </w:r>
+    </w:p>
+    <w:p>
+      <w:pPr>
+        <w:pStyle w:val="SourceCode"/>
+      </w:pPr>
+      <w:r>
+        <w:t xml:space="preserve">    // search_from_query makes in the other servers: only name and email</w:t>
+      </w:r>
+    </w:p>
+    <w:p>
+      <w:pPr>
+        <w:pStyle w:val="SourceCode"/>
+      </w:pPr>
+      <w:r>
+        <w:t xml:space="preserve">    // are known, so any other parameter is refused rather than ignored;</w:t>
+      </w:r>
+    </w:p>
+    <w:p>
+      <w:pPr>
+        <w:pStyle w:val="SourceCode"/>
+      </w:pPr>
+      <w:r>
+        <w:t xml:space="preserve">    // exactly one of the two is given, once. Then Chapter 5's checks on the</w:t>
+      </w:r>
+    </w:p>
+    <w:p>
+      <w:pPr>
+        <w:pStyle w:val="SourceCode"/>
+      </w:pPr>
+      <w:r>
+        <w:t xml:space="preserve">    // trimmed term. Each refusal reverts with its error body, the 400.</w:t>
+      </w:r>
+    </w:p>
+    <w:p>
+      <w:pPr>
+        <w:pStyle w:val="SourceCode"/>
+      </w:pPr>
+      <w:r>
+        <w:t xml:space="preserve">    // Remember, two texts are the same when their keccak256 fingerprints</w:t>
+      </w:r>
+    </w:p>
+    <w:p>
+      <w:pPr>
+        <w:pStyle w:val="SourceCode"/>
+      </w:pPr>
+      <w:r>
+        <w:t xml:space="preserve">    // are (Lesson 2.5a).</w:t>
+      </w:r>
+    </w:p>
+    <w:p>
+      <w:pPr>
+        <w:pStyle w:val="SourceCode"/>
+      </w:pPr>
+      <w:r>
+        <w:t xml:space="preserve">    function findContacts(string memory query)</w:t>
+      </w:r>
+    </w:p>
+    <w:p>
+      <w:pPr>
+        <w:pStyle w:val="SourceCode"/>
+      </w:pPr>
+      <w:r>
+        <w:t xml:space="preserve">        external</w:t>
+      </w:r>
+    </w:p>
+    <w:p>
+      <w:pPr>
+        <w:pStyle w:val="SourceCode"/>
+      </w:pPr>
+      <w:r>
+        <w:t xml:space="preserve">        view</w:t>
+      </w:r>
+    </w:p>
+    <w:p>
+      <w:pPr>
+        <w:pStyle w:val="SourceCode"/>
+      </w:pPr>
+      <w:r>
+        <w:t xml:space="preserve">        returns (string memory)</w:t>
+      </w:r>
+    </w:p>
+    <w:p>
+      <w:pPr>
+        <w:pStyle w:val="SourceCode"/>
+      </w:pPr>
+      <w:r>
+        <w:t xml:space="preserve">    {</w:t>
+      </w:r>
+    </w:p>
+    <w:p>
+      <w:pPr>
+        <w:pStyle w:val="SourceCode"/>
+      </w:pPr>
+      <w:r>
+        <w:t xml:space="preserve">        (string[] memory parameterNames, string[] memory parameterValues) =</w:t>
+      </w:r>
+    </w:p>
+    <w:p>
+      <w:pPr>
+        <w:pStyle w:val="SourceCode"/>
+      </w:pPr>
+      <w:r>
+        <w:t xml:space="preserve">            ContactSearch.parseQuery(query);</w:t>
+      </w:r>
+    </w:p>
+    <w:p>
+      <w:pPr>
+        <w:pStyle w:val="SourceCode"/>
+      </w:pPr>
+      <w:r>
+        <w:t xml:space="preserve">        uint256 nameCount = 0;</w:t>
+      </w:r>
+    </w:p>
+    <w:p>
+      <w:pPr>
+        <w:pStyle w:val="SourceCode"/>
+      </w:pPr>
+      <w:r>
+        <w:t xml:space="preserve">        uint256 emailCount = 0;</w:t>
+      </w:r>
+    </w:p>
+    <w:p>
+      <w:pPr>
+        <w:pStyle w:val="SourceCode"/>
+      </w:pPr>
+      <w:r>
+        <w:t xml:space="preserve">        string memory term = "";</w:t>
+      </w:r>
+    </w:p>
+    <w:p>
+      <w:pPr>
+        <w:pStyle w:val="SourceCode"/>
+      </w:pPr>
+      <w:r>
+        <w:t xml:space="preserve">        for (uint256 index = 0; index &lt; parameterNames.length; index++) {</w:t>
+      </w:r>
+    </w:p>
+    <w:p>
+      <w:pPr>
+        <w:pStyle w:val="SourceCode"/>
+      </w:pPr>
+      <w:r>
+        <w:t xml:space="preserve">            bytes32 nameKey = keccak256(bytes(parameterNames[index]));</w:t>
+      </w:r>
+    </w:p>
+    <w:p>
+      <w:pPr>
+        <w:pStyle w:val="SourceCode"/>
+      </w:pPr>
+      <w:r>
+        <w:t xml:space="preserve">            if (nameKey == keccak256("name")) {</w:t>
+      </w:r>
+    </w:p>
+    <w:p>
+      <w:pPr>
+        <w:pStyle w:val="SourceCode"/>
+      </w:pPr>
+      <w:r>
+        <w:t xml:space="preserve">                nameCount += 1;</w:t>
+      </w:r>
+    </w:p>
+    <w:p>
+      <w:pPr>
+        <w:pStyle w:val="SourceCode"/>
+      </w:pPr>
+      <w:r>
+        <w:t xml:space="preserve">                term = parameterValues[index];</w:t>
+      </w:r>
+    </w:p>
+    <w:p>
+      <w:pPr>
+        <w:pStyle w:val="SourceCode"/>
+      </w:pPr>
+      <w:r>
+        <w:t xml:space="preserve">            } else if (nameKey == keccak256("email")) {</w:t>
+      </w:r>
+    </w:p>
+    <w:p>
+      <w:pPr>
+        <w:pStyle w:val="SourceCode"/>
+      </w:pPr>
+      <w:r>
+        <w:t xml:space="preserve">                emailCount += 1;</w:t>
+      </w:r>
+    </w:p>
+    <w:p>
+      <w:pPr>
+        <w:pStyle w:val="SourceCode"/>
+      </w:pPr>
+      <w:r>
+        <w:t xml:space="preserve">                term = parameterValues[index];</w:t>
+      </w:r>
+    </w:p>
+    <w:p>
+      <w:pPr>
+        <w:pStyle w:val="SourceCode"/>
+      </w:pPr>
+      <w:r>
+        <w:t xml:space="preserve">            } else {</w:t>
+      </w:r>
+    </w:p>
+    <w:p>
+      <w:pPr>
+        <w:pStyle w:val="SourceCode"/>
+      </w:pPr>
+      <w:r>
+        <w:t xml:space="preserve">                revert(SEARCH_JSON);</w:t>
+      </w:r>
+    </w:p>
+    <w:p>
+      <w:pPr>
+        <w:pStyle w:val="SourceCode"/>
+      </w:pPr>
+      <w:r>
+        <w:t xml:space="preserve">            }</w:t>
+      </w:r>
+    </w:p>
+    <w:p>
+      <w:pPr>
+        <w:pStyle w:val="SourceCode"/>
+      </w:pPr>
+      <w:r>
+        <w:t xml:space="preserve">        }</w:t>
+      </w:r>
+    </w:p>
+    <w:p>
+      <w:pPr>
+        <w:pStyle w:val="SourceCode"/>
+      </w:pPr>
+      <w:r>
+        <w:t xml:space="preserve">        // Equal means both are there, or neither is.</w:t>
+      </w:r>
+    </w:p>
+    <w:p>
+      <w:pPr>
+        <w:pStyle w:val="SourceCode"/>
+      </w:pPr>
+      <w:r>
+        <w:t xml:space="preserve">        if ((nameCount &gt; 0) == (emailCount &gt; 0)) {</w:t>
+      </w:r>
+    </w:p>
+    <w:p>
+      <w:pPr>
+        <w:pStyle w:val="SourceCode"/>
+      </w:pPr>
+      <w:r>
+        <w:t xml:space="preserve">            revert(SEARCH_JSON);</w:t>
+      </w:r>
+    </w:p>
+    <w:p>
+      <w:pPr>
+        <w:pStyle w:val="SourceCode"/>
+      </w:pPr>
+      <w:r>
+        <w:t xml:space="preserve">        }</w:t>
+      </w:r>
+    </w:p>
+    <w:p>
+      <w:pPr>
+        <w:pStyle w:val="SourceCode"/>
+      </w:pPr>
+      <w:r>
+        <w:t xml:space="preserve">        if (nameCount &gt; 1 || emailCount &gt; 1) {</w:t>
+      </w:r>
+    </w:p>
+    <w:p>
+      <w:pPr>
+        <w:pStyle w:val="SourceCode"/>
+      </w:pPr>
+      <w:r>
+        <w:t xml:space="preserve">            revert(REPEAT_JSON);</w:t>
+      </w:r>
+    </w:p>
+    <w:p>
+      <w:pPr>
+        <w:pStyle w:val="SourceCode"/>
+      </w:pPr>
+      <w:r>
+        <w:t xml:space="preserve">        }</w:t>
+      </w:r>
+    </w:p>
+    <w:p>
+      <w:pPr>
+        <w:pStyle w:val="SourceCode"/>
+      </w:pPr>
+      <w:r>
+        <w:t xml:space="preserve">        term = ContactSearch.trimSpaces(term);</w:t>
+      </w:r>
+    </w:p>
+    <w:p>
+      <w:pPr>
+        <w:pStyle w:val="SourceCode"/>
+      </w:pPr>
+      <w:r>
+        <w:t xml:space="preserve">        string memory problem = ContactSearch.termProblem(term);</w:t>
+      </w:r>
+    </w:p>
+    <w:p>
+      <w:pPr>
+        <w:pStyle w:val="SourceCode"/>
+      </w:pPr>
+      <w:r>
+        <w:t xml:space="preserve">        if (bytes(problem).length &gt; 0) {</w:t>
+      </w:r>
+    </w:p>
+    <w:p>
+      <w:pPr>
+        <w:pStyle w:val="SourceCode"/>
+      </w:pPr>
+      <w:r>
+        <w:t xml:space="preserve">            revert(string.concat('{"code":"invalid_input","message":',</w:t>
+      </w:r>
+    </w:p>
+    <w:p>
+      <w:pPr>
+        <w:pStyle w:val="SourceCode"/>
+      </w:pPr>
+      <w:r>
+        <w:t xml:space="preserve">                                 jsonString(problem), "}"));</w:t>
+      </w:r>
+    </w:p>
+    <w:p>
+      <w:pPr>
+        <w:pStyle w:val="SourceCode"/>
+      </w:pPr>
+      <w:r>
+        <w:t xml:space="preserve">        }</w:t>
+      </w:r>
+    </w:p>
+    <w:p>
+      <w:pPr>
+        <w:pStyle w:val="SourceCode"/>
+      </w:pPr>
+      <w:r>
+        <w:t xml:space="preserve">        bool byName = nameCount == 1;</w:t>
+      </w:r>
+    </w:p>
+    <w:p>
+      <w:pPr>
+        <w:pStyle w:val="SourceCode"/>
+      </w:pPr>
+      <w:r>
+        <w:t xml:space="preserve">        // As getContacts does: count the matches, make an array of exactly</w:t>
+      </w:r>
+    </w:p>
+    <w:p>
+      <w:pPr>
+        <w:pStyle w:val="SourceCode"/>
+      </w:pPr>
+      <w:r>
+        <w:t xml:space="preserve">        // that many places, copy them, then sort them and write the JSON.</w:t>
+      </w:r>
+    </w:p>
+    <w:p>
+      <w:pPr>
+        <w:pStyle w:val="SourceCode"/>
+      </w:pPr>
+      <w:r>
+        <w:t xml:space="preserve">        uint256 matchCount = 0;</w:t>
+      </w:r>
+    </w:p>
+    <w:p>
+      <w:pPr>
+        <w:pStyle w:val="SourceCode"/>
+      </w:pPr>
+      <w:r>
+        <w:t xml:space="preserve">        for (uint256 contactId = 1; contactId &lt;= lastId; contactId++) {</w:t>
+      </w:r>
+    </w:p>
+    <w:p>
+      <w:pPr>
+        <w:pStyle w:val="SourceCode"/>
+      </w:pPr>
+      <w:r>
+        <w:t xml:space="preserve">            if (isMatch(contacts[contactId], byName, term)) {</w:t>
+      </w:r>
+    </w:p>
+    <w:p>
+      <w:pPr>
+        <w:pStyle w:val="SourceCode"/>
+      </w:pPr>
+      <w:r>
+        <w:t xml:space="preserve">                matchCount += 1;</w:t>
+      </w:r>
+    </w:p>
+    <w:p>
+      <w:pPr>
+        <w:pStyle w:val="SourceCode"/>
+      </w:pPr>
+      <w:r>
+        <w:t xml:space="preserve">            }</w:t>
+      </w:r>
+    </w:p>
+    <w:p>
+      <w:pPr>
+        <w:pStyle w:val="SourceCode"/>
+      </w:pPr>
+      <w:r>
+        <w:t xml:space="preserve">        }</w:t>
+      </w:r>
+    </w:p>
+    <w:p>
+      <w:pPr>
+        <w:pStyle w:val="SourceCode"/>
+      </w:pPr>
+      <w:r>
+        <w:t xml:space="preserve">        Contact[] memory found = new Contact[](matchCount);</w:t>
+      </w:r>
+    </w:p>
+    <w:p>
+      <w:pPr>
+        <w:pStyle w:val="SourceCode"/>
+      </w:pPr>
+      <w:r>
+        <w:t xml:space="preserve">        uint256 filled = 0;</w:t>
+      </w:r>
+    </w:p>
+    <w:p>
+      <w:pPr>
+        <w:pStyle w:val="SourceCode"/>
+      </w:pPr>
+      <w:r>
+        <w:t xml:space="preserve">        for (uint256 contactId = 1; contactId &lt;= lastId; contactId++) {</w:t>
+      </w:r>
+    </w:p>
+    <w:p>
+      <w:pPr>
+        <w:pStyle w:val="SourceCode"/>
+      </w:pPr>
+      <w:r>
+        <w:t xml:space="preserve">            if (isMatch(contacts[contactId], byName, term)) {</w:t>
+      </w:r>
+    </w:p>
+    <w:p>
+      <w:pPr>
+        <w:pStyle w:val="SourceCode"/>
+      </w:pPr>
+      <w:r>
+        <w:t xml:space="preserve">                found[filled] = contacts[contactId];</w:t>
+      </w:r>
+    </w:p>
+    <w:p>
+      <w:pPr>
+        <w:pStyle w:val="SourceCode"/>
+      </w:pPr>
+      <w:r>
+        <w:t xml:space="preserve">                filled += 1;</w:t>
+      </w:r>
+    </w:p>
+    <w:p>
+      <w:pPr>
+        <w:pStyle w:val="SourceCode"/>
+      </w:pPr>
+      <w:r>
+        <w:t xml:space="preserve">            }</w:t>
+      </w:r>
+    </w:p>
+    <w:p>
+      <w:pPr>
+        <w:pStyle w:val="SourceCode"/>
+      </w:pPr>
+      <w:r>
+        <w:t xml:space="preserve">        }</w:t>
+      </w:r>
+    </w:p>
+    <w:p>
+      <w:pPr>
+        <w:pStyle w:val="SourceCode"/>
+      </w:pPr>
+      <w:r>
+        <w:t xml:space="preserve">        return sortedArrayJson(found);</w:t>
+      </w:r>
+    </w:p>
+    <w:p>
+      <w:pPr>
+        <w:pStyle w:val="SourceCode"/>
+      </w:pPr>
+      <w:r>
+        <w:t xml:space="preserve">    }</w:t>
+      </w:r>
+    </w:p>
+    <w:p>
+      <w:pPr>
+        <w:pStyle w:val="SourceCode"/>
+      </w:pPr>
+    </w:p>
+    <w:p>
+      <w:pPr>
+        <w:pStyle w:val="SourceCode"/>
+      </w:pPr>
+      <w:r>
+        <w:t xml:space="preserve">    // Remember, fallback refuses every function this contract does not</w:t>
+      </w:r>
+    </w:p>
+    <w:p>
+      <w:pPr>
+        <w:pStyle w:val="SourceCode"/>
+      </w:pPr>
+      <w:r>
+        <w:t xml:space="preserve">    // have with the not-found body.</w:t>
+      </w:r>
+    </w:p>
+    <w:p>
+      <w:pPr>
+        <w:pStyle w:val="SourceCode"/>
+      </w:pPr>
+      <w:r>
+        <w:t xml:space="preserve">    fallback() external {</w:t>
+      </w:r>
+    </w:p>
+    <w:p>
+      <w:pPr>
+        <w:pStyle w:val="SourceCode"/>
+        <w:keepNext/>
+      </w:pPr>
+      <w:r>
+        <w:t xml:space="preserve">        revert(NOT_FOUND_JSON);</w:t>
       </w:r>
     </w:p>
     <w:p>
@@ -57184,7 +62189,10 @@
         <w:keepNext/>
       </w:pPr>
       <w:r>
-        <w:t>Still in Terminal 2, add the two contacts to search for, then search four times. The first two commands are the Data Reset's counterpart: each prints its receipt's status and the new id, 4 and then 5; R&amp;D Lab's phone is '""', no phone. Each search builds its query with [Uri]::EscapeDataString, which percent-encodes every character that is not a letter, a digit, or - . _ ~, as UTF-8: $query = keeps the query, the next line prints it after Query:, and cast call sends it to findContacts. Run it once per deploy (Concept).</w:t>
+        <w:t>Still in Terminal 2, add the two contacts to search for, then search four times. The first two commands are the Data Reset's counterpart: each prints its receipt's status and the new id, 4 and then 5; R&amp;D Lab's phone is '""', no phone. Each search builds its query with [Uri]::EscapeDataString, which percent-encodes every character that is not a letter, a digit, or - . _ ~, as UTF-8: $query = keeps the query, the next line prints it after Query:, and cast call sends it to findContacts. Run it once per deploy</w:t>
+      </w:r>
+      <w:r>
+        <w:t xml:space="preserve"> (Concept).</w:t>
       </w:r>
     </w:p>
     <w:p>
@@ -57884,3849 +62892,10 @@
     </w:p>
     <w:p>
       <w:r>
-        <w:t>The Production-Minded contract is Lesson 6.9a's ContactApi, with addContact, replaceContact, patchContact, deleteContact, getContact, getContacts, health, and the fallback unchanged, plus findContacts, the search endpoint, which applies Lesson 6.10's rules with SEARCH_JSON and REPEAT_JSON, and isMatch. getContacts' sort and JSON loops move, unchanged, into sortedArrayJson, so getContacts and findContacts share them. DeployContactApi, copied from Lesson 6.9a, stores the three contacts. The Client Run is the Basic one, and the Call Check sends the curl Check's thirteen queries, typed exactly as curl.exe sends them.</w:t>
-      </w:r>
-    </w:p>
-    <w:p>
-      <w:pPr>
-        <w:keepNext/>
-      </w:pPr>
-    </w:p>
-    <w:p>
-      <w:pPr>
-        <w:pStyle w:val="Heading3"/>
-      </w:pPr>
-      <w:r>
-        <w:t>solidity/script/ContactApi.sol</w:t>
-      </w:r>
-    </w:p>
-    <w:p>
-      <w:pPr>
-        <w:pStyle w:val="SourceCode"/>
-        <w:keepNext/>
-      </w:pPr>
-      <w:r>
-        <w:t>// SPDX-License-Identifier: MIT</w:t>
-      </w:r>
-    </w:p>
-    <w:p>
-      <w:pPr>
-        <w:pStyle w:val="SourceCode"/>
-        <w:keepNext/>
-      </w:pPr>
-      <w:r>
-        <w:t>// Remember, every file starts with a license line and pragma.</w:t>
-      </w:r>
-    </w:p>
-    <w:p>
-      <w:pPr>
-        <w:pStyle w:val="SourceCode"/>
-      </w:pPr>
-      <w:r>
-        <w:t>pragma solidity ^0.8.20;</w:t>
-      </w:r>
-    </w:p>
-    <w:p>
-      <w:pPr>
-        <w:pStyle w:val="SourceCode"/>
-      </w:pPr>
-    </w:p>
-    <w:p>
-      <w:pPr>
-        <w:pStyle w:val="SourceCode"/>
-      </w:pPr>
-      <w:r>
-        <w:t>// Your Chapter 5 checks, in Lesson 6.6a's library, and this lesson's query</w:t>
-      </w:r>
-    </w:p>
-    <w:p>
-      <w:pPr>
-        <w:pStyle w:val="SourceCode"/>
-      </w:pPr>
-      <w:r>
-        <w:t>// parser and search rules, in ContactSearch.</w:t>
-      </w:r>
-    </w:p>
-    <w:p>
-      <w:pPr>
-        <w:pStyle w:val="SourceCode"/>
-      </w:pPr>
-      <w:r>
-        <w:t>import {ContactRules} from "./ContactRules.sol";</w:t>
-      </w:r>
-    </w:p>
-    <w:p>
-      <w:pPr>
-        <w:pStyle w:val="SourceCode"/>
-      </w:pPr>
-      <w:r>
-        <w:t>import {ContactSearch} from "./ContactSearch.sol";</w:t>
-      </w:r>
-    </w:p>
-    <w:p>
-      <w:pPr>
-        <w:pStyle w:val="SourceCode"/>
-      </w:pPr>
-    </w:p>
-    <w:p>
-      <w:pPr>
-        <w:pStyle w:val="SourceCode"/>
-      </w:pPr>
-      <w:r>
-        <w:t>// One contact, as Chapter 5 Project 1a's ContactBook keeps it. An empty</w:t>
-      </w:r>
-    </w:p>
-    <w:p>
-      <w:pPr>
-        <w:pStyle w:val="SourceCode"/>
-      </w:pPr>
-      <w:r>
-        <w:t>// phone means no phone.</w:t>
-      </w:r>
-    </w:p>
-    <w:p>
-      <w:pPr>
-        <w:pStyle w:val="SourceCode"/>
-      </w:pPr>
-      <w:r>
-        <w:t>struct Contact {</w:t>
-      </w:r>
-    </w:p>
-    <w:p>
-      <w:pPr>
-        <w:pStyle w:val="SourceCode"/>
-      </w:pPr>
-      <w:r>
-        <w:t xml:space="preserve">    uint256 id;</w:t>
-      </w:r>
-    </w:p>
-    <w:p>
-      <w:pPr>
-        <w:pStyle w:val="SourceCode"/>
-      </w:pPr>
-      <w:r>
-        <w:t xml:space="preserve">    string fullName;</w:t>
-      </w:r>
-    </w:p>
-    <w:p>
-      <w:pPr>
-        <w:pStyle w:val="SourceCode"/>
-      </w:pPr>
-      <w:r>
-        <w:t xml:space="preserve">    string email;</w:t>
-      </w:r>
-    </w:p>
-    <w:p>
-      <w:pPr>
-        <w:pStyle w:val="SourceCode"/>
-      </w:pPr>
-      <w:r>
-        <w:t xml:space="preserve">    string phone;</w:t>
-      </w:r>
-    </w:p>
-    <w:p>
-      <w:pPr>
-        <w:pStyle w:val="SourceCode"/>
-      </w:pPr>
-      <w:r>
-        <w:t>}</w:t>
-      </w:r>
-    </w:p>
-    <w:p>
-      <w:pPr>
-        <w:pStyle w:val="SourceCode"/>
-      </w:pPr>
-    </w:p>
-    <w:p>
-      <w:pPr>
-        <w:pStyle w:val="SourceCode"/>
-      </w:pPr>
-      <w:r>
-        <w:t>// Lesson 6.10a: Lesson 6.9a's ContactApi, plus findContacts, the search</w:t>
-      </w:r>
-    </w:p>
-    <w:p>
-      <w:pPr>
-        <w:pStyle w:val="SourceCode"/>
-      </w:pPr>
-      <w:r>
-        <w:t>// endpoint. Its view functions are the GET endpoints: getContact answers</w:t>
-      </w:r>
-    </w:p>
-    <w:p>
-      <w:pPr>
-        <w:pStyle w:val="SourceCode"/>
-      </w:pPr>
-      <w:r>
-        <w:t>// one contact, getContacts the collection, and findContacts a search, each</w:t>
-      </w:r>
-    </w:p>
-    <w:p>
-      <w:pPr>
-        <w:pStyle w:val="SourceCode"/>
-      </w:pPr>
-      <w:r>
-        <w:t>// as the same JSON text the other languages' servers send. addContact</w:t>
-      </w:r>
-    </w:p>
-    <w:p>
-      <w:pPr>
-        <w:pStyle w:val="SourceCode"/>
-      </w:pPr>
-      <w:r>
-        <w:t>// (POST), replaceContact (PUT), patchContact (PATCH), and deleteContact</w:t>
-      </w:r>
-    </w:p>
-    <w:p>
-      <w:pPr>
-        <w:pStyle w:val="SourceCode"/>
-      </w:pPr>
-      <w:r>
-        <w:t>// (DELETE) change storage, so each is sent as a transaction. revert's</w:t>
-      </w:r>
-    </w:p>
-    <w:p>
-      <w:pPr>
-        <w:pStyle w:val="SourceCode"/>
-      </w:pPr>
-      <w:r>
-        <w:t>// reason is the error body.</w:t>
-      </w:r>
-    </w:p>
-    <w:p>
-      <w:pPr>
-        <w:pStyle w:val="SourceCode"/>
-      </w:pPr>
-      <w:r>
-        <w:t>contract ContactApi {</w:t>
-      </w:r>
-    </w:p>
-    <w:p>
-      <w:pPr>
-        <w:pStyle w:val="SourceCode"/>
-      </w:pPr>
-      <w:r>
-        <w:t xml:space="preserve">    // Remember, constant = never changes.</w:t>
-      </w:r>
-    </w:p>
-    <w:p>
-      <w:pPr>
-        <w:pStyle w:val="SourceCode"/>
-      </w:pPr>
-      <w:r>
-        <w:t xml:space="preserve">    string constant HEALTH_JSON = '{"status":"ok"}';</w:t>
-      </w:r>
-    </w:p>
-    <w:p>
-      <w:pPr>
-        <w:pStyle w:val="SourceCode"/>
-      </w:pPr>
-      <w:r>
-        <w:t xml:space="preserve">    string constant NOT_FOUND_JSON =</w:t>
-      </w:r>
-    </w:p>
-    <w:p>
-      <w:pPr>
-        <w:pStyle w:val="SourceCode"/>
-      </w:pPr>
-      <w:r>
-        <w:t xml:space="preserve">        '{"code":"not_found","message":"no such path"}';</w:t>
-      </w:r>
-    </w:p>
-    <w:p>
-      <w:pPr>
-        <w:pStyle w:val="SourceCode"/>
-      </w:pPr>
-      <w:r>
-        <w:t xml:space="preserve">    string constant BAD_ID_JSON = '{"code":"invalid_input","message":'</w:t>
-      </w:r>
-    </w:p>
-    <w:p>
-      <w:pPr>
-        <w:pStyle w:val="SourceCode"/>
-      </w:pPr>
-      <w:r>
-        <w:t xml:space="preserve">        '"id must be a whole number from 1 to 2147483647"}';</w:t>
-      </w:r>
-    </w:p>
-    <w:p>
-      <w:pPr>
-        <w:pStyle w:val="SourceCode"/>
-      </w:pPr>
-      <w:r>
-        <w:t xml:space="preserve">    string constant DUPLICATE_EMAIL_JSON = '{"code":"duplicate_email",'</w:t>
-      </w:r>
-    </w:p>
-    <w:p>
-      <w:pPr>
-        <w:pStyle w:val="SourceCode"/>
-      </w:pPr>
-      <w:r>
-        <w:t xml:space="preserve">        '"message":"That email is already in use."}';</w:t>
-      </w:r>
-    </w:p>
-    <w:p>
-      <w:pPr>
-        <w:pStyle w:val="SourceCode"/>
-      </w:pPr>
-      <w:r>
-        <w:t xml:space="preserve">    // The body for a PATCH that names none of name, email, and phone.</w:t>
-      </w:r>
-    </w:p>
-    <w:p>
-      <w:pPr>
-        <w:pStyle w:val="SourceCode"/>
-      </w:pPr>
-      <w:r>
-        <w:t xml:space="preserve">    string constant EMPTY_PATCH_JSON = '{"code":"invalid_input",'</w:t>
-      </w:r>
-    </w:p>
-    <w:p>
-      <w:pPr>
-        <w:pStyle w:val="SourceCode"/>
-      </w:pPr>
-      <w:r>
-        <w:t xml:space="preserve">        '"message":"body must name at least one field"}';</w:t>
-      </w:r>
-    </w:p>
-    <w:p>
-      <w:pPr>
-        <w:pStyle w:val="SourceCode"/>
-      </w:pPr>
-      <w:r>
-        <w:t xml:space="preserve">    // Lesson 6.10a: the body for a query that does not ask for exactly one</w:t>
-      </w:r>
-    </w:p>
-    <w:p>
-      <w:pPr>
-        <w:pStyle w:val="SourceCode"/>
-      </w:pPr>
-      <w:r>
-        <w:t xml:space="preserve">    // search, with Chapter 5's words, and for a name given more than once.</w:t>
-      </w:r>
-    </w:p>
-    <w:p>
-      <w:pPr>
-        <w:pStyle w:val="SourceCode"/>
-      </w:pPr>
-      <w:r>
-        <w:t xml:space="preserve">    string constant SEARCH_JSON = '{"code":"invalid_input",'</w:t>
-      </w:r>
-    </w:p>
-    <w:p>
-      <w:pPr>
-        <w:pStyle w:val="SourceCode"/>
-      </w:pPr>
-      <w:r>
-        <w:t xml:space="preserve">        '"message":"find by name or email"}';</w:t>
-      </w:r>
-    </w:p>
-    <w:p>
-      <w:pPr>
-        <w:pStyle w:val="SourceCode"/>
-      </w:pPr>
-      <w:r>
-        <w:t xml:space="preserve">    string constant REPEAT_JSON = '{"code":"invalid_input",'</w:t>
-      </w:r>
-    </w:p>
-    <w:p>
-      <w:pPr>
-        <w:pStyle w:val="SourceCode"/>
-      </w:pPr>
-      <w:r>
-        <w:t xml:space="preserve">        '"message":"name or email may appear only once"}';</w:t>
-      </w:r>
-    </w:p>
-    <w:p>
-      <w:pPr>
-        <w:pStyle w:val="SourceCode"/>
-      </w:pPr>
-      <w:r>
-        <w:t xml:space="preserve">    // The largest id the other languages' INT column can store (Lesson</w:t>
-      </w:r>
-    </w:p>
-    <w:p>
-      <w:pPr>
-        <w:pStyle w:val="SourceCode"/>
-      </w:pPr>
-      <w:r>
-        <w:t xml:space="preserve">    // 5.6a).</w:t>
-      </w:r>
-    </w:p>
-    <w:p>
-      <w:pPr>
-        <w:pStyle w:val="SourceCode"/>
-      </w:pPr>
-      <w:r>
-        <w:t xml:space="preserve">    uint256 constant ID_LIMIT = 2147483647;</w:t>
-      </w:r>
-    </w:p>
-    <w:p>
-      <w:pPr>
-        <w:pStyle w:val="SourceCode"/>
-      </w:pPr>
-      <w:r>
-        <w:t xml:space="preserve">    // The sixteen hex digits, in order: digit 10 is "a".</w:t>
-      </w:r>
-    </w:p>
-    <w:p>
-      <w:pPr>
-        <w:pStyle w:val="SourceCode"/>
-      </w:pPr>
-      <w:r>
-        <w:t xml:space="preserve">    string constant HEX_DIGITS = "0123456789abcdef";</w:t>
-      </w:r>
-    </w:p>
-    <w:p>
-      <w:pPr>
-        <w:pStyle w:val="SourceCode"/>
-      </w:pPr>
-    </w:p>
-    <w:p>
-      <w:pPr>
-        <w:pStyle w:val="SourceCode"/>
-      </w:pPr>
-      <w:r>
-        <w:t xml:space="preserve">    // Remember, a mapping from id to struct plays the table's part, and</w:t>
-      </w:r>
-    </w:p>
-    <w:p>
-      <w:pPr>
-        <w:pStyle w:val="SourceCode"/>
-      </w:pPr>
-      <w:r>
-        <w:t xml:space="preserve">    // lastId is the last id given out (Chapter 5 Project 1a). A delete</w:t>
-      </w:r>
-    </w:p>
-    <w:p>
-      <w:pPr>
-        <w:pStyle w:val="SourceCode"/>
-      </w:pPr>
-      <w:r>
-        <w:t xml:space="preserve">    // never lowers lastId, so a deleted id is never given out again, as</w:t>
-      </w:r>
-    </w:p>
-    <w:p>
-      <w:pPr>
-        <w:pStyle w:val="SourceCode"/>
-      </w:pPr>
-      <w:r>
-        <w:t xml:space="preserve">    // MySQL's AUTO_INCREMENT never reuses one (Lesson 4.8a).</w:t>
-      </w:r>
-    </w:p>
-    <w:p>
-      <w:pPr>
-        <w:pStyle w:val="SourceCode"/>
-      </w:pPr>
-      <w:r>
-        <w:t xml:space="preserve">    mapping(uint256 =&gt; Contact) contacts;</w:t>
-      </w:r>
-    </w:p>
-    <w:p>
-      <w:pPr>
-        <w:pStyle w:val="SourceCode"/>
-      </w:pPr>
-      <w:r>
-        <w:t xml:space="preserve">    uint256 public lastId;</w:t>
-      </w:r>
-    </w:p>
-    <w:p>
-      <w:pPr>
-        <w:pStyle w:val="SourceCode"/>
-      </w:pPr>
-      <w:r>
-        <w:t xml:space="preserve">    // Remember, each stored email's keccak256 fingerprint: the contract's</w:t>
-      </w:r>
-    </w:p>
-    <w:p>
-      <w:pPr>
-        <w:pStyle w:val="SourceCode"/>
-      </w:pPr>
-      <w:r>
-        <w:t xml:space="preserve">    // UNIQUE email (Lesson 4.5a).</w:t>
-      </w:r>
-    </w:p>
-    <w:p>
-      <w:pPr>
-        <w:pStyle w:val="SourceCode"/>
-      </w:pPr>
-      <w:r>
-        <w:t xml:space="preserve">    mapping(bytes32 =&gt; bool) emailTaken;</w:t>
-      </w:r>
-    </w:p>
-    <w:p>
-      <w:pPr>
-        <w:pStyle w:val="SourceCode"/>
-      </w:pPr>
-    </w:p>
-    <w:p>
-      <w:pPr>
-        <w:pStyle w:val="SourceCode"/>
-      </w:pPr>
-      <w:r>
-        <w:t xml:space="preserve">    // An event is a record a transaction leaves in its receipt, which the</w:t>
-      </w:r>
-    </w:p>
-    <w:p>
-      <w:pPr>
-        <w:pStyle w:val="SourceCode"/>
-      </w:pPr>
-      <w:r>
-        <w:t xml:space="preserve">    // sender reads when the transaction is mined: a transaction's return</w:t>
-      </w:r>
-    </w:p>
-    <w:p>
-      <w:pPr>
-        <w:pStyle w:val="SourceCode"/>
-      </w:pPr>
-      <w:r>
-        <w:t xml:space="preserve">    // value never reaches the sender, so the event says which id the</w:t>
-      </w:r>
-    </w:p>
-    <w:p>
-      <w:pPr>
-        <w:pStyle w:val="SourceCode"/>
-      </w:pPr>
-      <w:r>
-        <w:t xml:space="preserve">    // contact got. indexed puts the id in the record's topics, where cast</w:t>
-      </w:r>
-    </w:p>
-    <w:p>
-      <w:pPr>
-        <w:pStyle w:val="SourceCode"/>
-      </w:pPr>
-      <w:r>
-        <w:t xml:space="preserve">    // shows it as 32 bytes of hex.</w:t>
-      </w:r>
-    </w:p>
-    <w:p>
-      <w:pPr>
-        <w:pStyle w:val="SourceCode"/>
-      </w:pPr>
-      <w:r>
-        <w:t xml:space="preserve">    event ContactCreated(uint256 indexed contactId);</w:t>
-      </w:r>
-    </w:p>
-    <w:p>
-      <w:pPr>
-        <w:pStyle w:val="SourceCode"/>
-      </w:pPr>
-    </w:p>
-    <w:p>
-      <w:pPr>
-        <w:pStyle w:val="SourceCode"/>
-      </w:pPr>
-      <w:r>
-        <w:t xml:space="preserve">    // POST /api/v1/contacts: checks the new contact with your Chapter 5</w:t>
-      </w:r>
-    </w:p>
-    <w:p>
-      <w:pPr>
-        <w:pStyle w:val="SourceCode"/>
-      </w:pPr>
-      <w:r>
-        <w:t xml:space="preserve">    // rules, stores it, and emits ContactCreated with its new id. A</w:t>
-      </w:r>
-    </w:p>
-    <w:p>
-      <w:pPr>
-        <w:pStyle w:val="SourceCode"/>
-      </w:pPr>
-      <w:r>
-        <w:t xml:space="preserve">    // refused contact reverts with the error body: invalid_input with the</w:t>
-      </w:r>
-    </w:p>
-    <w:p>
-      <w:pPr>
-        <w:pStyle w:val="SourceCode"/>
-      </w:pPr>
-      <w:r>
-        <w:t xml:space="preserve">    // rule's words, or duplicate_email. Remember, a revert undoes every</w:t>
-      </w:r>
-    </w:p>
-    <w:p>
-      <w:pPr>
-        <w:pStyle w:val="SourceCode"/>
-      </w:pPr>
-      <w:r>
-        <w:t xml:space="preserve">    // write the call made, so a refused call stores nothing and uses no id</w:t>
-      </w:r>
-    </w:p>
-    <w:p>
-      <w:pPr>
-        <w:pStyle w:val="SourceCode"/>
-      </w:pPr>
-      <w:r>
-        <w:t xml:space="preserve">    // (Lesson 4.5a). Like the other servers until Lesson 6.16a, any caller</w:t>
-      </w:r>
-    </w:p>
-    <w:p>
-      <w:pPr>
-        <w:pStyle w:val="SourceCode"/>
-      </w:pPr>
-      <w:r>
-        <w:t xml:space="preserve">    // may send it. The deploy script stores the three known contacts with</w:t>
-      </w:r>
-    </w:p>
-    <w:p>
-      <w:pPr>
-        <w:pStyle w:val="SourceCode"/>
-      </w:pPr>
-      <w:r>
-        <w:t xml:space="preserve">    // it too.</w:t>
-      </w:r>
-    </w:p>
-    <w:p>
-      <w:pPr>
-        <w:pStyle w:val="SourceCode"/>
-      </w:pPr>
-      <w:r>
-        <w:t xml:space="preserve">    function addContact(string memory fullName, string memory email,</w:t>
-      </w:r>
-    </w:p>
-    <w:p>
-      <w:pPr>
-        <w:pStyle w:val="SourceCode"/>
-      </w:pPr>
-      <w:r>
-        <w:t xml:space="preserve">                        string memory phone) external returns (uint256) {</w:t>
-      </w:r>
-    </w:p>
-    <w:p>
-      <w:pPr>
-        <w:pStyle w:val="SourceCode"/>
-      </w:pPr>
-      <w:r>
-        <w:t xml:space="preserve">        string memory problem =</w:t>
-      </w:r>
-    </w:p>
-    <w:p>
-      <w:pPr>
-        <w:pStyle w:val="SourceCode"/>
-      </w:pPr>
-      <w:r>
-        <w:t xml:space="preserve">            ContactRules.validateContact(fullName, email, phone);</w:t>
-      </w:r>
-    </w:p>
-    <w:p>
-      <w:pPr>
-        <w:pStyle w:val="SourceCode"/>
-      </w:pPr>
-      <w:r>
-        <w:t xml:space="preserve">        if (bytes(problem).length &gt; 0) {</w:t>
-      </w:r>
-    </w:p>
-    <w:p>
-      <w:pPr>
-        <w:pStyle w:val="SourceCode"/>
-      </w:pPr>
-      <w:r>
-        <w:t xml:space="preserve">            revert(string.concat('{"code":"invalid_input","message":',</w:t>
-      </w:r>
-    </w:p>
-    <w:p>
-      <w:pPr>
-        <w:pStyle w:val="SourceCode"/>
-      </w:pPr>
-      <w:r>
-        <w:t xml:space="preserve">                                 jsonString(problem), "}"));</w:t>
-      </w:r>
-    </w:p>
-    <w:p>
-      <w:pPr>
-        <w:pStyle w:val="SourceCode"/>
-      </w:pPr>
-      <w:r>
-        <w:t xml:space="preserve">        }</w:t>
-      </w:r>
-    </w:p>
-    <w:p>
-      <w:pPr>
-        <w:pStyle w:val="SourceCode"/>
-      </w:pPr>
-      <w:r>
-        <w:t xml:space="preserve">        bytes32 emailKey = keccak256(bytes(email));</w:t>
-      </w:r>
-    </w:p>
-    <w:p>
-      <w:pPr>
-        <w:pStyle w:val="SourceCode"/>
-      </w:pPr>
-      <w:r>
-        <w:t xml:space="preserve">        if (emailTaken[emailKey]) {</w:t>
-      </w:r>
-    </w:p>
-    <w:p>
-      <w:pPr>
-        <w:pStyle w:val="SourceCode"/>
-      </w:pPr>
-      <w:r>
-        <w:t xml:space="preserve">            revert(DUPLICATE_EMAIL_JSON);</w:t>
-      </w:r>
-    </w:p>
-    <w:p>
-      <w:pPr>
-        <w:pStyle w:val="SourceCode"/>
-      </w:pPr>
-      <w:r>
-        <w:t xml:space="preserve">        }</w:t>
-      </w:r>
-    </w:p>
-    <w:p>
-      <w:pPr>
-        <w:pStyle w:val="SourceCode"/>
-      </w:pPr>
-      <w:r>
-        <w:t xml:space="preserve">        lastId += 1;</w:t>
-      </w:r>
-    </w:p>
-    <w:p>
-      <w:pPr>
-        <w:pStyle w:val="SourceCode"/>
-      </w:pPr>
-      <w:r>
-        <w:t xml:space="preserve">        contacts[lastId] = Contact(lastId, fullName, email, phone);</w:t>
-      </w:r>
-    </w:p>
-    <w:p>
-      <w:pPr>
-        <w:pStyle w:val="SourceCode"/>
-      </w:pPr>
-      <w:r>
-        <w:t xml:space="preserve">        emailTaken[emailKey] = true;</w:t>
-      </w:r>
-    </w:p>
-    <w:p>
-      <w:pPr>
-        <w:pStyle w:val="SourceCode"/>
-      </w:pPr>
-      <w:r>
-        <w:t xml:space="preserve">        // emit writes the event into this transaction's receipt.</w:t>
-      </w:r>
-    </w:p>
-    <w:p>
-      <w:pPr>
-        <w:pStyle w:val="SourceCode"/>
-      </w:pPr>
-      <w:r>
-        <w:t xml:space="preserve">        emit ContactCreated(lastId);</w:t>
-      </w:r>
-    </w:p>
-    <w:p>
-      <w:pPr>
-        <w:pStyle w:val="SourceCode"/>
-      </w:pPr>
-      <w:r>
-        <w:t xml:space="preserve">        return lastId;</w:t>
-      </w:r>
-    </w:p>
-    <w:p>
-      <w:pPr>
-        <w:pStyle w:val="SourceCode"/>
-      </w:pPr>
-      <w:r>
-        <w:t xml:space="preserve">    }</w:t>
-      </w:r>
-    </w:p>
-    <w:p>
-      <w:pPr>
-        <w:pStyle w:val="SourceCode"/>
-      </w:pPr>
-    </w:p>
-    <w:p>
-      <w:pPr>
-        <w:pStyle w:val="SourceCode"/>
-      </w:pPr>
-      <w:r>
-        <w:t xml:space="preserve">    // PUT /api/v1/contacts/{id}: replaces every field of contact contactId</w:t>
-      </w:r>
-    </w:p>
-    <w:p>
-      <w:pPr>
-        <w:pStyle w:val="SourceCode"/>
-      </w:pPr>
-      <w:r>
-        <w:t xml:space="preserve">    // with the three values, and returns the contact as stored. The first</w:t>
-      </w:r>
-    </w:p>
-    <w:p>
-      <w:pPr>
-        <w:pStyle w:val="SourceCode"/>
-      </w:pPr>
-      <w:r>
-        <w:t xml:space="preserve">    // value is the path's id, and the other three are the body; an empty</w:t>
-      </w:r>
-    </w:p>
-    <w:p>
-      <w:pPr>
-        <w:pStyle w:val="SourceCode"/>
-      </w:pPr>
-      <w:r>
-        <w:t xml:space="preserve">    // phone means no phone. The checks come in the order the other</w:t>
-      </w:r>
-    </w:p>
-    <w:p>
-      <w:pPr>
-        <w:pStyle w:val="SourceCode"/>
-      </w:pPr>
-      <w:r>
-        <w:t xml:space="preserve">    // servers make them: the id, your Chapter 5 rules, then not_found for</w:t>
-      </w:r>
-    </w:p>
-    <w:p>
-      <w:pPr>
-        <w:pStyle w:val="SourceCode"/>
-      </w:pPr>
-      <w:r>
-        <w:t xml:space="preserve">    // an id no contact has, then duplicate_email for an email another</w:t>
-      </w:r>
-    </w:p>
-    <w:p>
-      <w:pPr>
-        <w:pStyle w:val="SourceCode"/>
-      </w:pPr>
-      <w:r>
-        <w:t xml:space="preserve">    // contact has. The contact's own email is not "taken", so the same</w:t>
-      </w:r>
-    </w:p>
-    <w:p>
-      <w:pPr>
-        <w:pStyle w:val="SourceCode"/>
-      </w:pPr>
-      <w:r>
-        <w:t xml:space="preserve">    // replacement sent twice stores the same values again: PUT is</w:t>
-      </w:r>
-    </w:p>
-    <w:p>
-      <w:pPr>
-        <w:pStyle w:val="SourceCode"/>
-      </w:pPr>
-      <w:r>
-        <w:t xml:space="preserve">    // idempotent here too. public, not external, so this contract's own</w:t>
-      </w:r>
-    </w:p>
-    <w:p>
-      <w:pPr>
-        <w:pStyle w:val="SourceCode"/>
-      </w:pPr>
-      <w:r>
-        <w:t xml:space="preserve">    // functions can call it as well: patchContact does. A</w:t>
-      </w:r>
-    </w:p>
-    <w:p>
-      <w:pPr>
-        <w:pStyle w:val="SourceCode"/>
-      </w:pPr>
-      <w:r>
-        <w:t xml:space="preserve">    // transaction's return value never reaches the sender, but a call's</w:t>
-      </w:r>
-    </w:p>
-    <w:p>
-      <w:pPr>
-        <w:pStyle w:val="SourceCode"/>
-      </w:pPr>
-      <w:r>
-        <w:t xml:space="preserve">    // does: cast call shows the contact it would store.</w:t>
-      </w:r>
-    </w:p>
-    <w:p>
-      <w:pPr>
-        <w:pStyle w:val="SourceCode"/>
-      </w:pPr>
-      <w:r>
-        <w:t xml:space="preserve">    function replaceContact(uint256 contactId, string memory fullName,</w:t>
-      </w:r>
-    </w:p>
-    <w:p>
-      <w:pPr>
-        <w:pStyle w:val="SourceCode"/>
-      </w:pPr>
-      <w:r>
-        <w:t xml:space="preserve">                            string memory email, string memory phone)</w:t>
-      </w:r>
-    </w:p>
-    <w:p>
-      <w:pPr>
-        <w:pStyle w:val="SourceCode"/>
-      </w:pPr>
-      <w:r>
-        <w:t xml:space="preserve">        public</w:t>
-      </w:r>
-    </w:p>
-    <w:p>
-      <w:pPr>
-        <w:pStyle w:val="SourceCode"/>
-      </w:pPr>
-      <w:r>
-        <w:t xml:space="preserve">        returns (string memory)</w:t>
-      </w:r>
-    </w:p>
-    <w:p>
-      <w:pPr>
-        <w:pStyle w:val="SourceCode"/>
-      </w:pPr>
-      <w:r>
-        <w:t xml:space="preserve">    {</w:t>
-      </w:r>
-    </w:p>
-    <w:p>
-      <w:pPr>
-        <w:pStyle w:val="SourceCode"/>
-      </w:pPr>
-      <w:r>
-        <w:t xml:space="preserve">        if (contactId == 0 || contactId &gt; ID_LIMIT) {</w:t>
-      </w:r>
-    </w:p>
-    <w:p>
-      <w:pPr>
-        <w:pStyle w:val="SourceCode"/>
-      </w:pPr>
-      <w:r>
-        <w:t xml:space="preserve">            revert(BAD_ID_JSON);</w:t>
-      </w:r>
-    </w:p>
-    <w:p>
-      <w:pPr>
-        <w:pStyle w:val="SourceCode"/>
-      </w:pPr>
-      <w:r>
-        <w:t xml:space="preserve">        }</w:t>
-      </w:r>
-    </w:p>
-    <w:p>
-      <w:pPr>
-        <w:pStyle w:val="SourceCode"/>
-      </w:pPr>
-      <w:r>
-        <w:t xml:space="preserve">        string memory problem =</w:t>
-      </w:r>
-    </w:p>
-    <w:p>
-      <w:pPr>
-        <w:pStyle w:val="SourceCode"/>
-      </w:pPr>
-      <w:r>
-        <w:t xml:space="preserve">            ContactRules.validateContact(fullName, email, phone);</w:t>
-      </w:r>
-    </w:p>
-    <w:p>
-      <w:pPr>
-        <w:pStyle w:val="SourceCode"/>
-      </w:pPr>
-      <w:r>
-        <w:t xml:space="preserve">        if (bytes(problem).length &gt; 0) {</w:t>
-      </w:r>
-    </w:p>
-    <w:p>
-      <w:pPr>
-        <w:pStyle w:val="SourceCode"/>
-      </w:pPr>
-      <w:r>
-        <w:t xml:space="preserve">            revert(string.concat('{"code":"invalid_input","message":',</w:t>
-      </w:r>
-    </w:p>
-    <w:p>
-      <w:pPr>
-        <w:pStyle w:val="SourceCode"/>
-      </w:pPr>
-      <w:r>
-        <w:t xml:space="preserve">                                 jsonString(problem), "}"));</w:t>
-      </w:r>
-    </w:p>
-    <w:p>
-      <w:pPr>
-        <w:pStyle w:val="SourceCode"/>
-      </w:pPr>
-      <w:r>
-        <w:t xml:space="preserve">        }</w:t>
-      </w:r>
-    </w:p>
-    <w:p>
-      <w:pPr>
-        <w:pStyle w:val="SourceCode"/>
-      </w:pPr>
-      <w:r>
-        <w:t xml:space="preserve">        Contact memory stored = contacts[contactId];</w:t>
-      </w:r>
-    </w:p>
-    <w:p>
-      <w:pPr>
-        <w:pStyle w:val="SourceCode"/>
-      </w:pPr>
-      <w:r>
-        <w:t xml:space="preserve">        if (stored.id == 0) {</w:t>
-      </w:r>
-    </w:p>
-    <w:p>
-      <w:pPr>
-        <w:pStyle w:val="SourceCode"/>
-      </w:pPr>
-      <w:r>
-        <w:t xml:space="preserve">            revert(string.concat('{"code":"not_found","message":',</w:t>
-      </w:r>
-    </w:p>
-    <w:p>
-      <w:pPr>
-        <w:pStyle w:val="SourceCode"/>
-      </w:pPr>
-      <w:r>
-        <w:t xml:space="preserve">                                 '"no contact with id ',</w:t>
-      </w:r>
-    </w:p>
-    <w:p>
-      <w:pPr>
-        <w:pStyle w:val="SourceCode"/>
-      </w:pPr>
-      <w:r>
-        <w:t xml:space="preserve">                                 numberText(contactId), '"}'));</w:t>
-      </w:r>
-    </w:p>
-    <w:p>
-      <w:pPr>
-        <w:pStyle w:val="SourceCode"/>
-      </w:pPr>
-      <w:r>
-        <w:t xml:space="preserve">        }</w:t>
-      </w:r>
-    </w:p>
-    <w:p>
-      <w:pPr>
-        <w:pStyle w:val="SourceCode"/>
-      </w:pPr>
-      <w:r>
-        <w:t xml:space="preserve">        bytes32 oldKey = keccak256(bytes(stored.email));</w:t>
-      </w:r>
-    </w:p>
-    <w:p>
-      <w:pPr>
-        <w:pStyle w:val="SourceCode"/>
-      </w:pPr>
-      <w:r>
-        <w:t xml:space="preserve">        bytes32 newKey = keccak256(bytes(email));</w:t>
-      </w:r>
-    </w:p>
-    <w:p>
-      <w:pPr>
-        <w:pStyle w:val="SourceCode"/>
-      </w:pPr>
-      <w:r>
-        <w:t xml:space="preserve">        if (newKey != oldKey &amp;&amp; emailTaken[newKey]) {</w:t>
-      </w:r>
-    </w:p>
-    <w:p>
-      <w:pPr>
-        <w:pStyle w:val="SourceCode"/>
-      </w:pPr>
-      <w:r>
-        <w:t xml:space="preserve">            revert(DUPLICATE_EMAIL_JSON);</w:t>
-      </w:r>
-    </w:p>
-    <w:p>
-      <w:pPr>
-        <w:pStyle w:val="SourceCode"/>
-      </w:pPr>
-      <w:r>
-        <w:t xml:space="preserve">        }</w:t>
-      </w:r>
-    </w:p>
-    <w:p>
-      <w:pPr>
-        <w:pStyle w:val="SourceCode"/>
-      </w:pPr>
-      <w:r>
-        <w:t xml:space="preserve">        // The old email is free again, and the new one is taken; when they</w:t>
-      </w:r>
-    </w:p>
-    <w:p>
-      <w:pPr>
-        <w:pStyle w:val="SourceCode"/>
-      </w:pPr>
-      <w:r>
-        <w:t xml:space="preserve">        // are the same, the second line takes it back at once.</w:t>
-      </w:r>
-    </w:p>
-    <w:p>
-      <w:pPr>
-        <w:pStyle w:val="SourceCode"/>
-      </w:pPr>
-      <w:r>
-        <w:t xml:space="preserve">        emailTaken[oldKey] = false;</w:t>
-      </w:r>
-    </w:p>
-    <w:p>
-      <w:pPr>
-        <w:pStyle w:val="SourceCode"/>
-      </w:pPr>
-      <w:r>
-        <w:t xml:space="preserve">        emailTaken[newKey] = true;</w:t>
-      </w:r>
-    </w:p>
-    <w:p>
-      <w:pPr>
-        <w:pStyle w:val="SourceCode"/>
-      </w:pPr>
-      <w:r>
-        <w:t xml:space="preserve">        contacts[contactId] = Contact(contactId, fullName, email, phone);</w:t>
-      </w:r>
-    </w:p>
-    <w:p>
-      <w:pPr>
-        <w:pStyle w:val="SourceCode"/>
-      </w:pPr>
-      <w:r>
-        <w:t xml:space="preserve">        return contactToJson(contacts[contactId]);</w:t>
-      </w:r>
-    </w:p>
-    <w:p>
-      <w:pPr>
-        <w:pStyle w:val="SourceCode"/>
-      </w:pPr>
-      <w:r>
-        <w:t xml:space="preserve">    }</w:t>
-      </w:r>
-    </w:p>
-    <w:p>
-      <w:pPr>
-        <w:pStyle w:val="SourceCode"/>
-      </w:pPr>
-    </w:p>
-    <w:p>
-      <w:pPr>
-        <w:pStyle w:val="SourceCode"/>
-      </w:pPr>
-      <w:r>
-        <w:t xml:space="preserve">    // PATCH /api/v1/contacts/{id}: changes only the fields the patch</w:t>
-      </w:r>
-    </w:p>
-    <w:p>
-      <w:pPr>
-        <w:pStyle w:val="SourceCode"/>
-      </w:pPr>
-      <w:r>
-        <w:t xml:space="preserve">    // names, and returns the whole contact as stored. The first value is</w:t>
-      </w:r>
-    </w:p>
-    <w:p>
-      <w:pPr>
-        <w:pStyle w:val="SourceCode"/>
-      </w:pPr>
-      <w:r>
-        <w:t xml:space="preserve">    // the path's id; the other six are the body, Lesson 6.8's ContactPatch</w:t>
-      </w:r>
-    </w:p>
-    <w:p>
-      <w:pPr>
-        <w:pStyle w:val="SourceCode"/>
-      </w:pPr>
-      <w:r>
-        <w:t xml:space="preserve">    // as values: for each field, true when the body names it, then its</w:t>
-      </w:r>
-    </w:p>
-    <w:p>
-      <w:pPr>
-        <w:pStyle w:val="SourceCode"/>
-      </w:pPr>
-      <w:r>
-        <w:t xml:space="preserve">    // text. A field named with "" is the body's null: it clears the phone,</w:t>
-      </w:r>
-    </w:p>
-    <w:p>
-      <w:pPr>
-        <w:pStyle w:val="SourceCode"/>
-      </w:pPr>
-      <w:r>
-        <w:t xml:space="preserve">    // and Chapter 5's rules refuse an empty name or email. Lesson 6.8</w:t>
-      </w:r>
-    </w:p>
-    <w:p>
-      <w:pPr>
-        <w:pStyle w:val="SourceCode"/>
-      </w:pPr>
-      <w:r>
-        <w:t xml:space="preserve">    // treats a text of "" exactly as null for every field (both give "",</w:t>
-      </w:r>
-    </w:p>
-    <w:p>
-      <w:pPr>
-        <w:pStyle w:val="SourceCode"/>
-      </w:pPr>
-      <w:r>
-        <w:t xml:space="preserve">    // and an empty phone means no phone), so one "" stands for both and</w:t>
-      </w:r>
-    </w:p>
-    <w:p>
-      <w:pPr>
-        <w:pStyle w:val="SourceCode"/>
-      </w:pPr>
-      <w:r>
-        <w:t xml:space="preserve">    // nothing is lost. A field not named keeps the stored value, whatever</w:t>
-      </w:r>
-    </w:p>
-    <w:p>
-      <w:pPr>
-        <w:pStyle w:val="SourceCode"/>
-      </w:pPr>
-      <w:r>
-        <w:t xml:space="preserve">    // text is sent beside its false. The checks come in the order the</w:t>
-      </w:r>
-    </w:p>
-    <w:p>
-      <w:pPr>
-        <w:pStyle w:val="SourceCode"/>
-      </w:pPr>
-      <w:r>
-        <w:t xml:space="preserve">    // other servers make them: the id and that the patch names a field,</w:t>
-      </w:r>
-    </w:p>
-    <w:p>
-      <w:pPr>
-        <w:pStyle w:val="SourceCode"/>
-      </w:pPr>
-      <w:r>
-        <w:t xml:space="preserve">    // then not_found for an id no contact has; then replaceContact checks</w:t>
-      </w:r>
-    </w:p>
-    <w:p>
-      <w:pPr>
-        <w:pStyle w:val="SourceCode"/>
-      </w:pPr>
-      <w:r>
-        <w:t xml:space="preserve">    // the patched contact with your Chapter 5 rules and the email, and</w:t>
-      </w:r>
-    </w:p>
-    <w:p>
-      <w:pPr>
-        <w:pStyle w:val="SourceCode"/>
-      </w:pPr>
-      <w:r>
-        <w:t xml:space="preserve">    // stores it.</w:t>
-      </w:r>
-    </w:p>
-    <w:p>
-      <w:pPr>
-        <w:pStyle w:val="SourceCode"/>
-      </w:pPr>
-      <w:r>
-        <w:t xml:space="preserve">    function patchContact(uint256 contactId, bool namePresent,</w:t>
-      </w:r>
-    </w:p>
-    <w:p>
-      <w:pPr>
-        <w:pStyle w:val="SourceCode"/>
-      </w:pPr>
-      <w:r>
-        <w:t xml:space="preserve">                          string memory fullName, bool emailPresent,</w:t>
-      </w:r>
-    </w:p>
-    <w:p>
-      <w:pPr>
-        <w:pStyle w:val="SourceCode"/>
-      </w:pPr>
-      <w:r>
-        <w:t xml:space="preserve">                          string memory email, bool phonePresent,</w:t>
-      </w:r>
-    </w:p>
-    <w:p>
-      <w:pPr>
-        <w:pStyle w:val="SourceCode"/>
-      </w:pPr>
-      <w:r>
-        <w:t xml:space="preserve">                          string memory phone)</w:t>
-      </w:r>
-    </w:p>
-    <w:p>
-      <w:pPr>
-        <w:pStyle w:val="SourceCode"/>
-      </w:pPr>
-      <w:r>
-        <w:t xml:space="preserve">        external</w:t>
-      </w:r>
-    </w:p>
-    <w:p>
-      <w:pPr>
-        <w:pStyle w:val="SourceCode"/>
-      </w:pPr>
-      <w:r>
-        <w:t xml:space="preserve">        returns (string memory)</w:t>
-      </w:r>
-    </w:p>
-    <w:p>
-      <w:pPr>
-        <w:pStyle w:val="SourceCode"/>
-      </w:pPr>
-      <w:r>
-        <w:t xml:space="preserve">    {</w:t>
-      </w:r>
-    </w:p>
-    <w:p>
-      <w:pPr>
-        <w:pStyle w:val="SourceCode"/>
-      </w:pPr>
-      <w:r>
-        <w:t xml:space="preserve">        if (contactId == 0 || contactId &gt; ID_LIMIT) {</w:t>
-      </w:r>
-    </w:p>
-    <w:p>
-      <w:pPr>
-        <w:pStyle w:val="SourceCode"/>
-      </w:pPr>
-      <w:r>
-        <w:t xml:space="preserve">            revert(BAD_ID_JSON);</w:t>
-      </w:r>
-    </w:p>
-    <w:p>
-      <w:pPr>
-        <w:pStyle w:val="SourceCode"/>
-      </w:pPr>
-      <w:r>
-        <w:t xml:space="preserve">        }</w:t>
-      </w:r>
-    </w:p>
-    <w:p>
-      <w:pPr>
-        <w:pStyle w:val="SourceCode"/>
-      </w:pPr>
-      <w:r>
-        <w:t xml:space="preserve">        if (!namePresent &amp;&amp; !emailPresent &amp;&amp; !phonePresent) {</w:t>
-      </w:r>
-    </w:p>
-    <w:p>
-      <w:pPr>
-        <w:pStyle w:val="SourceCode"/>
-      </w:pPr>
-      <w:r>
-        <w:t xml:space="preserve">            revert(EMPTY_PATCH_JSON);</w:t>
-      </w:r>
-    </w:p>
-    <w:p>
-      <w:pPr>
-        <w:pStyle w:val="SourceCode"/>
-      </w:pPr>
-      <w:r>
-        <w:t xml:space="preserve">        }</w:t>
-      </w:r>
-    </w:p>
-    <w:p>
-      <w:pPr>
-        <w:pStyle w:val="SourceCode"/>
-      </w:pPr>
-      <w:r>
-        <w:t xml:space="preserve">        // A PATCH starts from what is stored. stored is a memory copy of</w:t>
-      </w:r>
-    </w:p>
-    <w:p>
-      <w:pPr>
-        <w:pStyle w:val="SourceCode"/>
-      </w:pPr>
-      <w:r>
-        <w:t xml:space="preserve">        // the entry: changing it changes nothing in storage until</w:t>
-      </w:r>
-    </w:p>
-    <w:p>
-      <w:pPr>
-        <w:pStyle w:val="SourceCode"/>
-      </w:pPr>
-      <w:r>
-        <w:t xml:space="preserve">        // replaceContact writes it.</w:t>
-      </w:r>
-    </w:p>
-    <w:p>
-      <w:pPr>
-        <w:pStyle w:val="SourceCode"/>
-      </w:pPr>
-      <w:r>
-        <w:t xml:space="preserve">        Contact memory stored = contacts[contactId];</w:t>
-      </w:r>
-    </w:p>
-    <w:p>
-      <w:pPr>
-        <w:pStyle w:val="SourceCode"/>
-      </w:pPr>
-      <w:r>
-        <w:t xml:space="preserve">        if (stored.id == 0) {</w:t>
-      </w:r>
-    </w:p>
-    <w:p>
-      <w:pPr>
-        <w:pStyle w:val="SourceCode"/>
-      </w:pPr>
-      <w:r>
-        <w:t xml:space="preserve">            revert(string.concat('{"code":"not_found","message":',</w:t>
-      </w:r>
-    </w:p>
-    <w:p>
-      <w:pPr>
-        <w:pStyle w:val="SourceCode"/>
-      </w:pPr>
-      <w:r>
-        <w:t xml:space="preserve">                                 '"no contact with id ',</w:t>
-      </w:r>
-    </w:p>
-    <w:p>
-      <w:pPr>
-        <w:pStyle w:val="SourceCode"/>
-      </w:pPr>
-      <w:r>
-        <w:t xml:space="preserve">                                 numberText(contactId), '"}'));</w:t>
-      </w:r>
-    </w:p>
-    <w:p>
-      <w:pPr>
-        <w:pStyle w:val="SourceCode"/>
-      </w:pPr>
-      <w:r>
-        <w:t xml:space="preserve">        }</w:t>
-      </w:r>
-    </w:p>
-    <w:p>
-      <w:pPr>
-        <w:pStyle w:val="SourceCode"/>
-      </w:pPr>
-      <w:r>
-        <w:t xml:space="preserve">        if (namePresent) {</w:t>
-      </w:r>
-    </w:p>
-    <w:p>
-      <w:pPr>
-        <w:pStyle w:val="SourceCode"/>
-      </w:pPr>
-      <w:r>
-        <w:t xml:space="preserve">            stored.fullName = fullName;</w:t>
-      </w:r>
-    </w:p>
-    <w:p>
-      <w:pPr>
-        <w:pStyle w:val="SourceCode"/>
-      </w:pPr>
-      <w:r>
-        <w:t xml:space="preserve">        }</w:t>
-      </w:r>
-    </w:p>
-    <w:p>
-      <w:pPr>
-        <w:pStyle w:val="SourceCode"/>
-      </w:pPr>
-      <w:r>
-        <w:t xml:space="preserve">        if (emailPresent) {</w:t>
-      </w:r>
-    </w:p>
-    <w:p>
-      <w:pPr>
-        <w:pStyle w:val="SourceCode"/>
-      </w:pPr>
-      <w:r>
-        <w:t xml:space="preserve">            stored.email = email;</w:t>
-      </w:r>
-    </w:p>
-    <w:p>
-      <w:pPr>
-        <w:pStyle w:val="SourceCode"/>
-      </w:pPr>
-      <w:r>
-        <w:t xml:space="preserve">        }</w:t>
-      </w:r>
-    </w:p>
-    <w:p>
-      <w:pPr>
-        <w:pStyle w:val="SourceCode"/>
-      </w:pPr>
-      <w:r>
-        <w:t xml:space="preserve">        if (phonePresent) {</w:t>
-      </w:r>
-    </w:p>
-    <w:p>
-      <w:pPr>
-        <w:pStyle w:val="SourceCode"/>
-      </w:pPr>
-      <w:r>
-        <w:t xml:space="preserve">            stored.phone = phone;</w:t>
-      </w:r>
-    </w:p>
-    <w:p>
-      <w:pPr>
-        <w:pStyle w:val="SourceCode"/>
-      </w:pPr>
-      <w:r>
-        <w:t xml:space="preserve">        }</w:t>
-      </w:r>
-    </w:p>
-    <w:p>
-      <w:pPr>
-        <w:pStyle w:val="SourceCode"/>
-      </w:pPr>
-      <w:r>
-        <w:t xml:space="preserve">        // Lesson 6.7a's replaceContact is public, so this contract may</w:t>
-      </w:r>
-    </w:p>
-    <w:p>
-      <w:pPr>
-        <w:pStyle w:val="SourceCode"/>
-      </w:pPr>
-      <w:r>
-        <w:t xml:space="preserve">        // call it: PUT and PATCH share one set of checks and one write.</w:t>
-      </w:r>
-    </w:p>
-    <w:p>
-      <w:pPr>
-        <w:pStyle w:val="SourceCode"/>
-      </w:pPr>
-      <w:r>
-        <w:t xml:space="preserve">        return replaceContact(contactId, stored.fullName, stored.email,</w:t>
-      </w:r>
-    </w:p>
-    <w:p>
-      <w:pPr>
-        <w:pStyle w:val="SourceCode"/>
-      </w:pPr>
-      <w:r>
-        <w:t xml:space="preserve">                              stored.phone);</w:t>
-      </w:r>
-    </w:p>
-    <w:p>
-      <w:pPr>
-        <w:pStyle w:val="SourceCode"/>
-      </w:pPr>
-      <w:r>
-        <w:t xml:space="preserve">    }</w:t>
-      </w:r>
-    </w:p>
-    <w:p>
-      <w:pPr>
-        <w:pStyle w:val="SourceCode"/>
-      </w:pPr>
-    </w:p>
-    <w:p>
-      <w:pPr>
-        <w:pStyle w:val="SourceCode"/>
-      </w:pPr>
-      <w:r>
-        <w:t xml:space="preserve">    // DELETE /api/v1/contacts/{id}: deletes contact contactId. It returns</w:t>
-      </w:r>
-    </w:p>
-    <w:p>
-      <w:pPr>
-        <w:pStyle w:val="SourceCode"/>
-      </w:pPr>
-      <w:r>
-        <w:t xml:space="preserve">    // nothing, as a 204 has no body: the receipt's status 0x1 says it</w:t>
-      </w:r>
-    </w:p>
-    <w:p>
-      <w:pPr>
-        <w:pStyle w:val="SourceCode"/>
-      </w:pPr>
-      <w:r>
-        <w:t xml:space="preserve">    // worked. The checks come in the order the other servers make them:</w:t>
-      </w:r>
-    </w:p>
-    <w:p>
-      <w:pPr>
-        <w:pStyle w:val="SourceCode"/>
-      </w:pPr>
-      <w:r>
-        <w:t xml:space="preserve">    // the id, then not_found for an id no contact has, which is also the</w:t>
-      </w:r>
-    </w:p>
-    <w:p>
-      <w:pPr>
-        <w:pStyle w:val="SourceCode"/>
-      </w:pPr>
-      <w:r>
-        <w:t xml:space="preserve">    // answer to a second delete of the same id. Remember, delete resets an</w:t>
-      </w:r>
-    </w:p>
-    <w:p>
-      <w:pPr>
-        <w:pStyle w:val="SourceCode"/>
-      </w:pPr>
-      <w:r>
-        <w:t xml:space="preserve">    // entry to zero values, so its id reads 0, exactly like an id never</w:t>
-      </w:r>
-    </w:p>
-    <w:p>
-      <w:pPr>
-        <w:pStyle w:val="SourceCode"/>
-      </w:pPr>
-      <w:r>
-        <w:t xml:space="preserve">    // added; delete resets only what it names, so the email's fingerprint</w:t>
-      </w:r>
-    </w:p>
-    <w:p>
-      <w:pPr>
-        <w:pStyle w:val="SourceCode"/>
-      </w:pPr>
-      <w:r>
-        <w:t xml:space="preserve">    // in emailTaken is freed first, from stored, a memory copy made before</w:t>
-      </w:r>
-    </w:p>
-    <w:p>
-      <w:pPr>
-        <w:pStyle w:val="SourceCode"/>
-      </w:pPr>
-      <w:r>
-        <w:t xml:space="preserve">    // the delete, and the email may be used again (Lesson 4.8a). Every</w:t>
-      </w:r>
-    </w:p>
-    <w:p>
-      <w:pPr>
-        <w:pStyle w:val="SourceCode"/>
-      </w:pPr>
-      <w:r>
-        <w:t xml:space="preserve">    // other function already treats an id of 0 as no contact: getContact,</w:t>
-      </w:r>
-    </w:p>
-    <w:p>
-      <w:pPr>
-        <w:pStyle w:val="SourceCode"/>
-      </w:pPr>
-      <w:r>
-        <w:t xml:space="preserve">    // replaceContact, and patchContact answer not_found for a deleted id,</w:t>
-      </w:r>
-    </w:p>
-    <w:p>
-      <w:pPr>
-        <w:pStyle w:val="SourceCode"/>
-      </w:pPr>
-      <w:r>
-        <w:t xml:space="preserve">    // so it stays deleted. Nothing is erased from the chain itself: the</w:t>
-      </w:r>
-    </w:p>
-    <w:p>
-      <w:pPr>
-        <w:pStyle w:val="SourceCode"/>
-      </w:pPr>
-      <w:r>
-        <w:t xml:space="preserve">    // transactions that added the contact stay in their blocks.</w:t>
-      </w:r>
-    </w:p>
-    <w:p>
-      <w:pPr>
-        <w:pStyle w:val="SourceCode"/>
-      </w:pPr>
-      <w:r>
-        <w:t xml:space="preserve">    function deleteContact(uint256 contactId) external {</w:t>
-      </w:r>
-    </w:p>
-    <w:p>
-      <w:pPr>
-        <w:pStyle w:val="SourceCode"/>
-      </w:pPr>
-      <w:r>
-        <w:t xml:space="preserve">        if (contactId == 0 || contactId &gt; ID_LIMIT) {</w:t>
-      </w:r>
-    </w:p>
-    <w:p>
-      <w:pPr>
-        <w:pStyle w:val="SourceCode"/>
-      </w:pPr>
-      <w:r>
-        <w:t xml:space="preserve">            revert(BAD_ID_JSON);</w:t>
-      </w:r>
-    </w:p>
-    <w:p>
-      <w:pPr>
-        <w:pStyle w:val="SourceCode"/>
-      </w:pPr>
-      <w:r>
-        <w:t xml:space="preserve">        }</w:t>
-      </w:r>
-    </w:p>
-    <w:p>
-      <w:pPr>
-        <w:pStyle w:val="SourceCode"/>
-      </w:pPr>
-      <w:r>
-        <w:t xml:space="preserve">        Contact memory stored = contacts[contactId];</w:t>
-      </w:r>
-    </w:p>
-    <w:p>
-      <w:pPr>
-        <w:pStyle w:val="SourceCode"/>
-      </w:pPr>
-      <w:r>
-        <w:t xml:space="preserve">        if (stored.id == 0) {</w:t>
-      </w:r>
-    </w:p>
-    <w:p>
-      <w:pPr>
-        <w:pStyle w:val="SourceCode"/>
-      </w:pPr>
-      <w:r>
-        <w:t xml:space="preserve">            revert(string.concat('{"code":"not_found","message":',</w:t>
-      </w:r>
-    </w:p>
-    <w:p>
-      <w:pPr>
-        <w:pStyle w:val="SourceCode"/>
-      </w:pPr>
-      <w:r>
-        <w:t xml:space="preserve">                                 '"no contact with id ',</w:t>
-      </w:r>
-    </w:p>
-    <w:p>
-      <w:pPr>
-        <w:pStyle w:val="SourceCode"/>
-      </w:pPr>
-      <w:r>
-        <w:t xml:space="preserve">                                 numberText(contactId), '"}'));</w:t>
-      </w:r>
-    </w:p>
-    <w:p>
-      <w:pPr>
-        <w:pStyle w:val="SourceCode"/>
-      </w:pPr>
-      <w:r>
-        <w:t xml:space="preserve">        }</w:t>
-      </w:r>
-    </w:p>
-    <w:p>
-      <w:pPr>
-        <w:pStyle w:val="SourceCode"/>
-      </w:pPr>
-      <w:r>
-        <w:t xml:space="preserve">        emailTaken[keccak256(bytes(stored.email))] = false;</w:t>
-      </w:r>
-    </w:p>
-    <w:p>
-      <w:pPr>
-        <w:pStyle w:val="SourceCode"/>
-      </w:pPr>
-      <w:r>
-        <w:t xml:space="preserve">        delete contacts[contactId];</w:t>
-      </w:r>
-    </w:p>
-    <w:p>
-      <w:pPr>
-        <w:pStyle w:val="SourceCode"/>
-      </w:pPr>
-      <w:r>
-        <w:t xml:space="preserve">    }</w:t>
-      </w:r>
-    </w:p>
-    <w:p>
-      <w:pPr>
-        <w:pStyle w:val="SourceCode"/>
-      </w:pPr>
-    </w:p>
-    <w:p>
-      <w:pPr>
-        <w:pStyle w:val="SourceCode"/>
-      </w:pPr>
-      <w:r>
-        <w:t xml:space="preserve">    function health() external pure returns (string memory) {</w:t>
-      </w:r>
-    </w:p>
-    <w:p>
-      <w:pPr>
-        <w:pStyle w:val="SourceCode"/>
-      </w:pPr>
-      <w:r>
-        <w:t xml:space="preserve">        return HEALTH_JSON;</w:t>
-      </w:r>
-    </w:p>
-    <w:p>
-      <w:pPr>
-        <w:pStyle w:val="SourceCode"/>
-      </w:pPr>
-      <w:r>
-        <w:t xml:space="preserve">    }</w:t>
-      </w:r>
-    </w:p>
-    <w:p>
-      <w:pPr>
-        <w:pStyle w:val="SourceCode"/>
-      </w:pPr>
-    </w:p>
-    <w:p>
-      <w:pPr>
-        <w:pStyle w:val="SourceCode"/>
-      </w:pPr>
-      <w:r>
-        <w:t xml:space="preserve">    // Remember, numberText writes a whole number as its digits: the last</w:t>
-      </w:r>
-    </w:p>
-    <w:p>
-      <w:pPr>
-        <w:pStyle w:val="SourceCode"/>
-      </w:pPr>
-      <w:r>
-        <w:t xml:space="preserve">    // digit is number % 10, and bytes1(uint8(48 + digit)) is its</w:t>
-      </w:r>
-    </w:p>
-    <w:p>
-      <w:pPr>
-        <w:pStyle w:val="SourceCode"/>
-      </w:pPr>
-      <w:r>
-        <w:t xml:space="preserve">    // character, because '0' is code 48.</w:t>
-      </w:r>
-    </w:p>
-    <w:p>
-      <w:pPr>
-        <w:pStyle w:val="SourceCode"/>
-      </w:pPr>
-      <w:r>
-        <w:t xml:space="preserve">    function numberText(uint256 number) internal pure returns (string memory) {</w:t>
-      </w:r>
-    </w:p>
-    <w:p>
-      <w:pPr>
-        <w:pStyle w:val="SourceCode"/>
-      </w:pPr>
-      <w:r>
-        <w:t xml:space="preserve">        if (number == 0) {</w:t>
-      </w:r>
-    </w:p>
-    <w:p>
-      <w:pPr>
-        <w:pStyle w:val="SourceCode"/>
-      </w:pPr>
-      <w:r>
-        <w:t xml:space="preserve">            return "0";</w:t>
-      </w:r>
-    </w:p>
-    <w:p>
-      <w:pPr>
-        <w:pStyle w:val="SourceCode"/>
-      </w:pPr>
-      <w:r>
-        <w:t xml:space="preserve">        }</w:t>
-      </w:r>
-    </w:p>
-    <w:p>
-      <w:pPr>
-        <w:pStyle w:val="SourceCode"/>
-      </w:pPr>
-      <w:r>
-        <w:t xml:space="preserve">        bytes memory digits = "";</w:t>
-      </w:r>
-    </w:p>
-    <w:p>
-      <w:pPr>
-        <w:pStyle w:val="SourceCode"/>
-      </w:pPr>
-      <w:r>
-        <w:t xml:space="preserve">        while (number &gt; 0) {</w:t>
-      </w:r>
-    </w:p>
-    <w:p>
-      <w:pPr>
-        <w:pStyle w:val="SourceCode"/>
-      </w:pPr>
-      <w:r>
-        <w:t xml:space="preserve">            digits = bytes.concat(bytes1(uint8(48 + number % 10)), digits);</w:t>
-      </w:r>
-    </w:p>
-    <w:p>
-      <w:pPr>
-        <w:pStyle w:val="SourceCode"/>
-      </w:pPr>
-      <w:r>
-        <w:t xml:space="preserve">            number /= 10;</w:t>
-      </w:r>
-    </w:p>
-    <w:p>
-      <w:pPr>
-        <w:pStyle w:val="SourceCode"/>
-      </w:pPr>
-      <w:r>
-        <w:t xml:space="preserve">        }</w:t>
-      </w:r>
-    </w:p>
-    <w:p>
-      <w:pPr>
-        <w:pStyle w:val="SourceCode"/>
-      </w:pPr>
-      <w:r>
-        <w:t xml:space="preserve">        return string(digits);</w:t>
-      </w:r>
-    </w:p>
-    <w:p>
-      <w:pPr>
-        <w:pStyle w:val="SourceCode"/>
-      </w:pPr>
-      <w:r>
-        <w:t xml:space="preserve">    }</w:t>
-      </w:r>
-    </w:p>
-    <w:p>
-      <w:pPr>
-        <w:pStyle w:val="SourceCode"/>
-      </w:pPr>
-    </w:p>
-    <w:p>
-      <w:pPr>
-        <w:pStyle w:val="SourceCode"/>
-      </w:pPr>
-      <w:r>
-        <w:t xml:space="preserve">    // A text as a JSON string: double quotes around it, a backslash before</w:t>
-      </w:r>
-    </w:p>
-    <w:p>
-      <w:pPr>
-        <w:pStyle w:val="SourceCode"/>
-      </w:pPr>
-      <w:r>
-        <w:t xml:space="preserve">    // each double quote or backslash inside it, and each control character</w:t>
-      </w:r>
-    </w:p>
-    <w:p>
-      <w:pPr>
-        <w:pStyle w:val="SourceCode"/>
-      </w:pPr>
-      <w:r>
-        <w:t xml:space="preserve">    // (a byte below 32, such as a line break) written as \u00 and its two</w:t>
-      </w:r>
-    </w:p>
-    <w:p>
-      <w:pPr>
-        <w:pStyle w:val="SourceCode"/>
-      </w:pPr>
-      <w:r>
-        <w:t xml:space="preserve">    // hex digits, because JSON allows none of them inside a string. cJSON</w:t>
-      </w:r>
-    </w:p>
-    <w:p>
-      <w:pPr>
-        <w:pStyle w:val="SourceCode"/>
-      </w:pPr>
-      <w:r>
-        <w:t xml:space="preserve">    // and serde escape the same characters; they write five of the</w:t>
-      </w:r>
-    </w:p>
-    <w:p>
-      <w:pPr>
-        <w:pStyle w:val="SourceCode"/>
-      </w:pPr>
-      <w:r>
-        <w:t xml:space="preserve">    // control characters shorter (\n for a line break), and JSON reads</w:t>
-      </w:r>
-    </w:p>
-    <w:p>
-      <w:pPr>
-        <w:pStyle w:val="SourceCode"/>
-      </w:pPr>
-      <w:r>
-        <w:t xml:space="preserve">    // both forms back as the same character. Remember, bytes(text) gives</w:t>
-      </w:r>
-    </w:p>
-    <w:p>
-      <w:pPr>
-        <w:pStyle w:val="SourceCode"/>
-      </w:pPr>
-      <w:r>
-        <w:t xml:space="preserve">    // the text's bytes, and bytes.concat joins bytes (Lesson 3.14a).</w:t>
-      </w:r>
-    </w:p>
-    <w:p>
-      <w:pPr>
-        <w:pStyle w:val="SourceCode"/>
-      </w:pPr>
-      <w:r>
-        <w:t xml:space="preserve">    function jsonString(string memory plainText)</w:t>
-      </w:r>
-    </w:p>
-    <w:p>
-      <w:pPr>
-        <w:pStyle w:val="SourceCode"/>
-      </w:pPr>
-      <w:r>
-        <w:t xml:space="preserve">        internal</w:t>
-      </w:r>
-    </w:p>
-    <w:p>
-      <w:pPr>
-        <w:pStyle w:val="SourceCode"/>
-      </w:pPr>
-      <w:r>
-        <w:t xml:space="preserve">        pure</w:t>
-      </w:r>
-    </w:p>
-    <w:p>
-      <w:pPr>
-        <w:pStyle w:val="SourceCode"/>
-      </w:pPr>
-      <w:r>
-        <w:t xml:space="preserve">        returns (string memory)</w:t>
-      </w:r>
-    </w:p>
-    <w:p>
-      <w:pPr>
-        <w:pStyle w:val="SourceCode"/>
-      </w:pPr>
-      <w:r>
-        <w:t xml:space="preserve">    {</w:t>
-      </w:r>
-    </w:p>
-    <w:p>
-      <w:pPr>
-        <w:pStyle w:val="SourceCode"/>
-      </w:pPr>
-      <w:r>
-        <w:t xml:space="preserve">        bytes memory plainBytes = bytes(plainText);</w:t>
-      </w:r>
-    </w:p>
-    <w:p>
-      <w:pPr>
-        <w:pStyle w:val="SourceCode"/>
-      </w:pPr>
-      <w:r>
-        <w:t xml:space="preserve">        bytes memory escaped = "";</w:t>
-      </w:r>
-    </w:p>
-    <w:p>
-      <w:pPr>
-        <w:pStyle w:val="SourceCode"/>
-      </w:pPr>
-      <w:r>
-        <w:t xml:space="preserve">        for (uint256 position = 0; position &lt; plainBytes.length; position++) {</w:t>
-      </w:r>
-    </w:p>
-    <w:p>
-      <w:pPr>
-        <w:pStyle w:val="SourceCode"/>
-      </w:pPr>
-      <w:r>
-        <w:t xml:space="preserve">            bytes1 character = plainBytes[position];</w:t>
-      </w:r>
-    </w:p>
-    <w:p>
-      <w:pPr>
-        <w:pStyle w:val="SourceCode"/>
-      </w:pPr>
-      <w:r>
-        <w:t xml:space="preserve">            // uint8(character) is the byte's number, 0 to 255; / 16 and</w:t>
-      </w:r>
-    </w:p>
-    <w:p>
-      <w:pPr>
-        <w:pStyle w:val="SourceCode"/>
-      </w:pPr>
-      <w:r>
-        <w:t xml:space="preserve">            // % 16 give its two hex digits, each found in HEX_DIGITS.</w:t>
-      </w:r>
-    </w:p>
-    <w:p>
-      <w:pPr>
-        <w:pStyle w:val="SourceCode"/>
-      </w:pPr>
-      <w:r>
-        <w:t xml:space="preserve">            uint8 characterCode = uint8(character);</w:t>
-      </w:r>
-    </w:p>
-    <w:p>
-      <w:pPr>
-        <w:pStyle w:val="SourceCode"/>
-      </w:pPr>
-      <w:r>
-        <w:t xml:space="preserve">            if (characterCode &lt; 32) {</w:t>
-      </w:r>
-    </w:p>
-    <w:p>
-      <w:pPr>
-        <w:pStyle w:val="SourceCode"/>
-      </w:pPr>
-      <w:r>
-        <w:t xml:space="preserve">                escaped = bytes.concat(escaped, "\\u00",</w:t>
-      </w:r>
-    </w:p>
-    <w:p>
-      <w:pPr>
-        <w:pStyle w:val="SourceCode"/>
-      </w:pPr>
-      <w:r>
-        <w:t xml:space="preserve">                                       bytes(HEX_DIGITS)[characterCode / 16],</w:t>
-      </w:r>
-    </w:p>
-    <w:p>
-      <w:pPr>
-        <w:pStyle w:val="SourceCode"/>
-      </w:pPr>
-      <w:r>
-        <w:t xml:space="preserve">                                       bytes(HEX_DIGITS)[characterCode % 16]);</w:t>
-      </w:r>
-    </w:p>
-    <w:p>
-      <w:pPr>
-        <w:pStyle w:val="SourceCode"/>
-      </w:pPr>
-      <w:r>
-        <w:t xml:space="preserve">            } else {</w:t>
-      </w:r>
-    </w:p>
-    <w:p>
-      <w:pPr>
-        <w:pStyle w:val="SourceCode"/>
-      </w:pPr>
-      <w:r>
-        <w:t xml:space="preserve">                if (character == '"' || character == "\\") {</w:t>
-      </w:r>
-    </w:p>
-    <w:p>
-      <w:pPr>
-        <w:pStyle w:val="SourceCode"/>
-      </w:pPr>
-      <w:r>
-        <w:t xml:space="preserve">                    escaped = bytes.concat(escaped, "\\");</w:t>
-      </w:r>
-    </w:p>
-    <w:p>
-      <w:pPr>
-        <w:pStyle w:val="SourceCode"/>
-      </w:pPr>
-      <w:r>
-        <w:t xml:space="preserve">                }</w:t>
-      </w:r>
-    </w:p>
-    <w:p>
-      <w:pPr>
-        <w:pStyle w:val="SourceCode"/>
-      </w:pPr>
-      <w:r>
-        <w:t xml:space="preserve">                escaped = bytes.concat(escaped, character);</w:t>
-      </w:r>
-    </w:p>
-    <w:p>
-      <w:pPr>
-        <w:pStyle w:val="SourceCode"/>
-      </w:pPr>
-      <w:r>
-        <w:t xml:space="preserve">            }</w:t>
-      </w:r>
-    </w:p>
-    <w:p>
-      <w:pPr>
-        <w:pStyle w:val="SourceCode"/>
-      </w:pPr>
-      <w:r>
-        <w:t xml:space="preserve">        }</w:t>
-      </w:r>
-    </w:p>
-    <w:p>
-      <w:pPr>
-        <w:pStyle w:val="SourceCode"/>
-      </w:pPr>
-      <w:r>
-        <w:t xml:space="preserve">        return string.concat('"', string(escaped), '"');</w:t>
-      </w:r>
-    </w:p>
-    <w:p>
-      <w:pPr>
-        <w:pStyle w:val="SourceCode"/>
-      </w:pPr>
-      <w:r>
-        <w:t xml:space="preserve">    }</w:t>
-      </w:r>
-    </w:p>
-    <w:p>
-      <w:pPr>
-        <w:pStyle w:val="SourceCode"/>
-      </w:pPr>
-    </w:p>
-    <w:p>
-      <w:pPr>
-        <w:pStyle w:val="SourceCode"/>
-      </w:pPr>
-      <w:r>
-        <w:t xml:space="preserve">    // One contact as Lesson 5.8a's JSON object, with null for no phone.</w:t>
-      </w:r>
-    </w:p>
-    <w:p>
-      <w:pPr>
-        <w:pStyle w:val="SourceCode"/>
-      </w:pPr>
-      <w:r>
-        <w:t xml:space="preserve">    function contactToJson(Contact memory contact)</w:t>
-      </w:r>
-    </w:p>
-    <w:p>
-      <w:pPr>
-        <w:pStyle w:val="SourceCode"/>
-      </w:pPr>
-      <w:r>
-        <w:t xml:space="preserve">        internal</w:t>
-      </w:r>
-    </w:p>
-    <w:p>
-      <w:pPr>
-        <w:pStyle w:val="SourceCode"/>
-      </w:pPr>
-      <w:r>
-        <w:t xml:space="preserve">        pure</w:t>
-      </w:r>
-    </w:p>
-    <w:p>
-      <w:pPr>
-        <w:pStyle w:val="SourceCode"/>
-      </w:pPr>
-      <w:r>
-        <w:t xml:space="preserve">        returns (string memory)</w:t>
-      </w:r>
-    </w:p>
-    <w:p>
-      <w:pPr>
-        <w:pStyle w:val="SourceCode"/>
-      </w:pPr>
-      <w:r>
-        <w:t xml:space="preserve">    {</w:t>
-      </w:r>
-    </w:p>
-    <w:p>
-      <w:pPr>
-        <w:pStyle w:val="SourceCode"/>
-      </w:pPr>
-      <w:r>
-        <w:t xml:space="preserve">        string memory phoneJson = "null";</w:t>
-      </w:r>
-    </w:p>
-    <w:p>
-      <w:pPr>
-        <w:pStyle w:val="SourceCode"/>
-      </w:pPr>
-      <w:r>
-        <w:t xml:space="preserve">        if (bytes(contact.phone).length &gt; 0) {</w:t>
-      </w:r>
-    </w:p>
-    <w:p>
-      <w:pPr>
-        <w:pStyle w:val="SourceCode"/>
-      </w:pPr>
-      <w:r>
-        <w:t xml:space="preserve">            phoneJson = jsonString(contact.phone);</w:t>
-      </w:r>
-    </w:p>
-    <w:p>
-      <w:pPr>
-        <w:pStyle w:val="SourceCode"/>
-      </w:pPr>
-      <w:r>
-        <w:t xml:space="preserve">        }</w:t>
-      </w:r>
-    </w:p>
-    <w:p>
-      <w:pPr>
-        <w:pStyle w:val="SourceCode"/>
-      </w:pPr>
-      <w:r>
-        <w:t xml:space="preserve">        return string.concat('{"id":', numberText(contact.id),</w:t>
-      </w:r>
-    </w:p>
-    <w:p>
-      <w:pPr>
-        <w:pStyle w:val="SourceCode"/>
-      </w:pPr>
-      <w:r>
-        <w:t xml:space="preserve">                             ',"name":', jsonString(contact.fullName),</w:t>
-      </w:r>
-    </w:p>
-    <w:p>
-      <w:pPr>
-        <w:pStyle w:val="SourceCode"/>
-      </w:pPr>
-      <w:r>
-        <w:t xml:space="preserve">                             ',"email":', jsonString(contact.email),</w:t>
-      </w:r>
-    </w:p>
-    <w:p>
-      <w:pPr>
-        <w:pStyle w:val="SourceCode"/>
-      </w:pPr>
-      <w:r>
-        <w:t xml:space="preserve">                             ',"phone":', phoneJson, "}");</w:t>
-      </w:r>
-    </w:p>
-    <w:p>
-      <w:pPr>
-        <w:pStyle w:val="SourceCode"/>
-      </w:pPr>
-      <w:r>
-        <w:t xml:space="preserve">    }</w:t>
-      </w:r>
-    </w:p>
-    <w:p>
-      <w:pPr>
-        <w:pStyle w:val="SourceCode"/>
-      </w:pPr>
-    </w:p>
-    <w:p>
-      <w:pPr>
-        <w:pStyle w:val="SourceCode"/>
-      </w:pPr>
-      <w:r>
-        <w:t xml:space="preserve">    // GET /api/v1/contacts/{id}: one contact, or the error body. An id the</w:t>
-      </w:r>
-    </w:p>
-    <w:p>
-      <w:pPr>
-        <w:pStyle w:val="SourceCode"/>
-      </w:pPr>
-      <w:r>
-        <w:t xml:space="preserve">    // INT column could not hold is invalid_input; an id no contact has is</w:t>
-      </w:r>
-    </w:p>
-    <w:p>
-      <w:pPr>
-        <w:pStyle w:val="SourceCode"/>
-      </w:pPr>
-      <w:r>
-        <w:t xml:space="preserve">    // not_found, because its entry reads as zero values.</w:t>
-      </w:r>
-    </w:p>
-    <w:p>
-      <w:pPr>
-        <w:pStyle w:val="SourceCode"/>
-      </w:pPr>
-      <w:r>
-        <w:t xml:space="preserve">    function getContact(uint256 contactId)</w:t>
-      </w:r>
-    </w:p>
-    <w:p>
-      <w:pPr>
-        <w:pStyle w:val="SourceCode"/>
-      </w:pPr>
-      <w:r>
-        <w:t xml:space="preserve">        external</w:t>
-      </w:r>
-    </w:p>
-    <w:p>
-      <w:pPr>
-        <w:pStyle w:val="SourceCode"/>
-      </w:pPr>
-      <w:r>
-        <w:t xml:space="preserve">        view</w:t>
-      </w:r>
-    </w:p>
-    <w:p>
-      <w:pPr>
-        <w:pStyle w:val="SourceCode"/>
-      </w:pPr>
-      <w:r>
-        <w:t xml:space="preserve">        returns (string memory)</w:t>
-      </w:r>
-    </w:p>
-    <w:p>
-      <w:pPr>
-        <w:pStyle w:val="SourceCode"/>
-      </w:pPr>
-      <w:r>
-        <w:t xml:space="preserve">    {</w:t>
-      </w:r>
-    </w:p>
-    <w:p>
-      <w:pPr>
-        <w:pStyle w:val="SourceCode"/>
-      </w:pPr>
-      <w:r>
-        <w:t xml:space="preserve">        if (contactId == 0 || contactId &gt; ID_LIMIT) {</w:t>
-      </w:r>
-    </w:p>
-    <w:p>
-      <w:pPr>
-        <w:pStyle w:val="SourceCode"/>
-      </w:pPr>
-      <w:r>
-        <w:t xml:space="preserve">            revert(BAD_ID_JSON);</w:t>
-      </w:r>
-    </w:p>
-    <w:p>
-      <w:pPr>
-        <w:pStyle w:val="SourceCode"/>
-      </w:pPr>
-      <w:r>
-        <w:t xml:space="preserve">        }</w:t>
-      </w:r>
-    </w:p>
-    <w:p>
-      <w:pPr>
-        <w:pStyle w:val="SourceCode"/>
-      </w:pPr>
-      <w:r>
-        <w:t xml:space="preserve">        Contact memory contact = contacts[contactId];</w:t>
-      </w:r>
-    </w:p>
-    <w:p>
-      <w:pPr>
-        <w:pStyle w:val="SourceCode"/>
-      </w:pPr>
-      <w:r>
-        <w:t xml:space="preserve">        if (contact.id == 0) {</w:t>
-      </w:r>
-    </w:p>
-    <w:p>
-      <w:pPr>
-        <w:pStyle w:val="SourceCode"/>
-      </w:pPr>
-      <w:r>
-        <w:t xml:space="preserve">            revert(string.concat('{"code":"not_found","message":',</w:t>
-      </w:r>
-    </w:p>
-    <w:p>
-      <w:pPr>
-        <w:pStyle w:val="SourceCode"/>
-      </w:pPr>
-      <w:r>
-        <w:t xml:space="preserve">                                 '"no contact with id ',</w:t>
-      </w:r>
-    </w:p>
-    <w:p>
-      <w:pPr>
-        <w:pStyle w:val="SourceCode"/>
-      </w:pPr>
-      <w:r>
-        <w:t xml:space="preserve">                                 numberText(contactId), '"}'));</w:t>
-      </w:r>
-    </w:p>
-    <w:p>
-      <w:pPr>
-        <w:pStyle w:val="SourceCode"/>
-      </w:pPr>
-      <w:r>
-        <w:t xml:space="preserve">        }</w:t>
-      </w:r>
-    </w:p>
-    <w:p>
-      <w:pPr>
-        <w:pStyle w:val="SourceCode"/>
-      </w:pPr>
-      <w:r>
-        <w:t xml:space="preserve">        return contactToJson(contact);</w:t>
-      </w:r>
-    </w:p>
-    <w:p>
-      <w:pPr>
-        <w:pStyle w:val="SourceCode"/>
-      </w:pPr>
-      <w:r>
-        <w:t xml:space="preserve">    }</w:t>
-      </w:r>
-    </w:p>
-    <w:p>
-      <w:pPr>
-        <w:pStyle w:val="SourceCode"/>
-      </w:pPr>
-    </w:p>
-    <w:p>
-      <w:pPr>
-        <w:pStyle w:val="SourceCode"/>
-      </w:pPr>
-      <w:r>
-        <w:t xml:space="preserve">    // Remember, comesBefore is true when first belongs before second in</w:t>
-      </w:r>
-    </w:p>
-    <w:p>
-      <w:pPr>
-        <w:pStyle w:val="SourceCode"/>
-      </w:pPr>
-      <w:r>
-        <w:t xml:space="preserve">    // ordinal order (Lesson 2.6a).</w:t>
-      </w:r>
-    </w:p>
-    <w:p>
-      <w:pPr>
-        <w:pStyle w:val="SourceCode"/>
-      </w:pPr>
-      <w:r>
-        <w:t xml:space="preserve">    function comesBefore(string memory first, string memory second)</w:t>
-      </w:r>
-    </w:p>
-    <w:p>
-      <w:pPr>
-        <w:pStyle w:val="SourceCode"/>
-      </w:pPr>
-      <w:r>
-        <w:t xml:space="preserve">        internal</w:t>
-      </w:r>
-    </w:p>
-    <w:p>
-      <w:pPr>
-        <w:pStyle w:val="SourceCode"/>
-      </w:pPr>
-      <w:r>
-        <w:t xml:space="preserve">        pure</w:t>
-      </w:r>
-    </w:p>
-    <w:p>
-      <w:pPr>
-        <w:pStyle w:val="SourceCode"/>
-      </w:pPr>
-      <w:r>
-        <w:t xml:space="preserve">        returns (bool)</w:t>
-      </w:r>
-    </w:p>
-    <w:p>
-      <w:pPr>
-        <w:pStyle w:val="SourceCode"/>
-      </w:pPr>
-      <w:r>
-        <w:t xml:space="preserve">    {</w:t>
-      </w:r>
-    </w:p>
-    <w:p>
-      <w:pPr>
-        <w:pStyle w:val="SourceCode"/>
-      </w:pPr>
-      <w:r>
-        <w:t xml:space="preserve">        bytes memory firstBytes = bytes(first);</w:t>
-      </w:r>
-    </w:p>
-    <w:p>
-      <w:pPr>
-        <w:pStyle w:val="SourceCode"/>
-      </w:pPr>
-      <w:r>
-        <w:t xml:space="preserve">        bytes memory secondBytes = bytes(second);</w:t>
-      </w:r>
-    </w:p>
-    <w:p>
-      <w:pPr>
-        <w:pStyle w:val="SourceCode"/>
-      </w:pPr>
-      <w:r>
-        <w:t xml:space="preserve">        for (uint256 position = 0;</w:t>
-      </w:r>
-    </w:p>
-    <w:p>
-      <w:pPr>
-        <w:pStyle w:val="SourceCode"/>
-      </w:pPr>
-      <w:r>
-        <w:t xml:space="preserve">             position &lt; firstBytes.length &amp;&amp; position &lt; secondBytes.length;</w:t>
-      </w:r>
-    </w:p>
-    <w:p>
-      <w:pPr>
-        <w:pStyle w:val="SourceCode"/>
-      </w:pPr>
-      <w:r>
-        <w:t xml:space="preserve">             position++) {</w:t>
-      </w:r>
-    </w:p>
-    <w:p>
-      <w:pPr>
-        <w:pStyle w:val="SourceCode"/>
-      </w:pPr>
-      <w:r>
-        <w:t xml:space="preserve">            if (firstBytes[position] != secondBytes[position]) {</w:t>
-      </w:r>
-    </w:p>
-    <w:p>
-      <w:pPr>
-        <w:pStyle w:val="SourceCode"/>
-      </w:pPr>
-      <w:r>
-        <w:t xml:space="preserve">                return uint8(firstBytes[position])</w:t>
-      </w:r>
-    </w:p>
-    <w:p>
-      <w:pPr>
-        <w:pStyle w:val="SourceCode"/>
-      </w:pPr>
-      <w:r>
-        <w:t xml:space="preserve">                    &lt; uint8(secondBytes[position]);</w:t>
-      </w:r>
-    </w:p>
-    <w:p>
-      <w:pPr>
-        <w:pStyle w:val="SourceCode"/>
-      </w:pPr>
-      <w:r>
-        <w:t xml:space="preserve">            }</w:t>
-      </w:r>
-    </w:p>
-    <w:p>
-      <w:pPr>
-        <w:pStyle w:val="SourceCode"/>
-      </w:pPr>
-      <w:r>
-        <w:t xml:space="preserve">        }</w:t>
-      </w:r>
-    </w:p>
-    <w:p>
-      <w:pPr>
-        <w:pStyle w:val="SourceCode"/>
-      </w:pPr>
-      <w:r>
-        <w:t xml:space="preserve">        return firstBytes.length &lt; secondBytes.length;</w:t>
-      </w:r>
-    </w:p>
-    <w:p>
-      <w:pPr>
-        <w:pStyle w:val="SourceCode"/>
-      </w:pPr>
-      <w:r>
-        <w:t xml:space="preserve">    }</w:t>
-      </w:r>
-    </w:p>
-    <w:p>
-      <w:pPr>
-        <w:pStyle w:val="SourceCode"/>
-      </w:pPr>
-    </w:p>
-    <w:p>
-      <w:pPr>
-        <w:pStyle w:val="SourceCode"/>
-      </w:pPr>
-      <w:r>
-        <w:t xml:space="preserve">    // Remember, belongsBeforeByName orders by name, then id, as ORDER BY</w:t>
-      </w:r>
-    </w:p>
-    <w:p>
-      <w:pPr>
-        <w:pStyle w:val="SourceCode"/>
-      </w:pPr>
-      <w:r>
-        <w:t xml:space="preserve">    // name, id does (Lesson 4.10a); two names are the same when their</w:t>
-      </w:r>
-    </w:p>
-    <w:p>
-      <w:pPr>
-        <w:pStyle w:val="SourceCode"/>
-      </w:pPr>
-      <w:r>
-        <w:t xml:space="preserve">    // keccak256 fingerprints are (Lesson 2.5a).</w:t>
-      </w:r>
-    </w:p>
-    <w:p>
-      <w:pPr>
-        <w:pStyle w:val="SourceCode"/>
-      </w:pPr>
-      <w:r>
-        <w:t xml:space="preserve">    function belongsBeforeByName(Contact memory first, Contact memory second)</w:t>
-      </w:r>
-    </w:p>
-    <w:p>
-      <w:pPr>
-        <w:pStyle w:val="SourceCode"/>
-      </w:pPr>
-      <w:r>
-        <w:t xml:space="preserve">        internal</w:t>
-      </w:r>
-    </w:p>
-    <w:p>
-      <w:pPr>
-        <w:pStyle w:val="SourceCode"/>
-      </w:pPr>
-      <w:r>
-        <w:t xml:space="preserve">        pure</w:t>
-      </w:r>
-    </w:p>
-    <w:p>
-      <w:pPr>
-        <w:pStyle w:val="SourceCode"/>
-      </w:pPr>
-      <w:r>
-        <w:t xml:space="preserve">        returns (bool)</w:t>
-      </w:r>
-    </w:p>
-    <w:p>
-      <w:pPr>
-        <w:pStyle w:val="SourceCode"/>
-      </w:pPr>
-      <w:r>
-        <w:t xml:space="preserve">    {</w:t>
-      </w:r>
-    </w:p>
-    <w:p>
-      <w:pPr>
-        <w:pStyle w:val="SourceCode"/>
-      </w:pPr>
-      <w:r>
-        <w:t xml:space="preserve">        if (keccak256(bytes(first.fullName)) ==</w:t>
-      </w:r>
-    </w:p>
-    <w:p>
-      <w:pPr>
-        <w:pStyle w:val="SourceCode"/>
-      </w:pPr>
-      <w:r>
-        <w:t xml:space="preserve">                keccak256(bytes(second.fullName))) {</w:t>
-      </w:r>
-    </w:p>
-    <w:p>
-      <w:pPr>
-        <w:pStyle w:val="SourceCode"/>
-      </w:pPr>
-      <w:r>
-        <w:t xml:space="preserve">            return first.id &lt; second.id;</w:t>
-      </w:r>
-    </w:p>
-    <w:p>
-      <w:pPr>
-        <w:pStyle w:val="SourceCode"/>
-      </w:pPr>
-      <w:r>
-        <w:t xml:space="preserve">        }</w:t>
-      </w:r>
-    </w:p>
-    <w:p>
-      <w:pPr>
-        <w:pStyle w:val="SourceCode"/>
-      </w:pPr>
-      <w:r>
-        <w:t xml:space="preserve">        return comesBefore(first.fullName, second.fullName);</w:t>
-      </w:r>
-    </w:p>
-    <w:p>
-      <w:pPr>
-        <w:pStyle w:val="SourceCode"/>
-      </w:pPr>
-      <w:r>
-        <w:t xml:space="preserve">    }</w:t>
-      </w:r>
-    </w:p>
-    <w:p>
-      <w:pPr>
-        <w:pStyle w:val="SourceCode"/>
-      </w:pPr>
-    </w:p>
-    <w:p>
-      <w:pPr>
-        <w:pStyle w:val="SourceCode"/>
-      </w:pPr>
-      <w:r>
-        <w:t xml:space="preserve">    // Remember, the contacts in name order as one JSON array, [] when there</w:t>
-      </w:r>
-    </w:p>
-    <w:p>
-      <w:pPr>
-        <w:pStyle w:val="SourceCode"/>
-      </w:pPr>
-      <w:r>
-        <w:t xml:space="preserve">    // are none. A contract has no ORDER BY, so a memory copy is sorted with</w:t>
-      </w:r>
-    </w:p>
-    <w:p>
-      <w:pPr>
-        <w:pStyle w:val="SourceCode"/>
-      </w:pPr>
-      <w:r>
-        <w:t xml:space="preserve">    // Lesson 4.10a's swap loop; a call runs on the node and costs the</w:t>
-      </w:r>
-    </w:p>
-    <w:p>
-      <w:pPr>
-        <w:pStyle w:val="SourceCode"/>
-      </w:pPr>
-      <w:r>
-        <w:t xml:space="preserve">    // caller nothing, but a transaction that called it would pay gas for</w:t>
-      </w:r>
-    </w:p>
-    <w:p>
-      <w:pPr>
-        <w:pStyle w:val="SourceCode"/>
-      </w:pPr>
-      <w:r>
-        <w:t xml:space="preserve">    // every step. These are Lesson 6.9a's getContacts loops, moved here</w:t>
-      </w:r>
-    </w:p>
-    <w:p>
-      <w:pPr>
-        <w:pStyle w:val="SourceCode"/>
-      </w:pPr>
-      <w:r>
-        <w:t xml:space="preserve">    // unchanged, so getContacts and findContacts share them.</w:t>
-      </w:r>
-    </w:p>
-    <w:p>
-      <w:pPr>
-        <w:pStyle w:val="SourceCode"/>
-      </w:pPr>
-      <w:r>
-        <w:t xml:space="preserve">    function sortedArrayJson(Contact[] memory found)</w:t>
-      </w:r>
-    </w:p>
-    <w:p>
-      <w:pPr>
-        <w:pStyle w:val="SourceCode"/>
-      </w:pPr>
-      <w:r>
-        <w:t xml:space="preserve">        internal</w:t>
-      </w:r>
-    </w:p>
-    <w:p>
-      <w:pPr>
-        <w:pStyle w:val="SourceCode"/>
-      </w:pPr>
-      <w:r>
-        <w:t xml:space="preserve">        pure</w:t>
-      </w:r>
-    </w:p>
-    <w:p>
-      <w:pPr>
-        <w:pStyle w:val="SourceCode"/>
-      </w:pPr>
-      <w:r>
-        <w:t xml:space="preserve">        returns (string memory)</w:t>
-      </w:r>
-    </w:p>
-    <w:p>
-      <w:pPr>
-        <w:pStyle w:val="SourceCode"/>
-      </w:pPr>
-      <w:r>
-        <w:t xml:space="preserve">    {</w:t>
-      </w:r>
-    </w:p>
-    <w:p>
-      <w:pPr>
-        <w:pStyle w:val="SourceCode"/>
-      </w:pPr>
-      <w:r>
-        <w:t xml:space="preserve">        for (uint256 position = 0; position &lt; found.length; position++) {</w:t>
-      </w:r>
-    </w:p>
-    <w:p>
-      <w:pPr>
-        <w:pStyle w:val="SourceCode"/>
-      </w:pPr>
-      <w:r>
-        <w:t xml:space="preserve">            for (uint256 later = position + 1; later &lt; found.length;</w:t>
-      </w:r>
-    </w:p>
-    <w:p>
-      <w:pPr>
-        <w:pStyle w:val="SourceCode"/>
-      </w:pPr>
-      <w:r>
-        <w:t xml:space="preserve">                 later++) {</w:t>
-      </w:r>
-    </w:p>
-    <w:p>
-      <w:pPr>
-        <w:pStyle w:val="SourceCode"/>
-      </w:pPr>
-      <w:r>
-        <w:t xml:space="preserve">                if (belongsBeforeByName(found[later], found[position])) {</w:t>
-      </w:r>
-    </w:p>
-    <w:p>
-      <w:pPr>
-        <w:pStyle w:val="SourceCode"/>
-      </w:pPr>
-      <w:r>
-        <w:t xml:space="preserve">                    Contact memory held = found[position];</w:t>
-      </w:r>
-    </w:p>
-    <w:p>
-      <w:pPr>
-        <w:pStyle w:val="SourceCode"/>
-      </w:pPr>
-      <w:r>
-        <w:t xml:space="preserve">                    found[position] = found[later];</w:t>
-      </w:r>
-    </w:p>
-    <w:p>
-      <w:pPr>
-        <w:pStyle w:val="SourceCode"/>
-      </w:pPr>
-      <w:r>
-        <w:t xml:space="preserve">                    found[later] = held;</w:t>
-      </w:r>
-    </w:p>
-    <w:p>
-      <w:pPr>
-        <w:pStyle w:val="SourceCode"/>
-      </w:pPr>
-      <w:r>
-        <w:t xml:space="preserve">                }</w:t>
-      </w:r>
-    </w:p>
-    <w:p>
-      <w:pPr>
-        <w:pStyle w:val="SourceCode"/>
-      </w:pPr>
-      <w:r>
-        <w:t xml:space="preserve">            }</w:t>
-      </w:r>
-    </w:p>
-    <w:p>
-      <w:pPr>
-        <w:pStyle w:val="SourceCode"/>
-      </w:pPr>
-      <w:r>
-        <w:t xml:space="preserve">        }</w:t>
-      </w:r>
-    </w:p>
-    <w:p>
-      <w:pPr>
-        <w:pStyle w:val="SourceCode"/>
-      </w:pPr>
-      <w:r>
-        <w:t xml:space="preserve">        string memory arrayJson = "[";</w:t>
-      </w:r>
-    </w:p>
-    <w:p>
-      <w:pPr>
-        <w:pStyle w:val="SourceCode"/>
-      </w:pPr>
-      <w:r>
-        <w:t xml:space="preserve">        for (uint256 index = 0; index &lt; found.length; index++) {</w:t>
-      </w:r>
-    </w:p>
-    <w:p>
-      <w:pPr>
-        <w:pStyle w:val="SourceCode"/>
-      </w:pPr>
-      <w:r>
-        <w:t xml:space="preserve">            if (index &gt; 0) {</w:t>
-      </w:r>
-    </w:p>
-    <w:p>
-      <w:pPr>
-        <w:pStyle w:val="SourceCode"/>
-      </w:pPr>
-      <w:r>
-        <w:t xml:space="preserve">                arrayJson = string.concat(arrayJson, ",");</w:t>
-      </w:r>
-    </w:p>
-    <w:p>
-      <w:pPr>
-        <w:pStyle w:val="SourceCode"/>
-      </w:pPr>
-      <w:r>
-        <w:t xml:space="preserve">            }</w:t>
-      </w:r>
-    </w:p>
-    <w:p>
-      <w:pPr>
-        <w:pStyle w:val="SourceCode"/>
-      </w:pPr>
-      <w:r>
-        <w:t xml:space="preserve">            arrayJson = string.concat(arrayJson, contactToJson(found[index]));</w:t>
-      </w:r>
-    </w:p>
-    <w:p>
-      <w:pPr>
-        <w:pStyle w:val="SourceCode"/>
-      </w:pPr>
-      <w:r>
-        <w:t xml:space="preserve">        }</w:t>
-      </w:r>
-    </w:p>
-    <w:p>
-      <w:pPr>
-        <w:pStyle w:val="SourceCode"/>
-      </w:pPr>
-      <w:r>
-        <w:t xml:space="preserve">        return string.concat(arrayJson, "]");</w:t>
-      </w:r>
-    </w:p>
-    <w:p>
-      <w:pPr>
-        <w:pStyle w:val="SourceCode"/>
-      </w:pPr>
-      <w:r>
-        <w:t xml:space="preserve">    }</w:t>
-      </w:r>
-    </w:p>
-    <w:p>
-      <w:pPr>
-        <w:pStyle w:val="SourceCode"/>
-      </w:pPr>
-    </w:p>
-    <w:p>
-      <w:pPr>
-        <w:pStyle w:val="SourceCode"/>
-      </w:pPr>
-      <w:r>
-        <w:t xml:space="preserve">    // GET /api/v1/contacts: every contact, in name order, as one JSON</w:t>
-      </w:r>
-    </w:p>
-    <w:p>
-      <w:pPr>
-        <w:pStyle w:val="SourceCode"/>
-      </w:pPr>
-      <w:r>
-        <w:t xml:space="preserve">    // array; [] when there are none, because an empty collection still</w:t>
-      </w:r>
-    </w:p>
-    <w:p>
-      <w:pPr>
-        <w:pStyle w:val="SourceCode"/>
-      </w:pPr>
-      <w:r>
-        <w:t xml:space="preserve">    // exists. Remember, the ids from 1 to lastId may have gaps, where a</w:t>
-      </w:r>
-    </w:p>
-    <w:p>
-      <w:pPr>
-        <w:pStyle w:val="SourceCode"/>
-      </w:pPr>
-      <w:r>
-        <w:t xml:space="preserve">    // deleted entry reads as zero values, id 0: the first loop counts the</w:t>
-      </w:r>
-    </w:p>
-    <w:p>
-      <w:pPr>
-        <w:pStyle w:val="SourceCode"/>
-      </w:pPr>
-      <w:r>
-        <w:t xml:space="preserve">    // entries whose id is not 0, the array gets exactly that many places,</w:t>
-      </w:r>
-    </w:p>
-    <w:p>
-      <w:pPr>
-        <w:pStyle w:val="SourceCode"/>
-      </w:pPr>
-      <w:r>
-        <w:t xml:space="preserve">    // and the second loop copies only those (Lesson 6.9a).</w:t>
-      </w:r>
-    </w:p>
-    <w:p>
-      <w:pPr>
-        <w:pStyle w:val="SourceCode"/>
-      </w:pPr>
-      <w:r>
-        <w:t xml:space="preserve">    function getContacts() external view returns (string memory) {</w:t>
-      </w:r>
-    </w:p>
-    <w:p>
-      <w:pPr>
-        <w:pStyle w:val="SourceCode"/>
-      </w:pPr>
-      <w:r>
-        <w:t xml:space="preserve">        uint256 storedCount = 0;</w:t>
-      </w:r>
-    </w:p>
-    <w:p>
-      <w:pPr>
-        <w:pStyle w:val="SourceCode"/>
-      </w:pPr>
-      <w:r>
-        <w:t xml:space="preserve">        for (uint256 contactId = 1; contactId &lt;= lastId; contactId++) {</w:t>
-      </w:r>
-    </w:p>
-    <w:p>
-      <w:pPr>
-        <w:pStyle w:val="SourceCode"/>
-      </w:pPr>
-      <w:r>
-        <w:t xml:space="preserve">            if (contacts[contactId].id != 0) {</w:t>
-      </w:r>
-    </w:p>
-    <w:p>
-      <w:pPr>
-        <w:pStyle w:val="SourceCode"/>
-      </w:pPr>
-      <w:r>
-        <w:t xml:space="preserve">                storedCount += 1;</w:t>
-      </w:r>
-    </w:p>
-    <w:p>
-      <w:pPr>
-        <w:pStyle w:val="SourceCode"/>
-      </w:pPr>
-      <w:r>
-        <w:t xml:space="preserve">            }</w:t>
-      </w:r>
-    </w:p>
-    <w:p>
-      <w:pPr>
-        <w:pStyle w:val="SourceCode"/>
-      </w:pPr>
-      <w:r>
-        <w:t xml:space="preserve">        }</w:t>
-      </w:r>
-    </w:p>
-    <w:p>
-      <w:pPr>
-        <w:pStyle w:val="SourceCode"/>
-      </w:pPr>
-      <w:r>
-        <w:t xml:space="preserve">        Contact[] memory found = new Contact[](storedCount);</w:t>
-      </w:r>
-    </w:p>
-    <w:p>
-      <w:pPr>
-        <w:pStyle w:val="SourceCode"/>
-      </w:pPr>
-      <w:r>
-        <w:t xml:space="preserve">        uint256 filled = 0;</w:t>
-      </w:r>
-    </w:p>
-    <w:p>
-      <w:pPr>
-        <w:pStyle w:val="SourceCode"/>
-      </w:pPr>
-      <w:r>
-        <w:t xml:space="preserve">        for (uint256 contactId = 1; contactId &lt;= lastId; contactId++) {</w:t>
-      </w:r>
-    </w:p>
-    <w:p>
-      <w:pPr>
-        <w:pStyle w:val="SourceCode"/>
-      </w:pPr>
-      <w:r>
-        <w:t xml:space="preserve">            if (contacts[contactId].id != 0) {</w:t>
-      </w:r>
-    </w:p>
-    <w:p>
-      <w:pPr>
-        <w:pStyle w:val="SourceCode"/>
-      </w:pPr>
-      <w:r>
-        <w:t xml:space="preserve">                found[filled] = contacts[contactId];</w:t>
-      </w:r>
-    </w:p>
-    <w:p>
-      <w:pPr>
-        <w:pStyle w:val="SourceCode"/>
-      </w:pPr>
-      <w:r>
-        <w:t xml:space="preserve">                filled += 1;</w:t>
-      </w:r>
-    </w:p>
-    <w:p>
-      <w:pPr>
-        <w:pStyle w:val="SourceCode"/>
-      </w:pPr>
-      <w:r>
-        <w:t xml:space="preserve">            }</w:t>
-      </w:r>
-    </w:p>
-    <w:p>
-      <w:pPr>
-        <w:pStyle w:val="SourceCode"/>
-      </w:pPr>
-      <w:r>
-        <w:t xml:space="preserve">        }</w:t>
-      </w:r>
-    </w:p>
-    <w:p>
-      <w:pPr>
-        <w:pStyle w:val="SourceCode"/>
-      </w:pPr>
-      <w:r>
-        <w:t xml:space="preserve">        return sortedArrayJson(found);</w:t>
-      </w:r>
-    </w:p>
-    <w:p>
-      <w:pPr>
-        <w:pStyle w:val="SourceCode"/>
-      </w:pPr>
-      <w:r>
-        <w:t xml:space="preserve">    }</w:t>
-      </w:r>
-    </w:p>
-    <w:p>
-      <w:pPr>
-        <w:pStyle w:val="SourceCode"/>
-      </w:pPr>
-    </w:p>
-    <w:p>
-      <w:pPr>
-        <w:pStyle w:val="SourceCode"/>
-      </w:pPr>
-      <w:r>
-        <w:t xml:space="preserve">    // True when the stored contact matches the search: its name, or its</w:t>
-      </w:r>
-    </w:p>
-    <w:p>
-      <w:pPr>
-        <w:pStyle w:val="SourceCode"/>
-      </w:pPr>
-      <w:r>
-        <w:t xml:space="preserve">    // email, contains the term, ignoring letter case. A deleted entry's id</w:t>
-      </w:r>
-    </w:p>
-    <w:p>
-      <w:pPr>
-        <w:pStyle w:val="SourceCode"/>
-      </w:pPr>
-      <w:r>
-        <w:t xml:space="preserve">    // is 0, so it never matches.</w:t>
-      </w:r>
-    </w:p>
-    <w:p>
-      <w:pPr>
-        <w:pStyle w:val="SourceCode"/>
-      </w:pPr>
-      <w:r>
-        <w:t xml:space="preserve">    function isMatch(Contact memory contact, bool byName, string memory term)</w:t>
-      </w:r>
-    </w:p>
-    <w:p>
-      <w:pPr>
-        <w:pStyle w:val="SourceCode"/>
-      </w:pPr>
-      <w:r>
-        <w:t xml:space="preserve">        internal</w:t>
-      </w:r>
-    </w:p>
-    <w:p>
-      <w:pPr>
-        <w:pStyle w:val="SourceCode"/>
-      </w:pPr>
-      <w:r>
-        <w:t xml:space="preserve">        pure</w:t>
-      </w:r>
-    </w:p>
-    <w:p>
-      <w:pPr>
-        <w:pStyle w:val="SourceCode"/>
-      </w:pPr>
-      <w:r>
-        <w:t xml:space="preserve">        returns (bool)</w:t>
-      </w:r>
-    </w:p>
-    <w:p>
-      <w:pPr>
-        <w:pStyle w:val="SourceCode"/>
-      </w:pPr>
-      <w:r>
-        <w:t xml:space="preserve">    {</w:t>
-      </w:r>
-    </w:p>
-    <w:p>
-      <w:pPr>
-        <w:pStyle w:val="SourceCode"/>
-      </w:pPr>
-      <w:r>
-        <w:t xml:space="preserve">        if (contact.id == 0) {</w:t>
-      </w:r>
-    </w:p>
-    <w:p>
-      <w:pPr>
-        <w:pStyle w:val="SourceCode"/>
-      </w:pPr>
-      <w:r>
-        <w:t xml:space="preserve">            return false;</w:t>
-      </w:r>
-    </w:p>
-    <w:p>
-      <w:pPr>
-        <w:pStyle w:val="SourceCode"/>
-      </w:pPr>
-      <w:r>
-        <w:t xml:space="preserve">        }</w:t>
-      </w:r>
-    </w:p>
-    <w:p>
-      <w:pPr>
-        <w:pStyle w:val="SourceCode"/>
-      </w:pPr>
-      <w:r>
-        <w:t xml:space="preserve">        if (byName) {</w:t>
-      </w:r>
-    </w:p>
-    <w:p>
-      <w:pPr>
-        <w:pStyle w:val="SourceCode"/>
-      </w:pPr>
-      <w:r>
-        <w:t xml:space="preserve">            return ContactSearch.containsIgnoringCase(contact.fullName, term);</w:t>
-      </w:r>
-    </w:p>
-    <w:p>
-      <w:pPr>
-        <w:pStyle w:val="SourceCode"/>
-      </w:pPr>
-      <w:r>
-        <w:t xml:space="preserve">        }</w:t>
-      </w:r>
-    </w:p>
-    <w:p>
-      <w:pPr>
-        <w:pStyle w:val="SourceCode"/>
-      </w:pPr>
-      <w:r>
-        <w:t xml:space="preserve">        return ContactSearch.containsIgnoringCase(contact.email, term);</w:t>
-      </w:r>
-    </w:p>
-    <w:p>
-      <w:pPr>
-        <w:pStyle w:val="SourceCode"/>
-      </w:pPr>
-      <w:r>
-        <w:t xml:space="preserve">    }</w:t>
-      </w:r>
-    </w:p>
-    <w:p>
-      <w:pPr>
-        <w:pStyle w:val="SourceCode"/>
-      </w:pPr>
-    </w:p>
-    <w:p>
-      <w:pPr>
-        <w:pStyle w:val="SourceCode"/>
-      </w:pPr>
-      <w:r>
-        <w:t xml:space="preserve">    // GET /api/v1/contacts?name=... or ?email=...: the contacts whose name</w:t>
-      </w:r>
-    </w:p>
-    <w:p>
-      <w:pPr>
-        <w:pStyle w:val="SourceCode"/>
-      </w:pPr>
-      <w:r>
-        <w:t xml:space="preserve">    // or email contains the decoded value, in name order, as one JSON</w:t>
-      </w:r>
-    </w:p>
-    <w:p>
-      <w:pPr>
-        <w:pStyle w:val="SourceCode"/>
-      </w:pPr>
-      <w:r>
-        <w:t xml:space="preserve">    // array; [] when none matches, because the collection exists. A</w:t>
-      </w:r>
-    </w:p>
-    <w:p>
-      <w:pPr>
-        <w:pStyle w:val="SourceCode"/>
-      </w:pPr>
-      <w:r>
-        <w:t xml:space="preserve">    // contract receives no URL, so the query arrives as one string, as the</w:t>
-      </w:r>
-    </w:p>
-    <w:p>
-      <w:pPr>
-        <w:pStyle w:val="SourceCode"/>
-      </w:pPr>
-      <w:r>
-        <w:t xml:space="preserve">    // client encoded it, such as name=R%26D, and ContactSearch.parseQuery</w:t>
-      </w:r>
-    </w:p>
-    <w:p>
-      <w:pPr>
-        <w:pStyle w:val="SourceCode"/>
-      </w:pPr>
-      <w:r>
-        <w:t xml:space="preserve">    // splits and decodes it. Then come Lesson 6.10's rules, the checks</w:t>
-      </w:r>
-    </w:p>
-    <w:p>
-      <w:pPr>
-        <w:pStyle w:val="SourceCode"/>
-      </w:pPr>
-      <w:r>
-        <w:t xml:space="preserve">    // search_from_query makes in the other servers: only name and email</w:t>
-      </w:r>
-    </w:p>
-    <w:p>
-      <w:pPr>
-        <w:pStyle w:val="SourceCode"/>
-      </w:pPr>
-      <w:r>
-        <w:t xml:space="preserve">    // are known, so any other parameter is refused rather than ignored;</w:t>
-      </w:r>
-    </w:p>
-    <w:p>
-      <w:pPr>
-        <w:pStyle w:val="SourceCode"/>
-      </w:pPr>
-      <w:r>
-        <w:t xml:space="preserve">    // exactly one of the two is given, once. Then Chapter 5's checks on the</w:t>
-      </w:r>
-    </w:p>
-    <w:p>
-      <w:pPr>
-        <w:pStyle w:val="SourceCode"/>
-      </w:pPr>
-      <w:r>
-        <w:t xml:space="preserve">    // trimmed term. Each refusal reverts with its error body, the 400.</w:t>
-      </w:r>
-    </w:p>
-    <w:p>
-      <w:pPr>
-        <w:pStyle w:val="SourceCode"/>
-      </w:pPr>
-      <w:r>
-        <w:t xml:space="preserve">    // Remember, two texts are the same when their keccak256 fingerprints</w:t>
-      </w:r>
-    </w:p>
-    <w:p>
-      <w:pPr>
-        <w:pStyle w:val="SourceCode"/>
-      </w:pPr>
-      <w:r>
-        <w:t xml:space="preserve">    // are (Lesson 2.5a).</w:t>
-      </w:r>
-    </w:p>
-    <w:p>
-      <w:pPr>
-        <w:pStyle w:val="SourceCode"/>
-      </w:pPr>
-      <w:r>
-        <w:t xml:space="preserve">    function findContacts(string memory query)</w:t>
-      </w:r>
-    </w:p>
-    <w:p>
-      <w:pPr>
-        <w:pStyle w:val="SourceCode"/>
-      </w:pPr>
-      <w:r>
-        <w:t xml:space="preserve">        external</w:t>
-      </w:r>
-    </w:p>
-    <w:p>
-      <w:pPr>
-        <w:pStyle w:val="SourceCode"/>
-      </w:pPr>
-      <w:r>
-        <w:t xml:space="preserve">        view</w:t>
-      </w:r>
-    </w:p>
-    <w:p>
-      <w:pPr>
-        <w:pStyle w:val="SourceCode"/>
-      </w:pPr>
-      <w:r>
-        <w:t xml:space="preserve">        returns (string memory)</w:t>
-      </w:r>
-    </w:p>
-    <w:p>
-      <w:pPr>
-        <w:pStyle w:val="SourceCode"/>
-      </w:pPr>
-      <w:r>
-        <w:t xml:space="preserve">    {</w:t>
-      </w:r>
-    </w:p>
-    <w:p>
-      <w:pPr>
-        <w:pStyle w:val="SourceCode"/>
-      </w:pPr>
-      <w:r>
-        <w:t xml:space="preserve">        (string[] memory parameterNames, string[] memory parameterValues) =</w:t>
-      </w:r>
-    </w:p>
-    <w:p>
-      <w:pPr>
-        <w:pStyle w:val="SourceCode"/>
-      </w:pPr>
-      <w:r>
-        <w:t xml:space="preserve">            ContactSearch.parseQuery(query);</w:t>
-      </w:r>
-    </w:p>
-    <w:p>
-      <w:pPr>
-        <w:pStyle w:val="SourceCode"/>
-      </w:pPr>
-      <w:r>
-        <w:t xml:space="preserve">        uint256 nameCount = 0;</w:t>
-      </w:r>
-    </w:p>
-    <w:p>
-      <w:pPr>
-        <w:pStyle w:val="SourceCode"/>
-      </w:pPr>
-      <w:r>
-        <w:t xml:space="preserve">        uint256 emailCount = 0;</w:t>
-      </w:r>
-    </w:p>
-    <w:p>
-      <w:pPr>
-        <w:pStyle w:val="SourceCode"/>
-      </w:pPr>
-      <w:r>
-        <w:t xml:space="preserve">        string memory term = "";</w:t>
-      </w:r>
-    </w:p>
-    <w:p>
-      <w:pPr>
-        <w:pStyle w:val="SourceCode"/>
-      </w:pPr>
-      <w:r>
-        <w:t xml:space="preserve">        for (uint256 index = 0; index &lt; parameterNames.length; index++) {</w:t>
-      </w:r>
-    </w:p>
-    <w:p>
-      <w:pPr>
-        <w:pStyle w:val="SourceCode"/>
-      </w:pPr>
-      <w:r>
-        <w:t xml:space="preserve">            bytes32 nameKey = keccak256(bytes(parameterNames[index]));</w:t>
-      </w:r>
-    </w:p>
-    <w:p>
-      <w:pPr>
-        <w:pStyle w:val="SourceCode"/>
-      </w:pPr>
-      <w:r>
-        <w:t xml:space="preserve">            if (nameKey == keccak256("name")) {</w:t>
-      </w:r>
-    </w:p>
-    <w:p>
-      <w:pPr>
-        <w:pStyle w:val="SourceCode"/>
-      </w:pPr>
-      <w:r>
-        <w:t xml:space="preserve">                nameCount += 1;</w:t>
-      </w:r>
-    </w:p>
-    <w:p>
-      <w:pPr>
-        <w:pStyle w:val="SourceCode"/>
-      </w:pPr>
-      <w:r>
-        <w:t xml:space="preserve">                term = parameterValues[index];</w:t>
-      </w:r>
-    </w:p>
-    <w:p>
-      <w:pPr>
-        <w:pStyle w:val="SourceCode"/>
-      </w:pPr>
-      <w:r>
-        <w:t xml:space="preserve">            } else if (nameKey == keccak256("email")) {</w:t>
-      </w:r>
-    </w:p>
-    <w:p>
-      <w:pPr>
-        <w:pStyle w:val="SourceCode"/>
-      </w:pPr>
-      <w:r>
-        <w:t xml:space="preserve">                emailCount += 1;</w:t>
-      </w:r>
-    </w:p>
-    <w:p>
-      <w:pPr>
-        <w:pStyle w:val="SourceCode"/>
-      </w:pPr>
-      <w:r>
-        <w:t xml:space="preserve">                term = parameterValues[index];</w:t>
-      </w:r>
-    </w:p>
-    <w:p>
-      <w:pPr>
-        <w:pStyle w:val="SourceCode"/>
-      </w:pPr>
-      <w:r>
-        <w:t xml:space="preserve">            } else {</w:t>
-      </w:r>
-    </w:p>
-    <w:p>
-      <w:pPr>
-        <w:pStyle w:val="SourceCode"/>
-      </w:pPr>
-      <w:r>
-        <w:t xml:space="preserve">                revert(SEARCH_JSON);</w:t>
-      </w:r>
-    </w:p>
-    <w:p>
-      <w:pPr>
-        <w:pStyle w:val="SourceCode"/>
-      </w:pPr>
-      <w:r>
-        <w:t xml:space="preserve">            }</w:t>
-      </w:r>
-    </w:p>
-    <w:p>
-      <w:pPr>
-        <w:pStyle w:val="SourceCode"/>
-      </w:pPr>
-      <w:r>
-        <w:t xml:space="preserve">        }</w:t>
-      </w:r>
-    </w:p>
-    <w:p>
-      <w:pPr>
-        <w:pStyle w:val="SourceCode"/>
-      </w:pPr>
-      <w:r>
-        <w:t xml:space="preserve">        // Equal means both are there, or neither is.</w:t>
-      </w:r>
-    </w:p>
-    <w:p>
-      <w:pPr>
-        <w:pStyle w:val="SourceCode"/>
-      </w:pPr>
-      <w:r>
-        <w:t xml:space="preserve">        if ((nameCount &gt; 0) == (emailCount &gt; 0)) {</w:t>
-      </w:r>
-    </w:p>
-    <w:p>
-      <w:pPr>
-        <w:pStyle w:val="SourceCode"/>
-      </w:pPr>
-      <w:r>
-        <w:t xml:space="preserve">            revert(SEARCH_JSON);</w:t>
-      </w:r>
-    </w:p>
-    <w:p>
-      <w:pPr>
-        <w:pStyle w:val="SourceCode"/>
-      </w:pPr>
-      <w:r>
-        <w:t xml:space="preserve">        }</w:t>
-      </w:r>
-    </w:p>
-    <w:p>
-      <w:pPr>
-        <w:pStyle w:val="SourceCode"/>
-      </w:pPr>
-      <w:r>
-        <w:t xml:space="preserve">        if (nameCount &gt; 1 || emailCount &gt; 1) {</w:t>
-      </w:r>
-    </w:p>
-    <w:p>
-      <w:pPr>
-        <w:pStyle w:val="SourceCode"/>
-      </w:pPr>
-      <w:r>
-        <w:t xml:space="preserve">            revert(REPEAT_JSON);</w:t>
-      </w:r>
-    </w:p>
-    <w:p>
-      <w:pPr>
-        <w:pStyle w:val="SourceCode"/>
-      </w:pPr>
-      <w:r>
-        <w:t xml:space="preserve">        }</w:t>
-      </w:r>
-    </w:p>
-    <w:p>
-      <w:pPr>
-        <w:pStyle w:val="SourceCode"/>
-      </w:pPr>
-      <w:r>
-        <w:t xml:space="preserve">        term = ContactSearch.trimSpaces(term);</w:t>
-      </w:r>
-    </w:p>
-    <w:p>
-      <w:pPr>
-        <w:pStyle w:val="SourceCode"/>
-      </w:pPr>
-      <w:r>
-        <w:t xml:space="preserve">        string memory problem = ContactSearch.termProblem(term);</w:t>
-      </w:r>
-    </w:p>
-    <w:p>
-      <w:pPr>
-        <w:pStyle w:val="SourceCode"/>
-      </w:pPr>
-      <w:r>
-        <w:t xml:space="preserve">        if (bytes(problem).length &gt; 0) {</w:t>
-      </w:r>
-    </w:p>
-    <w:p>
-      <w:pPr>
-        <w:pStyle w:val="SourceCode"/>
-      </w:pPr>
-      <w:r>
-        <w:t xml:space="preserve">            revert(string.concat('{"code":"invalid_input","message":',</w:t>
-      </w:r>
-    </w:p>
-    <w:p>
-      <w:pPr>
-        <w:pStyle w:val="SourceCode"/>
-      </w:pPr>
-      <w:r>
-        <w:t xml:space="preserve">                                 jsonString(problem), "}"));</w:t>
-      </w:r>
-    </w:p>
-    <w:p>
-      <w:pPr>
-        <w:pStyle w:val="SourceCode"/>
-      </w:pPr>
-      <w:r>
-        <w:t xml:space="preserve">        }</w:t>
-      </w:r>
-    </w:p>
-    <w:p>
-      <w:pPr>
-        <w:pStyle w:val="SourceCode"/>
-      </w:pPr>
-      <w:r>
-        <w:t xml:space="preserve">        bool byName = nameCount == 1;</w:t>
-      </w:r>
-    </w:p>
-    <w:p>
-      <w:pPr>
-        <w:pStyle w:val="SourceCode"/>
-      </w:pPr>
-      <w:r>
-        <w:t xml:space="preserve">        // As getContacts does: count the matches, make an array of exactly</w:t>
-      </w:r>
-    </w:p>
-    <w:p>
-      <w:pPr>
-        <w:pStyle w:val="SourceCode"/>
-      </w:pPr>
-      <w:r>
-        <w:t xml:space="preserve">        // that many places, copy them, then sort them and write the JSON.</w:t>
-      </w:r>
-    </w:p>
-    <w:p>
-      <w:pPr>
-        <w:pStyle w:val="SourceCode"/>
-      </w:pPr>
-      <w:r>
-        <w:t xml:space="preserve">        uint256 matchCount = 0;</w:t>
-      </w:r>
-    </w:p>
-    <w:p>
-      <w:pPr>
-        <w:pStyle w:val="SourceCode"/>
-      </w:pPr>
-      <w:r>
-        <w:t xml:space="preserve">        for (uint256 contactId = 1; contactId &lt;= lastId; contactId++) {</w:t>
-      </w:r>
-    </w:p>
-    <w:p>
-      <w:pPr>
-        <w:pStyle w:val="SourceCode"/>
-      </w:pPr>
-      <w:r>
-        <w:t xml:space="preserve">            if (isMatch(contacts[contactId], byName, term)) {</w:t>
-      </w:r>
-    </w:p>
-    <w:p>
-      <w:pPr>
-        <w:pStyle w:val="SourceCode"/>
-      </w:pPr>
-      <w:r>
-        <w:t xml:space="preserve">                matchCount += 1;</w:t>
-      </w:r>
-    </w:p>
-    <w:p>
-      <w:pPr>
-        <w:pStyle w:val="SourceCode"/>
-      </w:pPr>
-      <w:r>
-        <w:t xml:space="preserve">            }</w:t>
-      </w:r>
-    </w:p>
-    <w:p>
-      <w:pPr>
-        <w:pStyle w:val="SourceCode"/>
-      </w:pPr>
-      <w:r>
-        <w:t xml:space="preserve">        }</w:t>
-      </w:r>
-    </w:p>
-    <w:p>
-      <w:pPr>
-        <w:pStyle w:val="SourceCode"/>
-      </w:pPr>
-      <w:r>
-        <w:t xml:space="preserve">        Contact[] memory found = new Contact[](matchCount);</w:t>
-      </w:r>
-    </w:p>
-    <w:p>
-      <w:pPr>
-        <w:pStyle w:val="SourceCode"/>
-      </w:pPr>
-      <w:r>
-        <w:t xml:space="preserve">        uint256 filled = 0;</w:t>
-      </w:r>
-    </w:p>
-    <w:p>
-      <w:pPr>
-        <w:pStyle w:val="SourceCode"/>
-      </w:pPr>
-      <w:r>
-        <w:t xml:space="preserve">        for (uint256 contactId = 1; contactId &lt;= lastId; contactId++) {</w:t>
-      </w:r>
-    </w:p>
-    <w:p>
-      <w:pPr>
-        <w:pStyle w:val="SourceCode"/>
-      </w:pPr>
-      <w:r>
-        <w:t xml:space="preserve">            if (isMatch(contacts[contactId], byName, term)) {</w:t>
-      </w:r>
-    </w:p>
-    <w:p>
-      <w:pPr>
-        <w:pStyle w:val="SourceCode"/>
-      </w:pPr>
-      <w:r>
-        <w:t xml:space="preserve">                found[filled] = contacts[contactId];</w:t>
-      </w:r>
-    </w:p>
-    <w:p>
-      <w:pPr>
-        <w:pStyle w:val="SourceCode"/>
-      </w:pPr>
-      <w:r>
-        <w:t xml:space="preserve">                filled += 1;</w:t>
-      </w:r>
-    </w:p>
-    <w:p>
-      <w:pPr>
-        <w:pStyle w:val="SourceCode"/>
-      </w:pPr>
-      <w:r>
-        <w:t xml:space="preserve">            }</w:t>
-      </w:r>
-    </w:p>
-    <w:p>
-      <w:pPr>
-        <w:pStyle w:val="SourceCode"/>
-      </w:pPr>
-      <w:r>
-        <w:t xml:space="preserve">        }</w:t>
-      </w:r>
-    </w:p>
-    <w:p>
-      <w:pPr>
-        <w:pStyle w:val="SourceCode"/>
-      </w:pPr>
-      <w:r>
-        <w:t xml:space="preserve">        return sortedArrayJson(found);</w:t>
-      </w:r>
-    </w:p>
-    <w:p>
-      <w:pPr>
-        <w:pStyle w:val="SourceCode"/>
-      </w:pPr>
-      <w:r>
-        <w:t xml:space="preserve">    }</w:t>
-      </w:r>
-    </w:p>
-    <w:p>
-      <w:pPr>
-        <w:pStyle w:val="SourceCode"/>
-      </w:pPr>
-    </w:p>
-    <w:p>
-      <w:pPr>
-        <w:pStyle w:val="SourceCode"/>
-      </w:pPr>
-      <w:r>
-        <w:t xml:space="preserve">    // Remember, fallback refuses every function this contract does not</w:t>
-      </w:r>
-    </w:p>
-    <w:p>
-      <w:pPr>
-        <w:pStyle w:val="SourceCode"/>
-      </w:pPr>
-      <w:r>
-        <w:t xml:space="preserve">    // have with the not-found body.</w:t>
-      </w:r>
-    </w:p>
-    <w:p>
-      <w:pPr>
-        <w:pStyle w:val="SourceCode"/>
-      </w:pPr>
-      <w:r>
-        <w:t xml:space="preserve">    fallback() external {</w:t>
-      </w:r>
-    </w:p>
-    <w:p>
-      <w:pPr>
-        <w:pStyle w:val="SourceCode"/>
-        <w:keepNext/>
-      </w:pPr>
-      <w:r>
-        <w:t xml:space="preserve">        revert(NOT_FOUND_JSON);</w:t>
-      </w:r>
-    </w:p>
-    <w:p>
-      <w:pPr>
-        <w:pStyle w:val="SourceCode"/>
-        <w:keepNext/>
-      </w:pPr>
-      <w:r>
-        <w:t xml:space="preserve">    }</w:t>
-      </w:r>
-    </w:p>
-    <w:p>
-      <w:pPr>
-        <w:pStyle w:val="SourceCode"/>
-      </w:pPr>
-      <w:r>
-        <w:t>}</w:t>
+        <w:t>The Production-Minded contract, saved in the Basic Implementation, is Lesson 6.9a's ContactApi, with addContact, replaceContact, patchContact, deleteContact, getContact, getContacts, health, and the fallback unchanged, plus findContacts, the search endpoint, which applies Lesson 6.10's rules with SEARCH_JSON and REPEAT_JSON, and isMatch. getContacts' sort and JSON loops move, unchanged, into sortedArrayJson, so getContacts and findContacts share them. DeployContactApi, copied from Lesson 6.9a, stores the th</w:t>
+      </w:r>
+      <w:r>
+        <w:t>ree contacts. The Client Run is the Basic one, and the Call Check sends the curl Check's thirteen queries, typed exactly as curl.exe sends them.</w:t>
       </w:r>
     </w:p>
     <w:p>
@@ -63096,7 +64265,10 @@
     </w:p>
     <w:p>
       <w:r>
-        <w:t>Cargo.toml names the Rust project, query_parameters, pins Lesson 6.9a's crates at the same versions, and adds form_urlencoded at exactly 1.2.2. src/lib.rs, printed in the Rust section, makes the project a library too. Cargo.lock and foundry.toml are not printed: step 2 copies Lesson 6.9a's; never edit the lock by hand.</w:t>
+        <w:t>This is the file the setup commands wrote, shown here so you can check yours. The comments are the course's notes on each line; cargo add writes the same names, versions, and features without them, and its blank lines and layout may differ. Cargo.toml names the Rust project, query_parameters, pins Lesson 6.9a's crates at the same versions, and adds form_urlencoded at exactly 1.2.2. src/lib.rs, printed in the Rust section, makes the project a library too. Cargo.lock and foundry.toml are not printed: step 2 c</w:t>
+      </w:r>
+      <w:r>
+        <w:t>opies Lesson 6.9a's; never edit the lock by hand.</w:t>
       </w:r>
     </w:p>
     <w:p>
@@ -64443,7 +65615,10 @@
     </w:p>
     <w:p>
       <w:r>
-        <w:t>The Contact Manager REST API's EXTENDED companion answers Search contacts with exactly this route: GET /api/v1/contacts?name=... or ?email=..., handle_find_contacts in the frozen six-step shape, search_from_query's rules counting every pair the client sent, and find_contact_records in contact_find beside Lesson 6.5a's contact store and the four files after it; with no query, the same route lists every contact. Lesson 6.18a adds page and per_page to this route. The GitHub API Explorer's EXTENDED companion builds its queries, such as per_page=3, with the same builders. In Solidity, ContactApi's findContacts and the ContactSearch library carry on, and sortedArrayJson serves every listing.</w:t>
+        <w:t>The Contact Manager REST API's EXTENDED companion answers Search contacts with exactly this route: GET /api/v1/contacts?name=... or ?email=..., handle_find_contacts in the frozen six-step shape, search_from_query's rules counting every pair the client sent, and find_contact_records in contact_find beside Lesson 6.5a's contact store and the four files after it; with no query, the same route lists every contact. Lesson 6.18a adds page and per_page to this route. The GitHub API Explorer's EXTENDED companion bu</w:t>
+      </w:r>
+      <w:r>
+        <w:t>ilds its queries, such as per_page=3, with the same builders. In Solidity, ContactApi's findContacts and the ContactSearch library carry on, and sortedArrayJson serves every listing.</w:t>
       </w:r>
     </w:p>
     <w:p>
@@ -64518,7 +65693,10 @@
     </w:p>
     <w:p>
       <w:r>
-        <w:t>Before you run it, predict the GET line: does your builder write the space as + or as %20 (Concept)? Rebuild the client, start the Production-Minded server, and run the client. The output must match the Required Exercise Output below, with your language's form of the space, the exit code must be 0, and Terminal 1 must show the same path with -&gt; 200. Solidity prints Query: name=Grace%20Hopper and {"id":2,"name":"Grace Hopper","email":"grace@example.com","phone":null} in brackets after its Client Run lines: restart anvil and deploy again first.</w:t>
+        <w:t>Before you run it, predict the GET line: does your builder write the space as + or as %20 (Concept)? Rebuild the client, start the Production-Minded server, and run the client. The output must match the Required Exercise Output below, with your language's form of the space, the exit code must be 0, and Terminal 1 must show the same path with -&gt; 200. Solidity prints Query: name=Grace%20Hopper and {"id":2,"name":"Grace Hopper","email":"grace@example.com","phone":null} in brackets after its Client Run lines: r</w:t>
+      </w:r>
+      <w:r>
+        <w:t>estart anvil and deploy again first.</w:t>
       </w:r>
     </w:p>
     <w:p>
@@ -64665,7 +65843,10 @@
         <w:pStyle w:val="ListBullet"/>
       </w:pPr>
       <w:r>
-        <w:t>In the Production-Minded client, at the end of main, send one more request with fetch_path: the collection's path plus ?name=zoe&amp;source=newsletter, typed as it is, because every character in it is safe in a query. Assembly: a text newsletter_path, API_PREFIX followed by /contacts?name=zoe&amp;source=newsletter, and a fetch_path call with its check. Rust: let newsletter_path = format!("{}/contacts?name=zoe&amp;source=newsletter", API_PREFIX); then fetch_path with its check. Erlang: one more andalso fetch_path(Client, ?API_PREFIX ++ "/contacts?name=zoe&amp;source=newsletter"). Solidity: at the end of the Client Run, $query = "name=zoe&amp;source=newsletter", the Query: line, and the cast call lines; on Linux or macOS, query='name=zoe&amp;source=newsletter'.</w:t>
+        <w:t>In the Production-Minded client, at the end of main, send one more request with fetch_path: the collection's path plus ?name=zoe&amp;source=newsletter, typed as it is, because every character in it is safe in a query. Assembly: a text newsletter_path, API_PREFIX followed by /contacts?name=zoe&amp;source=newsletter, and a fetch_path call with its check. Rust: let newsletter_path = format!("{}/contacts?name=zoe&amp;source=newsletter", API_PREFIX); then fetch_path with its check. Erlang: one more andalso fetch_path(Client</w:t>
+      </w:r>
+      <w:r>
+        <w:t>, ?API_PREFIX ++ "/contacts?name=zoe&amp;source=newsletter"). Solidity: at the end of the Client Run, $query = "name=zoe&amp;source=newsletter", the Query: line, and the cast call lines; on Linux or macOS, query='name=zoe&amp;source=newsletter'.</w:t>
       </w:r>
     </w:p>
     <w:p>
@@ -64882,7 +66063,7 @@
         <w:pStyle w:val="ListBullet"/>
       </w:pPr>
       <w:r>
-        <w:t>I saved Lesson 6.10's reset file and ran the Data Reset, which shows five contacts, and saved the curl Check file with its thirteen queries.</w:t>
+        <w:t>I saved Lesson 6.10's reset files and ran the Data Reset, which shows five contacts, and saved the curl Check file with its thirteen queries.</w:t>
       </w:r>
     </w:p>
     <w:p>
@@ -64950,7 +66131,10 @@
     </w:p>
     <w:p>
       <w:r>
-        <w:t>A query narrows a collection with name=value parameters after the ?, and every value is encoded on its own by the language's builder and decoded by the server's parser before the handler sees it: curl_easy_escape and libmicrohttpd in Assembly, form_urlencoded in Rust, uri_string in Erlang. search_from_query counts every pair the client sent, so a repeated name is refused even when it repeats exactly, and find_contact_records searches with Chapter 5's LIKE parameter and escape_wildcards, in contact_find beside the earlier store files. Erlang's httpd refuses a broken escape itself, before your code runs. In Solidity, the query is findContacts' one argument, decoded and checked by the contract with the same rules, and matched byte by byte, without a collation. Lesson 6.11a turns to the path: reading and checking the {id} that names one contact.</w:t>
+        <w:t>A query narrows a collection with name=value parameters after the ?, and every value is encoded on its own by the language's builder and decoded by the server's parser before the handler sees it: curl_easy_escape and libmicrohttpd in Assembly, form_urlencoded in Rust, uri_string in Erlang. search_from_query counts every pair the client sent, so a repeated name is refused even when it repeats exactly, and find_contact_records searches with Chapter 5's LIKE parameter and escape_wildcards, in contact_find besi</w:t>
+      </w:r>
+      <w:r>
+        <w:t>de the earlier store files. Erlang's httpd refuses a broken escape itself, before your code runs. In Solidity, the query is findContacts' one argument, decoded and checked by the contract with the same rules, and matched byte by byte, without a collation. Lesson 6.11a turns to the path: reading and checking the {id} that names one contact.</w:t>
       </w:r>
     </w:p>
     <w:sectPr>
@@ -65136,31 +66320,31 @@
       </w:rPr>
     </w:lvl>
   </w:abstractNum>
-  <w:num w:numId="1" w16cid:durableId="1215040603">
+  <w:num w:numId="1" w16cid:durableId="1771505025">
     <w:abstractNumId w:val="8"/>
   </w:num>
-  <w:num w:numId="2" w16cid:durableId="683555596">
+  <w:num w:numId="2" w16cid:durableId="656222905">
     <w:abstractNumId w:val="6"/>
   </w:num>
-  <w:num w:numId="3" w16cid:durableId="1969974717">
+  <w:num w:numId="3" w16cid:durableId="892617629">
     <w:abstractNumId w:val="5"/>
   </w:num>
-  <w:num w:numId="4" w16cid:durableId="904489703">
+  <w:num w:numId="4" w16cid:durableId="41905683">
     <w:abstractNumId w:val="4"/>
   </w:num>
-  <w:num w:numId="5" w16cid:durableId="518127695">
+  <w:num w:numId="5" w16cid:durableId="1321688500">
     <w:abstractNumId w:val="7"/>
   </w:num>
-  <w:num w:numId="6" w16cid:durableId="704865644">
+  <w:num w:numId="6" w16cid:durableId="568155479">
     <w:abstractNumId w:val="3"/>
   </w:num>
-  <w:num w:numId="7" w16cid:durableId="1330871030">
+  <w:num w:numId="7" w16cid:durableId="1428228718">
     <w:abstractNumId w:val="2"/>
   </w:num>
-  <w:num w:numId="8" w16cid:durableId="1534268121">
+  <w:num w:numId="8" w16cid:durableId="1587882984">
     <w:abstractNumId w:val="1"/>
   </w:num>
-  <w:num w:numId="9" w16cid:durableId="2110739121">
+  <w:num w:numId="9" w16cid:durableId="93524401">
     <w:abstractNumId w:val="0"/>
   </w:num>
 </w:numbering>
